--- a/report/Project1_Credit_Risk_Report.docx
+++ b/report/Project1_Credit_Risk_Report.docx
@@ -14,7 +14,7 @@
           <w:color w:val="8E3CC4"/>
           <w:sz w:val="20"/>
         </w:rPr>
-        <w:t>MLOps LAB  |  PROJECT 1</w:t>
+        <w:t>NMIMS, NSOMASA   .   MLOps LAB   .   PROJECT 1</w:t>
       </w:r>
     </w:p>
     <w:p>
@@ -34,7 +34,7 @@
     </w:p>
     <w:p>
       <w:pPr>
-        <w:spacing w:after="240" w:before="0"/>
+        <w:spacing w:after="80" w:before="0"/>
       </w:pPr>
       <w:r>
         <w:rPr>
@@ -47,6 +47,21 @@
         <w:t>Every change to code, configuration, features or data is tested, tracked and accepted only if it does not make the model worse, and the gate itself is justified with evidence from our own runs.</w:t>
       </w:r>
     </w:p>
+    <w:p>
+      <w:pPr>
+        <w:spacing w:after="240" w:before="0"/>
+      </w:pPr>
+      <w:r>
+        <w:rPr>
+          <w:rFonts w:ascii="Calibri" w:hAnsi="Calibri"/>
+          <w:b w:val="0"/>
+          <w:i w:val="0"/>
+          <w:color w:val="555555"/>
+          <w:sz w:val="20"/>
+        </w:rPr>
+        <w:t>A reproducible credit-risk build with Git, DVC, Pydantic-validated configs, MLflow tracking and a GitHub Actions quality gate.</w:t>
+      </w:r>
+    </w:p>
     <w:tbl>
       <w:tblPr>
         <w:tblW w:type="auto" w:w="0"/>
@@ -54,15 +69,16 @@
         <w:tblLook w:firstColumn="1" w:firstRow="1" w:lastColumn="0" w:lastRow="0" w:noHBand="0" w:noVBand="1" w:val="04A0"/>
       </w:tblPr>
       <w:tblGrid>
-        <w:gridCol w:w="2484"/>
-        <w:gridCol w:w="2484"/>
-        <w:gridCol w:w="2484"/>
-        <w:gridCol w:w="2484"/>
+        <w:gridCol w:w="1958"/>
+        <w:gridCol w:w="1958"/>
+        <w:gridCol w:w="1958"/>
+        <w:gridCol w:w="1958"/>
+        <w:gridCol w:w="1958"/>
       </w:tblGrid>
       <w:tr>
         <w:tc>
           <w:tcPr>
-            <w:tcW w:type="dxa" w:w="2448"/>
+            <w:tcW w:type="dxa" w:w="1958"/>
             <w:shd w:val="clear" w:color="auto" w:fill="F3EBFA"/>
           </w:tcPr>
           <w:p>
@@ -74,8 +90,8 @@
               <w:rPr>
                 <w:rFonts w:ascii="Calibri" w:hAnsi="Calibri"/>
                 <w:b/>
-                <w:color w:val="3B1E63"/>
-                <w:sz w:val="30"/>
+                <w:color w:val="6A1B9A"/>
+                <w:sz w:val="28"/>
               </w:rPr>
               <w:t>21</w:t>
             </w:r>
@@ -96,7 +112,7 @@
         </w:tc>
         <w:tc>
           <w:tcPr>
-            <w:tcW w:type="dxa" w:w="2448"/>
+            <w:tcW w:type="dxa" w:w="1958"/>
             <w:shd w:val="clear" w:color="auto" w:fill="F3EBFA"/>
           </w:tcPr>
           <w:p>
@@ -108,8 +124,8 @@
               <w:rPr>
                 <w:rFonts w:ascii="Calibri" w:hAnsi="Calibri"/>
                 <w:b/>
-                <w:color w:val="3B1E63"/>
-                <w:sz w:val="30"/>
+                <w:color w:val="6A1B9A"/>
+                <w:sz w:val="28"/>
               </w:rPr>
               <w:t>0.7948</w:t>
             </w:r>
@@ -130,7 +146,7 @@
         </w:tc>
         <w:tc>
           <w:tcPr>
-            <w:tcW w:type="dxa" w:w="2448"/>
+            <w:tcW w:type="dxa" w:w="1958"/>
             <w:shd w:val="clear" w:color="auto" w:fill="F3EBFA"/>
           </w:tcPr>
           <w:p>
@@ -142,8 +158,8 @@
               <w:rPr>
                 <w:rFonts w:ascii="Calibri" w:hAnsi="Calibri"/>
                 <w:b/>
-                <w:color w:val="3B1E63"/>
-                <w:sz w:val="30"/>
+                <w:color w:val="6A1B9A"/>
+                <w:sz w:val="28"/>
               </w:rPr>
               <w:t>3</w:t>
             </w:r>
@@ -158,13 +174,13 @@
                 <w:color w:val="555555"/>
                 <w:sz w:val="16"/>
               </w:rPr>
-              <w:t>pull requests</w:t>
-            </w:r>
-          </w:p>
-        </w:tc>
-        <w:tc>
-          <w:tcPr>
-            <w:tcW w:type="dxa" w:w="2448"/>
+              <w:t>PR scenarios</w:t>
+            </w:r>
+          </w:p>
+        </w:tc>
+        <w:tc>
+          <w:tcPr>
+            <w:tcW w:type="dxa" w:w="1958"/>
             <w:shd w:val="clear" w:color="auto" w:fill="F3EBFA"/>
           </w:tcPr>
           <w:p>
@@ -176,8 +192,42 @@
               <w:rPr>
                 <w:rFonts w:ascii="Calibri" w:hAnsi="Calibri"/>
                 <w:b/>
-                <w:color w:val="3B1E63"/>
-                <w:sz w:val="30"/>
+                <w:color w:val="6A1B9A"/>
+                <w:sz w:val="28"/>
+              </w:rPr>
+              <w:t>21 / 21</w:t>
+            </w:r>
+          </w:p>
+          <w:p>
+            <w:pPr>
+              <w:jc w:val="center"/>
+            </w:pPr>
+            <w:r>
+              <w:rPr>
+                <w:rFonts w:ascii="Calibri" w:hAnsi="Calibri"/>
+                <w:color w:val="555555"/>
+                <w:sz w:val="16"/>
+              </w:rPr>
+              <w:t>unit tests pass</w:t>
+            </w:r>
+          </w:p>
+        </w:tc>
+        <w:tc>
+          <w:tcPr>
+            <w:tcW w:type="dxa" w:w="1958"/>
+            <w:shd w:val="clear" w:color="auto" w:fill="F3EBFA"/>
+          </w:tcPr>
+          <w:p>
+            <w:pPr>
+              <w:jc w:val="center"/>
+            </w:pPr>
+            <w:r/>
+            <w:r>
+              <w:rPr>
+                <w:rFonts w:ascii="Calibri" w:hAnsi="Calibri"/>
+                <w:b/>
+                <w:color w:val="6A1B9A"/>
+                <w:sz w:val="28"/>
               </w:rPr>
               <w:t>8 / 8</w:t>
             </w:r>
@@ -226,8 +276,8 @@
         <w:tblLook w:firstColumn="1" w:firstRow="1" w:lastColumn="0" w:lastRow="0" w:noHBand="0" w:noVBand="1" w:val="04A0"/>
       </w:tblPr>
       <w:tblGrid>
-        <w:gridCol w:w="4968"/>
-        <w:gridCol w:w="4968"/>
+        <w:gridCol w:w="4896"/>
+        <w:gridCol w:w="4896"/>
       </w:tblGrid>
       <w:tr>
         <w:tc>
@@ -279,9 +329,9 @@
               <w:rPr>
                 <w:rFonts w:ascii="Calibri" w:hAnsi="Calibri"/>
                 <w:b w:val="0"/>
-                <w:sz w:val="19"/>
-              </w:rPr>
-              <w:t>Course</w:t>
+                <w:sz w:val="18"/>
+              </w:rPr>
+              <w:t>Assessment</w:t>
             </w:r>
           </w:p>
         </w:tc>
@@ -296,9 +346,9 @@
               <w:rPr>
                 <w:rFonts w:ascii="Calibri" w:hAnsi="Calibri"/>
                 <w:b w:val="0"/>
-                <w:sz w:val="19"/>
-              </w:rPr>
-              <w:t>Elective II, Machine Learning Operations (MLOps Lab)</w:t>
+                <w:sz w:val="18"/>
+              </w:rPr>
+              <w:t>Project 1, Credit Risk Model with a CI/CD Quality Gate</w:t>
             </w:r>
           </w:p>
         </w:tc>
@@ -315,9 +365,9 @@
               <w:rPr>
                 <w:rFonts w:ascii="Calibri" w:hAnsi="Calibri"/>
                 <w:b w:val="0"/>
-                <w:sz w:val="19"/>
-              </w:rPr>
-              <w:t>Project</w:t>
+                <w:sz w:val="18"/>
+              </w:rPr>
+              <w:t>GitHub repo link</w:t>
             </w:r>
           </w:p>
         </w:tc>
@@ -332,9 +382,9 @@
               <w:rPr>
                 <w:rFonts w:ascii="Calibri" w:hAnsi="Calibri"/>
                 <w:b w:val="0"/>
-                <w:sz w:val="19"/>
-              </w:rPr>
-              <w:t>Project 1, Credit Risk Model with a CI/CD Quality Gate</w:t>
+                <w:sz w:val="18"/>
+              </w:rPr>
+              <w:t>https://github.com/AdityaNariyapara/credit-risk-cicd-gate</w:t>
             </w:r>
           </w:p>
         </w:tc>
@@ -351,9 +401,9 @@
               <w:rPr>
                 <w:rFonts w:ascii="Calibri" w:hAnsi="Calibri"/>
                 <w:b w:val="0"/>
-                <w:sz w:val="19"/>
-              </w:rPr>
-              <w:t>Submitted to</w:t>
+                <w:sz w:val="18"/>
+              </w:rPr>
+              <w:t>Course</w:t>
             </w:r>
           </w:p>
         </w:tc>
@@ -368,9 +418,9 @@
               <w:rPr>
                 <w:rFonts w:ascii="Calibri" w:hAnsi="Calibri"/>
                 <w:b w:val="0"/>
-                <w:sz w:val="19"/>
-              </w:rPr>
-              <w:t>Dr. Santosh Kumar</w:t>
+                <w:sz w:val="18"/>
+              </w:rPr>
+              <w:t>Elective II, Machine Learning Operations (MLOps Lab)</w:t>
             </w:r>
           </w:p>
         </w:tc>
@@ -387,9 +437,9 @@
               <w:rPr>
                 <w:rFonts w:ascii="Calibri" w:hAnsi="Calibri"/>
                 <w:b w:val="0"/>
-                <w:sz w:val="19"/>
-              </w:rPr>
-              <w:t>Submitted by</w:t>
+                <w:sz w:val="18"/>
+              </w:rPr>
+              <w:t>Submitted to</w:t>
             </w:r>
           </w:p>
         </w:tc>
@@ -404,9 +454,9 @@
               <w:rPr>
                 <w:rFonts w:ascii="Calibri" w:hAnsi="Calibri"/>
                 <w:b w:val="0"/>
-                <w:sz w:val="19"/>
-              </w:rPr>
-              <w:t>Aditya Nariyapara (B009) and Shreya Dutt (B016)</w:t>
+                <w:sz w:val="18"/>
+              </w:rPr>
+              <w:t>Dr. Santosh Kumar</w:t>
             </w:r>
           </w:p>
         </w:tc>
@@ -423,9 +473,9 @@
               <w:rPr>
                 <w:rFonts w:ascii="Calibri" w:hAnsi="Calibri"/>
                 <w:b w:val="0"/>
-                <w:sz w:val="19"/>
-              </w:rPr>
-              <w:t>Dataset</w:t>
+                <w:sz w:val="18"/>
+              </w:rPr>
+              <w:t>Submitted by</w:t>
             </w:r>
           </w:p>
         </w:tc>
@@ -440,9 +490,9 @@
               <w:rPr>
                 <w:rFonts w:ascii="Calibri" w:hAnsi="Calibri"/>
                 <w:b w:val="0"/>
-                <w:sz w:val="19"/>
-              </w:rPr>
-              <w:t>credit_card_customers v1 (800 rows) and v2 (1,100 rows)</w:t>
+                <w:sz w:val="18"/>
+              </w:rPr>
+              <w:t>Aditya Nariyapara (B009) and Shreya Dutt (B016)</w:t>
             </w:r>
           </w:p>
         </w:tc>
@@ -459,9 +509,9 @@
               <w:rPr>
                 <w:rFonts w:ascii="Calibri" w:hAnsi="Calibri"/>
                 <w:b w:val="0"/>
-                <w:sz w:val="19"/>
-              </w:rPr>
-              <w:t>Tools</w:t>
+                <w:sz w:val="18"/>
+              </w:rPr>
+              <w:t>Institute</w:t>
             </w:r>
           </w:p>
         </w:tc>
@@ -476,9 +526,9 @@
               <w:rPr>
                 <w:rFonts w:ascii="Calibri" w:hAnsi="Calibri"/>
                 <w:b w:val="0"/>
-                <w:sz w:val="19"/>
-              </w:rPr>
-              <w:t>Python, Git and GitHub, DVC, MLflow, GitHub Actions, pytest</w:t>
+                <w:sz w:val="18"/>
+              </w:rPr>
+              <w:t>NSOMASA, NMIMS</w:t>
             </w:r>
           </w:p>
         </w:tc>
@@ -495,9 +545,9 @@
               <w:rPr>
                 <w:rFonts w:ascii="Calibri" w:hAnsi="Calibri"/>
                 <w:b w:val="0"/>
-                <w:sz w:val="19"/>
-              </w:rPr>
-              <w:t>Repository</w:t>
+                <w:sz w:val="18"/>
+              </w:rPr>
+              <w:t>Dataset</w:t>
             </w:r>
           </w:p>
         </w:tc>
@@ -512,9 +562,9 @@
               <w:rPr>
                 <w:rFonts w:ascii="Calibri" w:hAnsi="Calibri"/>
                 <w:b w:val="0"/>
-                <w:sz w:val="19"/>
-              </w:rPr>
-              <w:t>github.com/AdityaNariyapara/credit-risk-cicd-gate</w:t>
+                <w:sz w:val="18"/>
+              </w:rPr>
+              <w:t>credit_card_customers v1 (800 rows) and v2 (1,100 rows)</w:t>
             </w:r>
           </w:p>
         </w:tc>
@@ -531,9 +581,9 @@
               <w:rPr>
                 <w:rFonts w:ascii="Calibri" w:hAnsi="Calibri"/>
                 <w:b w:val="0"/>
-                <w:sz w:val="19"/>
-              </w:rPr>
-              <w:t>Date</w:t>
+                <w:sz w:val="18"/>
+              </w:rPr>
+              <w:t>Tools</w:t>
             </w:r>
           </w:p>
         </w:tc>
@@ -548,7 +598,43 @@
               <w:rPr>
                 <w:rFonts w:ascii="Calibri" w:hAnsi="Calibri"/>
                 <w:b w:val="0"/>
-                <w:sz w:val="19"/>
+                <w:sz w:val="18"/>
+              </w:rPr>
+              <w:t>Python, Git and GitHub, DVC, MLflow, GitHub Actions, pytest, Pydantic</w:t>
+            </w:r>
+          </w:p>
+        </w:tc>
+      </w:tr>
+      <w:tr>
+        <w:tc>
+          <w:tcPr>
+            <w:tcW w:type="dxa" w:w="2448"/>
+            <w:shd w:val="clear" w:color="auto" w:fill="FFFFFF"/>
+          </w:tcPr>
+          <w:p>
+            <w:r/>
+            <w:r>
+              <w:rPr>
+                <w:rFonts w:ascii="Calibri" w:hAnsi="Calibri"/>
+                <w:b w:val="0"/>
+                <w:sz w:val="18"/>
+              </w:rPr>
+              <w:t>Date</w:t>
+            </w:r>
+          </w:p>
+        </w:tc>
+        <w:tc>
+          <w:tcPr>
+            <w:tcW w:type="dxa" w:w="7344"/>
+            <w:shd w:val="clear" w:color="auto" w:fill="FFFFFF"/>
+          </w:tcPr>
+          <w:p>
+            <w:r/>
+            <w:r>
+              <w:rPr>
+                <w:rFonts w:ascii="Calibri" w:hAnsi="Calibri"/>
+                <w:b w:val="0"/>
+                <w:sz w:val="18"/>
               </w:rPr>
               <w:t>October 2026</w:t>
             </w:r>
@@ -586,9 +672,235 @@
           <w:b/>
           <w:i w:val="0"/>
           <w:color w:val="3B1E63"/>
-          <w:sz w:val="20"/>
+          <w:sz w:val="19"/>
         </w:rPr>
-        <w:t>Version data  &gt;  Configure  &gt;  Engineer features  &gt;  Train and track  &gt;  Gate on every PR  &gt;  Data-change drill  &gt;  Threshold and fairness defense</w:t>
+        <w:t>01 Version data   .   02 Configure   .   03 Engineer features   .   04 Train and track   .   05 Gate on every PR   .   06 Data-change drill   .   07 Threshold and fairness   .   08 Report</w:t>
+      </w:r>
+    </w:p>
+    <w:p>
+      <w:r>
+        <w:br w:type="page"/>
+      </w:r>
+    </w:p>
+    <w:p>
+      <w:pPr>
+        <w:spacing w:before="280" w:after="120"/>
+        <w:pBdr>
+          <w:bottom w:val="single" w:sz="6" w:space="2" w:color="8E3CC4"/>
+        </w:pBdr>
+      </w:pPr>
+      <w:r>
+        <w:rPr>
+          <w:rFonts w:ascii="Calibri" w:hAnsi="Calibri"/>
+          <w:b/>
+          <w:color w:val="3B1E63"/>
+          <w:sz w:val="30"/>
+        </w:rPr>
+        <w:t>Table of Contents</w:t>
+      </w:r>
+    </w:p>
+    <w:p>
+      <w:pPr>
+        <w:spacing w:after="60"/>
+      </w:pPr>
+      <w:r>
+        <w:rPr>
+          <w:color w:val="3B1E63"/>
+          <w:sz w:val="21"/>
+        </w:rPr>
+        <w:t>Executive Summary</w:t>
+      </w:r>
+    </w:p>
+    <w:p>
+      <w:pPr>
+        <w:spacing w:after="60"/>
+      </w:pPr>
+      <w:r>
+        <w:rPr>
+          <w:color w:val="3B1E63"/>
+          <w:sz w:val="21"/>
+        </w:rPr>
+        <w:t>01  Problem and Objectives</w:t>
+      </w:r>
+    </w:p>
+    <w:p>
+      <w:pPr>
+        <w:spacing w:after="60"/>
+      </w:pPr>
+      <w:r>
+        <w:rPr>
+          <w:color w:val="3B1E63"/>
+          <w:sz w:val="21"/>
+        </w:rPr>
+        <w:t>02  Architecture and Tools</w:t>
+      </w:r>
+    </w:p>
+    <w:p>
+      <w:pPr>
+        <w:spacing w:after="60"/>
+      </w:pPr>
+      <w:r>
+        <w:rPr>
+          <w:color w:val="3B1E63"/>
+          <w:sz w:val="21"/>
+        </w:rPr>
+        <w:t>03  Repository, Code and Data Versioning (Task 2)</w:t>
+      </w:r>
+    </w:p>
+    <w:p>
+      <w:pPr>
+        <w:spacing w:after="60"/>
+      </w:pPr>
+      <w:r>
+        <w:rPr>
+          <w:color w:val="3B1E63"/>
+          <w:sz w:val="21"/>
+        </w:rPr>
+        <w:t>04  The Data</w:t>
+      </w:r>
+    </w:p>
+    <w:p>
+      <w:pPr>
+        <w:spacing w:after="60"/>
+      </w:pPr>
+      <w:r>
+        <w:rPr>
+          <w:color w:val="3B1E63"/>
+          <w:sz w:val="21"/>
+        </w:rPr>
+        <w:t>05  Configuration Management (Task 3)</w:t>
+      </w:r>
+    </w:p>
+    <w:p>
+      <w:pPr>
+        <w:spacing w:after="60"/>
+      </w:pPr>
+      <w:r>
+        <w:rPr>
+          <w:color w:val="3B1E63"/>
+          <w:sz w:val="21"/>
+        </w:rPr>
+        <w:t>06  Cleaning and Feature Engineering (Task 4)</w:t>
+      </w:r>
+    </w:p>
+    <w:p>
+      <w:pPr>
+        <w:spacing w:after="60"/>
+      </w:pPr>
+      <w:r>
+        <w:rPr>
+          <w:color w:val="3B1E63"/>
+          <w:sz w:val="21"/>
+        </w:rPr>
+        <w:t>07  Model Training and Tuning (Task 5)</w:t>
+      </w:r>
+    </w:p>
+    <w:p>
+      <w:pPr>
+        <w:spacing w:after="60"/>
+      </w:pPr>
+      <w:r>
+        <w:rPr>
+          <w:color w:val="3B1E63"/>
+          <w:sz w:val="21"/>
+        </w:rPr>
+        <w:t>08  Experiment Tracking, Registry and Lineage (Task 5)</w:t>
+      </w:r>
+    </w:p>
+    <w:p>
+      <w:pPr>
+        <w:spacing w:after="60"/>
+      </w:pPr>
+      <w:r>
+        <w:rPr>
+          <w:color w:val="3B1E63"/>
+          <w:sz w:val="21"/>
+        </w:rPr>
+        <w:t>09  Metric Justification: Why Not Accuracy</w:t>
+      </w:r>
+    </w:p>
+    <w:p>
+      <w:pPr>
+        <w:spacing w:after="60"/>
+      </w:pPr>
+      <w:r>
+        <w:rPr>
+          <w:color w:val="3B1E63"/>
+          <w:sz w:val="21"/>
+        </w:rPr>
+        <w:t>10  The Quality Gate and CI (Task 6)</w:t>
+      </w:r>
+    </w:p>
+    <w:p>
+      <w:pPr>
+        <w:spacing w:after="60"/>
+      </w:pPr>
+      <w:r>
+        <w:rPr>
+          <w:color w:val="3B1E63"/>
+          <w:sz w:val="21"/>
+        </w:rPr>
+        <w:t>11  Data-Change Drill, v1 versus v2 (Task 7)</w:t>
+      </w:r>
+    </w:p>
+    <w:p>
+      <w:pPr>
+        <w:spacing w:after="60"/>
+      </w:pPr>
+      <w:r>
+        <w:rPr>
+          <w:color w:val="3B1E63"/>
+          <w:sz w:val="21"/>
+        </w:rPr>
+        <w:t>12  Threshold Comparison and Fairness Defense (Task 8)</w:t>
+      </w:r>
+    </w:p>
+    <w:p>
+      <w:pPr>
+        <w:spacing w:after="60"/>
+      </w:pPr>
+      <w:r>
+        <w:rPr>
+          <w:color w:val="3B1E63"/>
+          <w:sz w:val="21"/>
+        </w:rPr>
+        <w:t>13  Lifecycle Mapping (Task 1)</w:t>
+      </w:r>
+    </w:p>
+    <w:p>
+      <w:pPr>
+        <w:spacing w:after="60"/>
+      </w:pPr>
+      <w:r>
+        <w:rPr>
+          <w:color w:val="3B1E63"/>
+          <w:sz w:val="21"/>
+        </w:rPr>
+        <w:t>14  Worked Example: Reproduce From a Fresh Clone</w:t>
+      </w:r>
+    </w:p>
+    <w:p>
+      <w:pPr>
+        <w:spacing w:after="60"/>
+      </w:pPr>
+      <w:r>
+        <w:rPr>
+          <w:color w:val="3B1E63"/>
+          <w:sz w:val="21"/>
+        </w:rPr>
+        <w:t>15  Results, Contributions and Reflection</w:t>
+      </w:r>
+    </w:p>
+    <w:p>
+      <w:pPr>
+        <w:spacing w:after="60"/>
+      </w:pPr>
+      <w:r>
+        <w:rPr>
+          <w:color w:val="3B1E63"/>
+          <w:sz w:val="21"/>
+        </w:rPr>
+        <w:t>16  Deliverables Checklist</w:t>
       </w:r>
     </w:p>
     <w:p>
@@ -624,7 +936,7 @@
           <w:i w:val="0"/>
           <w:sz w:val="21"/>
         </w:rPr>
-        <w:t>A retail bank retrains its credit-card default model every month. At one point an untested change lowered model quality and nobody noticed for two weeks, and afterwards nobody could say which code, configuration or data version had produced the faulty model. This project builds the workflow the risk team asked for, so that every change is versioned, tested automatically, logged, and accepted only when the model is at least as good as the current baseline.</w:t>
+        <w:t>A retail bank retrains its credit-card default model every month. Recently an untested change lowered model quality and nobody noticed for two weeks, and afterwards nobody could say which code, configuration or data version had produced the faulty model. The risk team now wants a workflow in which every change is versioned, tested automatically, tracked in an experiment log, and accepted only if the model is at least as good as the current baseline, and they want the team to be able to defend why the gate threshold is the right one, not just that a gate exists.</w:t>
       </w:r>
     </w:p>
     <w:p>
@@ -638,7 +950,7 @@
           <w:i w:val="0"/>
           <w:sz w:val="21"/>
         </w:rPr>
-        <w:t>The dataset has about one high-risk customer in five, so plain accuracy is misleading. We select and gate on average precision (PR-AUC), which measures how well the model ranks the high-risk minority. A quality gate runs on every pull request, trains the model with a fixed CI configuration, compares the result to a baseline stored in the repository, and blocks the merge when a test fails or the model gets worse. We did not accept the first metric we tried: three candidate gate rules were compared against our own 21-run history, and the error of the final model was checked across income groups.</w:t>
+        <w:t>This project delivers that workflow end to end. Data and code are versioned together, every training run is logged to MLflow with its parameters, metrics, dataset version and configuration, and a quality gate runs on every pull request. The gate trains the model with a fixed CI configuration, compares the result to a baseline stored in the repository, and blocks the merge when a test fails or the model gets worse. The dataset has about one high-risk customer in five, so we gate on average precision (PR-AUC) rather than accuracy, and we justify that choice against two alternatives using our own run history.</w:t>
       </w:r>
     </w:p>
     <w:tbl>
@@ -648,14 +960,15 @@
         <w:tblLook w:firstColumn="1" w:firstRow="1" w:lastColumn="0" w:lastRow="0" w:noHBand="0" w:noVBand="1" w:val="04A0"/>
       </w:tblPr>
       <w:tblGrid>
-        <w:gridCol w:w="3312"/>
-        <w:gridCol w:w="3312"/>
-        <w:gridCol w:w="3312"/>
+        <w:gridCol w:w="2448"/>
+        <w:gridCol w:w="2448"/>
+        <w:gridCol w:w="2448"/>
+        <w:gridCol w:w="2448"/>
       </w:tblGrid>
       <w:tr>
         <w:tc>
           <w:tcPr>
-            <w:tcW w:type="dxa" w:w="3264"/>
+            <w:tcW w:type="dxa" w:w="2448"/>
             <w:shd w:val="clear" w:color="auto" w:fill="F3EBFA"/>
           </w:tcPr>
           <w:p>
@@ -667,10 +980,10 @@
               <w:rPr>
                 <w:rFonts w:ascii="Calibri" w:hAnsi="Calibri"/>
                 <w:b/>
-                <w:color w:val="3B1E63"/>
-                <w:sz w:val="30"/>
-              </w:rPr>
-              <w:t>0.690 to 0.869</w:t>
+                <w:color w:val="6A1B9A"/>
+                <w:sz w:val="28"/>
+              </w:rPr>
+              <w:t>0.7948</w:t>
             </w:r>
           </w:p>
           <w:p>
@@ -683,13 +996,13 @@
                 <w:color w:val="555555"/>
                 <w:sz w:val="16"/>
               </w:rPr>
-              <w:t>PR-AUC range over 21 runs</w:t>
-            </w:r>
-          </w:p>
-        </w:tc>
-        <w:tc>
-          <w:tcPr>
-            <w:tcW w:type="dxa" w:w="3264"/>
+              <w:t>baseline PR-AUC (gate bar)</w:t>
+            </w:r>
+          </w:p>
+        </w:tc>
+        <w:tc>
+          <w:tcPr>
+            <w:tcW w:type="dxa" w:w="2448"/>
             <w:shd w:val="clear" w:color="auto" w:fill="F3EBFA"/>
           </w:tcPr>
           <w:p>
@@ -701,10 +1014,10 @@
               <w:rPr>
                 <w:rFonts w:ascii="Calibri" w:hAnsi="Calibri"/>
                 <w:b/>
-                <w:color w:val="3B1E63"/>
-                <w:sz w:val="30"/>
-              </w:rPr>
-              <w:t>+0.055</w:t>
+                <w:color w:val="6A1B9A"/>
+                <w:sz w:val="28"/>
+              </w:rPr>
+              <w:t>0.690 to 0.869</w:t>
             </w:r>
           </w:p>
           <w:p>
@@ -717,13 +1030,13 @@
                 <w:color w:val="555555"/>
                 <w:sz w:val="16"/>
               </w:rPr>
-              <w:t>v2 vs v1 PR-AUC, within noise</w:t>
-            </w:r>
-          </w:p>
-        </w:tc>
-        <w:tc>
-          <w:tcPr>
-            <w:tcW w:type="dxa" w:w="3264"/>
+              <w:t>PR-AUC across 21 runs</w:t>
+            </w:r>
+          </w:p>
+        </w:tc>
+        <w:tc>
+          <w:tcPr>
+            <w:tcW w:type="dxa" w:w="2448"/>
             <w:shd w:val="clear" w:color="auto" w:fill="F3EBFA"/>
           </w:tcPr>
           <w:p>
@@ -735,10 +1048,10 @@
               <w:rPr>
                 <w:rFonts w:ascii="Calibri" w:hAnsi="Calibri"/>
                 <w:b/>
-                <w:color w:val="3B1E63"/>
-                <w:sz w:val="30"/>
-              </w:rPr>
-              <w:t>0.35 vs 0.20</w:t>
+                <w:color w:val="6A1B9A"/>
+                <w:sz w:val="28"/>
+              </w:rPr>
+              <w:t>+0.055</w:t>
             </w:r>
           </w:p>
           <w:p>
@@ -751,7 +1064,41 @@
                 <w:color w:val="555555"/>
                 <w:sz w:val="16"/>
               </w:rPr>
-              <w:t>Low vs High false-negative rate</w:t>
+              <w:t>v2 vs v1, within noise</w:t>
+            </w:r>
+          </w:p>
+        </w:tc>
+        <w:tc>
+          <w:tcPr>
+            <w:tcW w:type="dxa" w:w="2448"/>
+            <w:shd w:val="clear" w:color="auto" w:fill="F3EBFA"/>
+          </w:tcPr>
+          <w:p>
+            <w:pPr>
+              <w:jc w:val="center"/>
+            </w:pPr>
+            <w:r/>
+            <w:r>
+              <w:rPr>
+                <w:rFonts w:ascii="Calibri" w:hAnsi="Calibri"/>
+                <w:b/>
+                <w:color w:val="6A1B9A"/>
+                <w:sz w:val="28"/>
+              </w:rPr>
+              <w:t>0.35 vs 0.20</w:t>
+            </w:r>
+          </w:p>
+          <w:p>
+            <w:pPr>
+              <w:jc w:val="center"/>
+            </w:pPr>
+            <w:r>
+              <w:rPr>
+                <w:rFonts w:ascii="Calibri" w:hAnsi="Calibri"/>
+                <w:color w:val="555555"/>
+                <w:sz w:val="16"/>
+              </w:rPr>
+              <w:t>Low vs High FN rate</w:t>
             </w:r>
           </w:p>
         </w:tc>
@@ -764,7 +1111,21 @@
     </w:p>
     <w:p>
       <w:pPr>
-        <w:spacing w:after="120" w:before="80"/>
+        <w:spacing w:before="180" w:after="60"/>
+      </w:pPr>
+      <w:r>
+        <w:rPr>
+          <w:rFonts w:ascii="Calibri" w:hAnsi="Calibri"/>
+          <w:b/>
+          <w:color w:val="8E3CC4"/>
+          <w:sz w:val="24"/>
+        </w:rPr>
+        <w:t>Ground rules</w:t>
+      </w:r>
+    </w:p>
+    <w:p>
+      <w:pPr>
+        <w:spacing w:after="120" w:before="0"/>
       </w:pPr>
       <w:r>
         <w:rPr>
@@ -773,7 +1134,12 @@
           <w:i w:val="0"/>
           <w:sz w:val="21"/>
         </w:rPr>
-        <w:t>In short, the gate reliably blocks worse models and failing tests, the registered model is traceable to its exact code, data and configuration, and the harder findings (the v2 improvement is not yet proven, and the model is weaker for low-income customers) are reported honestly rather than hidden behind a high accuracy number.</w:t>
+        <w:t>Every tool is free and open source. No paid cloud account is used, no secrets are stored in the repository, everything is reproducible from a fresh clone by following the README, and every number in this report traces to a tracked run or a command that can be re-run.</w:t>
+      </w:r>
+    </w:p>
+    <w:p>
+      <w:r>
+        <w:br w:type="page"/>
       </w:r>
     </w:p>
     <w:p>
@@ -809,90 +1175,21 @@
           <w:i w:val="0"/>
           <w:sz w:val="21"/>
         </w:rPr>
-        <w:t>The risk team wants four things that ordinary software delivery does not provide on its own:</w:t>
+        <w:t>The scenario is a retail bank whose monthly retraining has no safety net. The concrete failure is a silent quality regression: a change lowered model quality and was not caught for two weeks because there was no automatic check and no record linking a deployed model to the exact inputs that built it. The objective is a workflow that makes that failure impossible to repeat.</w:t>
       </w:r>
     </w:p>
     <w:p>
       <w:pPr>
-        <w:pStyle w:val="ListBullet"/>
-        <w:spacing w:after="60"/>
-      </w:pPr>
-      <w:r>
-        <w:rPr>
-          <w:rFonts w:ascii="Calibri" w:hAnsi="Calibri"/>
-          <w:sz w:val="21"/>
-        </w:rPr>
-        <w:t>Code, configuration and data versioned together, so any past result can be rebuilt exactly.</w:t>
-      </w:r>
-    </w:p>
-    <w:p>
-      <w:pPr>
-        <w:pStyle w:val="ListBullet"/>
-        <w:spacing w:after="60"/>
-      </w:pPr>
-      <w:r>
-        <w:rPr>
-          <w:rFonts w:ascii="Calibri" w:hAnsi="Calibri"/>
-          <w:sz w:val="21"/>
-        </w:rPr>
-        <w:t>Every training run logged with its parameters, metrics, data version and configuration.</w:t>
-      </w:r>
-    </w:p>
-    <w:p>
-      <w:pPr>
-        <w:pStyle w:val="ListBullet"/>
-        <w:spacing w:after="60"/>
-      </w:pPr>
-      <w:r>
-        <w:rPr>
-          <w:rFonts w:ascii="Calibri" w:hAnsi="Calibri"/>
-          <w:sz w:val="21"/>
-        </w:rPr>
-        <w:t>A gate that compares each candidate to a baseline and stops anything worse from merging.</w:t>
-      </w:r>
-    </w:p>
-    <w:p>
-      <w:pPr>
-        <w:pStyle w:val="ListBullet"/>
-        <w:spacing w:after="60"/>
-      </w:pPr>
-      <w:r>
-        <w:rPr>
-          <w:rFonts w:ascii="Calibri" w:hAnsi="Calibri"/>
-          <w:sz w:val="21"/>
-        </w:rPr>
-        <w:t>A defensible choice of gate metric and threshold, plus a fairness check across income groups.</w:t>
-      </w:r>
-    </w:p>
-    <w:p>
-      <w:pPr>
-        <w:spacing w:after="120" w:before="80"/>
-      </w:pPr>
-      <w:r>
-        <w:rPr>
-          <w:rFonts w:ascii="Calibri" w:hAnsi="Calibri"/>
-          <w:b w:val="0"/>
-          <w:i w:val="0"/>
-          <w:sz w:val="21"/>
-        </w:rPr>
-        <w:t>Our role is to design and demonstrate this workflow end to end and to defend the design choices, not just to show that a gate exists.</w:t>
-      </w:r>
-    </w:p>
-    <w:p>
-      <w:pPr>
-        <w:spacing w:before="280" w:after="120"/>
-        <w:pBdr>
-          <w:bottom w:val="single" w:sz="6" w:space="2" w:color="8E3CC4"/>
-        </w:pBdr>
+        <w:spacing w:before="180" w:after="60"/>
       </w:pPr>
       <w:r>
         <w:rPr>
           <w:rFonts w:ascii="Calibri" w:hAnsi="Calibri"/>
           <w:b/>
-          <w:color w:val="3B1E63"/>
-          <w:sz w:val="30"/>
+          <w:color w:val="8E3CC4"/>
+          <w:sz w:val="24"/>
         </w:rPr>
-        <w:t>02  Tools and Why We Chose Them</w:t>
+        <w:t>Objectives, and how each is met</w:t>
       </w:r>
     </w:p>
     <w:tbl>
@@ -903,14 +1200,13 @@
         <w:tblLook w:firstColumn="1" w:firstRow="1" w:lastColumn="0" w:lastRow="0" w:noHBand="0" w:noVBand="1" w:val="04A0"/>
       </w:tblPr>
       <w:tblGrid>
-        <w:gridCol w:w="3312"/>
-        <w:gridCol w:w="3312"/>
-        <w:gridCol w:w="3312"/>
+        <w:gridCol w:w="4896"/>
+        <w:gridCol w:w="4896"/>
       </w:tblGrid>
       <w:tr>
         <w:tc>
           <w:tcPr>
-            <w:tcW w:type="dxa" w:w="2232"/>
+            <w:tcW w:type="dxa" w:w="3312"/>
             <w:shd w:val="clear" w:color="auto" w:fill="3B1E63"/>
           </w:tcPr>
           <w:p>
@@ -922,13 +1218,13 @@
                 <w:color w:val="FFFFFF"/>
                 <w:sz w:val="19"/>
               </w:rPr>
-              <w:t>Purpose</w:t>
-            </w:r>
-          </w:p>
-        </w:tc>
-        <w:tc>
-          <w:tcPr>
-            <w:tcW w:type="dxa" w:w="2448"/>
+              <w:t>Objective</w:t>
+            </w:r>
+          </w:p>
+        </w:tc>
+        <w:tc>
+          <w:tcPr>
+            <w:tcW w:type="dxa" w:w="6480"/>
             <w:shd w:val="clear" w:color="auto" w:fill="3B1E63"/>
           </w:tcPr>
           <w:p>
@@ -940,25 +1236,7 @@
                 <w:color w:val="FFFFFF"/>
                 <w:sz w:val="19"/>
               </w:rPr>
-              <w:t>Tool</w:t>
-            </w:r>
-          </w:p>
-        </w:tc>
-        <w:tc>
-          <w:tcPr>
-            <w:tcW w:type="dxa" w:w="5112"/>
-            <w:shd w:val="clear" w:color="auto" w:fill="3B1E63"/>
-          </w:tcPr>
-          <w:p>
-            <w:r/>
-            <w:r>
-              <w:rPr>
-                <w:rFonts w:ascii="Calibri" w:hAnsi="Calibri"/>
-                <w:b/>
-                <w:color w:val="FFFFFF"/>
-                <w:sz w:val="19"/>
-              </w:rPr>
-              <w:t>Reason</w:t>
+              <w:t>How this project meets it</w:t>
             </w:r>
           </w:p>
         </w:tc>
@@ -966,7 +1244,7 @@
       <w:tr>
         <w:tc>
           <w:tcPr>
-            <w:tcW w:type="dxa" w:w="2232"/>
+            <w:tcW w:type="dxa" w:w="3312"/>
             <w:shd w:val="clear" w:color="auto" w:fill="FFFFFF"/>
           </w:tcPr>
           <w:p>
@@ -975,15 +1253,15 @@
               <w:rPr>
                 <w:rFonts w:ascii="Calibri" w:hAnsi="Calibri"/>
                 <w:b w:val="0"/>
-                <w:sz w:val="19"/>
-              </w:rPr>
-              <w:t>Source versioning</w:t>
-            </w:r>
-          </w:p>
-        </w:tc>
-        <w:tc>
-          <w:tcPr>
-            <w:tcW w:type="dxa" w:w="2448"/>
+                <w:sz w:val="18"/>
+              </w:rPr>
+              <w:t>Version everything together</w:t>
+            </w:r>
+          </w:p>
+        </w:tc>
+        <w:tc>
+          <w:tcPr>
+            <w:tcW w:type="dxa" w:w="6480"/>
             <w:shd w:val="clear" w:color="auto" w:fill="FFFFFF"/>
           </w:tcPr>
           <w:p>
@@ -992,26 +1270,9 @@
               <w:rPr>
                 <w:rFonts w:ascii="Calibri" w:hAnsi="Calibri"/>
                 <w:b w:val="0"/>
-                <w:sz w:val="19"/>
-              </w:rPr>
-              <w:t>Git and GitHub</w:t>
-            </w:r>
-          </w:p>
-        </w:tc>
-        <w:tc>
-          <w:tcPr>
-            <w:tcW w:type="dxa" w:w="5112"/>
-            <w:shd w:val="clear" w:color="auto" w:fill="FFFFFF"/>
-          </w:tcPr>
-          <w:p>
-            <w:r/>
-            <w:r>
-              <w:rPr>
-                <w:rFonts w:ascii="Calibri" w:hAnsi="Calibri"/>
-                <w:b w:val="0"/>
-                <w:sz w:val="19"/>
-              </w:rPr>
-              <w:t>Standard and free, integrates with Actions.</w:t>
+                <w:sz w:val="18"/>
+              </w:rPr>
+              <w:t>Git for code and config, DVC for data, so any commit restores its exact dataset (Section 03).</w:t>
             </w:r>
           </w:p>
         </w:tc>
@@ -1019,7 +1280,7 @@
       <w:tr>
         <w:tc>
           <w:tcPr>
-            <w:tcW w:type="dxa" w:w="2232"/>
+            <w:tcW w:type="dxa" w:w="3312"/>
             <w:shd w:val="clear" w:color="auto" w:fill="F3EBFA"/>
           </w:tcPr>
           <w:p>
@@ -1028,15 +1289,15 @@
               <w:rPr>
                 <w:rFonts w:ascii="Calibri" w:hAnsi="Calibri"/>
                 <w:b w:val="0"/>
-                <w:sz w:val="19"/>
-              </w:rPr>
-              <w:t>Data versioning</w:t>
-            </w:r>
-          </w:p>
-        </w:tc>
-        <w:tc>
-          <w:tcPr>
-            <w:tcW w:type="dxa" w:w="2448"/>
+                <w:sz w:val="18"/>
+              </w:rPr>
+              <w:t>Track every experiment</w:t>
+            </w:r>
+          </w:p>
+        </w:tc>
+        <w:tc>
+          <w:tcPr>
+            <w:tcW w:type="dxa" w:w="6480"/>
             <w:shd w:val="clear" w:color="auto" w:fill="F3EBFA"/>
           </w:tcPr>
           <w:p>
@@ -1045,26 +1306,9 @@
               <w:rPr>
                 <w:rFonts w:ascii="Calibri" w:hAnsi="Calibri"/>
                 <w:b w:val="0"/>
-                <w:sz w:val="19"/>
-              </w:rPr>
-              <w:t>DVC</w:t>
-            </w:r>
-          </w:p>
-        </w:tc>
-        <w:tc>
-          <w:tcPr>
-            <w:tcW w:type="dxa" w:w="5112"/>
-            <w:shd w:val="clear" w:color="auto" w:fill="F3EBFA"/>
-          </w:tcPr>
-          <w:p>
-            <w:r/>
-            <w:r>
-              <w:rPr>
-                <w:rFonts w:ascii="Calibri" w:hAnsi="Calibri"/>
-                <w:b w:val="0"/>
-                <w:sz w:val="19"/>
-              </w:rPr>
-              <w:t>Keeps large CSVs out of ordinary git history while any commit can still restore its exact data.</w:t>
+                <w:sz w:val="18"/>
+              </w:rPr>
+              <w:t>MLflow logs params, metrics, data version, config and model for all 21 runs (Section 08).</w:t>
             </w:r>
           </w:p>
         </w:tc>
@@ -1072,7 +1316,7 @@
       <w:tr>
         <w:tc>
           <w:tcPr>
-            <w:tcW w:type="dxa" w:w="2232"/>
+            <w:tcW w:type="dxa" w:w="3312"/>
             <w:shd w:val="clear" w:color="auto" w:fill="FFFFFF"/>
           </w:tcPr>
           <w:p>
@@ -1081,15 +1325,15 @@
               <w:rPr>
                 <w:rFonts w:ascii="Calibri" w:hAnsi="Calibri"/>
                 <w:b w:val="0"/>
-                <w:sz w:val="19"/>
-              </w:rPr>
-              <w:t>Configuration</w:t>
-            </w:r>
-          </w:p>
-        </w:tc>
-        <w:tc>
-          <w:tcPr>
-            <w:tcW w:type="dxa" w:w="2448"/>
+                <w:sz w:val="18"/>
+              </w:rPr>
+              <w:t>Gate on quality</w:t>
+            </w:r>
+          </w:p>
+        </w:tc>
+        <w:tc>
+          <w:tcPr>
+            <w:tcW w:type="dxa" w:w="6480"/>
             <w:shd w:val="clear" w:color="auto" w:fill="FFFFFF"/>
           </w:tcPr>
           <w:p>
@@ -1098,26 +1342,9 @@
               <w:rPr>
                 <w:rFonts w:ascii="Calibri" w:hAnsi="Calibri"/>
                 <w:b w:val="0"/>
-                <w:sz w:val="19"/>
-              </w:rPr>
-              <w:t>YAML with Pydantic</w:t>
-            </w:r>
-          </w:p>
-        </w:tc>
-        <w:tc>
-          <w:tcPr>
-            <w:tcW w:type="dxa" w:w="5112"/>
-            <w:shd w:val="clear" w:color="auto" w:fill="FFFFFF"/>
-          </w:tcPr>
-          <w:p>
-            <w:r/>
-            <w:r>
-              <w:rPr>
-                <w:rFonts w:ascii="Calibri" w:hAnsi="Calibri"/>
-                <w:b w:val="0"/>
-                <w:sz w:val="19"/>
-              </w:rPr>
-              <w:t>Readable settings, validated on load so a broken config fails fast.</w:t>
+                <w:sz w:val="18"/>
+              </w:rPr>
+              <w:t>A CI workflow trains and compares to a stored baseline, blocking worse models (Section 10).</w:t>
             </w:r>
           </w:p>
         </w:tc>
@@ -1125,7 +1352,7 @@
       <w:tr>
         <w:tc>
           <w:tcPr>
-            <w:tcW w:type="dxa" w:w="2232"/>
+            <w:tcW w:type="dxa" w:w="3312"/>
             <w:shd w:val="clear" w:color="auto" w:fill="F3EBFA"/>
           </w:tcPr>
           <w:p>
@@ -1134,15 +1361,15 @@
               <w:rPr>
                 <w:rFonts w:ascii="Calibri" w:hAnsi="Calibri"/>
                 <w:b w:val="0"/>
-                <w:sz w:val="19"/>
-              </w:rPr>
-              <w:t>Modelling</w:t>
-            </w:r>
-          </w:p>
-        </w:tc>
-        <w:tc>
-          <w:tcPr>
-            <w:tcW w:type="dxa" w:w="2448"/>
+                <w:sz w:val="18"/>
+              </w:rPr>
+              <w:t>Defend the gate</w:t>
+            </w:r>
+          </w:p>
+        </w:tc>
+        <w:tc>
+          <w:tcPr>
+            <w:tcW w:type="dxa" w:w="6480"/>
             <w:shd w:val="clear" w:color="auto" w:fill="F3EBFA"/>
           </w:tcPr>
           <w:p>
@@ -1151,132 +1378,9 @@
               <w:rPr>
                 <w:rFonts w:ascii="Calibri" w:hAnsi="Calibri"/>
                 <w:b w:val="0"/>
-                <w:sz w:val="19"/>
-              </w:rPr>
-              <w:t>pandas, scikit-learn</w:t>
-            </w:r>
-          </w:p>
-        </w:tc>
-        <w:tc>
-          <w:tcPr>
-            <w:tcW w:type="dxa" w:w="5112"/>
-            <w:shd w:val="clear" w:color="auto" w:fill="F3EBFA"/>
-          </w:tcPr>
-          <w:p>
-            <w:r/>
-            <w:r>
-              <w:rPr>
-                <w:rFonts w:ascii="Calibri" w:hAnsi="Calibri"/>
-                <w:b w:val="0"/>
-                <w:sz w:val="19"/>
-              </w:rPr>
-              <w:t>Free, well understood, fast enough for CI.</w:t>
-            </w:r>
-          </w:p>
-        </w:tc>
-      </w:tr>
-      <w:tr>
-        <w:tc>
-          <w:tcPr>
-            <w:tcW w:type="dxa" w:w="2232"/>
-            <w:shd w:val="clear" w:color="auto" w:fill="FFFFFF"/>
-          </w:tcPr>
-          <w:p>
-            <w:r/>
-            <w:r>
-              <w:rPr>
-                <w:rFonts w:ascii="Calibri" w:hAnsi="Calibri"/>
-                <w:b w:val="0"/>
-                <w:sz w:val="19"/>
-              </w:rPr>
-              <w:t>Tracking and registry</w:t>
-            </w:r>
-          </w:p>
-        </w:tc>
-        <w:tc>
-          <w:tcPr>
-            <w:tcW w:type="dxa" w:w="2448"/>
-            <w:shd w:val="clear" w:color="auto" w:fill="FFFFFF"/>
-          </w:tcPr>
-          <w:p>
-            <w:r/>
-            <w:r>
-              <w:rPr>
-                <w:rFonts w:ascii="Calibri" w:hAnsi="Calibri"/>
-                <w:b w:val="0"/>
-                <w:sz w:val="19"/>
-              </w:rPr>
-              <w:t>MLflow</w:t>
-            </w:r>
-          </w:p>
-        </w:tc>
-        <w:tc>
-          <w:tcPr>
-            <w:tcW w:type="dxa" w:w="5112"/>
-            <w:shd w:val="clear" w:color="auto" w:fill="FFFFFF"/>
-          </w:tcPr>
-          <w:p>
-            <w:r/>
-            <w:r>
-              <w:rPr>
-                <w:rFonts w:ascii="Calibri" w:hAnsi="Calibri"/>
-                <w:b w:val="0"/>
-                <w:sz w:val="19"/>
-              </w:rPr>
-              <w:t>Logs runs and holds a model registry locally with no paid account.</w:t>
-            </w:r>
-          </w:p>
-        </w:tc>
-      </w:tr>
-      <w:tr>
-        <w:tc>
-          <w:tcPr>
-            <w:tcW w:type="dxa" w:w="2232"/>
-            <w:shd w:val="clear" w:color="auto" w:fill="F3EBFA"/>
-          </w:tcPr>
-          <w:p>
-            <w:r/>
-            <w:r>
-              <w:rPr>
-                <w:rFonts w:ascii="Calibri" w:hAnsi="Calibri"/>
-                <w:b w:val="0"/>
-                <w:sz w:val="19"/>
-              </w:rPr>
-              <w:t>CI and testing</w:t>
-            </w:r>
-          </w:p>
-        </w:tc>
-        <w:tc>
-          <w:tcPr>
-            <w:tcW w:type="dxa" w:w="2448"/>
-            <w:shd w:val="clear" w:color="auto" w:fill="F3EBFA"/>
-          </w:tcPr>
-          <w:p>
-            <w:r/>
-            <w:r>
-              <w:rPr>
-                <w:rFonts w:ascii="Calibri" w:hAnsi="Calibri"/>
-                <w:b w:val="0"/>
-                <w:sz w:val="19"/>
-              </w:rPr>
-              <w:t>GitHub Actions, pytest</w:t>
-            </w:r>
-          </w:p>
-        </w:tc>
-        <w:tc>
-          <w:tcPr>
-            <w:tcW w:type="dxa" w:w="5112"/>
-            <w:shd w:val="clear" w:color="auto" w:fill="F3EBFA"/>
-          </w:tcPr>
-          <w:p>
-            <w:r/>
-            <w:r>
-              <w:rPr>
-                <w:rFonts w:ascii="Calibri" w:hAnsi="Calibri"/>
-                <w:b w:val="0"/>
-                <w:sz w:val="19"/>
-              </w:rPr>
-              <w:t>Runs the gate on every pull request.</w:t>
+                <w:sz w:val="18"/>
+              </w:rPr>
+              <w:t>Three candidate rules compared on real runs, plus a fairness check by income (Section 12).</w:t>
             </w:r>
           </w:p>
         </w:tc>
@@ -1289,7 +1393,21 @@
     </w:p>
     <w:p>
       <w:pPr>
-        <w:spacing w:after="120" w:before="80"/>
+        <w:spacing w:before="180" w:after="60"/>
+      </w:pPr>
+      <w:r>
+        <w:rPr>
+          <w:rFonts w:ascii="Calibri" w:hAnsi="Calibri"/>
+          <w:b/>
+          <w:color w:val="8E3CC4"/>
+          <w:sz w:val="24"/>
+        </w:rPr>
+        <w:t>Success metrics, chosen and justified</w:t>
+      </w:r>
+    </w:p>
+    <w:p>
+      <w:pPr>
+        <w:spacing w:after="120" w:before="0"/>
       </w:pPr>
       <w:r>
         <w:rPr>
@@ -1298,7 +1416,73 @@
           <w:i w:val="0"/>
           <w:sz w:val="21"/>
         </w:rPr>
-        <w:t>All tools are free and open source. No paid cloud account is used and no secrets are stored in the repository.</w:t>
+        <w:t>The headline success metric is average precision (PR-AUC) on a held-out test split, chosen because the target is imbalanced (Section 09 gives the full argument). The operational success metric for the workflow itself is simpler and binary: the CI gate must pass a model that is at least as good as the baseline and must block a model that is worse or a change that breaks a test. We demonstrate all three outcomes with real pull requests.</w:t>
+      </w:r>
+    </w:p>
+    <w:p>
+      <w:pPr>
+        <w:spacing w:before="180" w:after="60"/>
+      </w:pPr>
+      <w:r>
+        <w:rPr>
+          <w:rFonts w:ascii="Calibri" w:hAnsi="Calibri"/>
+          <w:b/>
+          <w:color w:val="8E3CC4"/>
+          <w:sz w:val="24"/>
+        </w:rPr>
+        <w:t>Non-functional requirements</w:t>
+      </w:r>
+    </w:p>
+    <w:p>
+      <w:pPr>
+        <w:pStyle w:val="ListBullet"/>
+        <w:spacing w:after="60"/>
+      </w:pPr>
+      <w:r>
+        <w:rPr>
+          <w:rFonts w:ascii="Calibri" w:hAnsi="Calibri"/>
+          <w:sz w:val="21"/>
+        </w:rPr>
+        <w:t>Reproducible: a fresh clone plus the README commands reproduces the baseline metrics.</w:t>
+      </w:r>
+    </w:p>
+    <w:p>
+      <w:pPr>
+        <w:pStyle w:val="ListBullet"/>
+        <w:spacing w:after="60"/>
+      </w:pPr>
+      <w:r>
+        <w:rPr>
+          <w:rFonts w:ascii="Calibri" w:hAnsi="Calibri"/>
+          <w:sz w:val="21"/>
+        </w:rPr>
+        <w:t>Fast enough for CI: the gate uses a small configuration so a pull request check finishes in a couple of minutes.</w:t>
+      </w:r>
+    </w:p>
+    <w:p>
+      <w:pPr>
+        <w:pStyle w:val="ListBullet"/>
+        <w:spacing w:after="60"/>
+      </w:pPr>
+      <w:r>
+        <w:rPr>
+          <w:rFonts w:ascii="Calibri" w:hAnsi="Calibri"/>
+          <w:sz w:val="21"/>
+        </w:rPr>
+        <w:t>Safe by default: the baseline cannot be changed by an ordinary pull request, and branch protection enforces the gate.</w:t>
+      </w:r>
+    </w:p>
+    <w:p>
+      <w:pPr>
+        <w:pStyle w:val="ListBullet"/>
+        <w:spacing w:after="60"/>
+      </w:pPr>
+      <w:r>
+        <w:rPr>
+          <w:rFonts w:ascii="Calibri" w:hAnsi="Calibri"/>
+          <w:sz w:val="21"/>
+        </w:rPr>
+        <w:t>Auditable: the registered model points back to its git commit and data version.</w:t>
       </w:r>
     </w:p>
     <w:p>
@@ -1315,7 +1499,7 @@
           <w:color w:val="3B1E63"/>
           <w:sz w:val="30"/>
         </w:rPr>
-        <w:t>03  Repository and Data Versioning (Task 2)</w:t>
+        <w:t>02  Architecture and Tools</w:t>
       </w:r>
     </w:p>
     <w:p>
@@ -1329,8 +1513,637 @@
           <w:i w:val="0"/>
           <w:sz w:val="21"/>
         </w:rPr>
-        <w:t>Datasets are tracked with DVC. The root .gitignore keeps the CSV files out of git, so only the small .dvc pointer files are committed. The DVC remote is a folder named dvcstore that lives inside the repository and holds the data as content-addressed blobs, so a fresh clone and the CI runner both restore the data with dvc pull and need no cloud account or secret. Dataset v2 entered later as a tracked DVC change, which is visible as its own commit in the history.</w:t>
+        <w:t>The architecture is a straight line from versioned inputs to a gated, registered model. A developer changes code, config, features or data on a branch and opens a pull request. GitHub Actions restores the data with DVC, runs the unit tests, trains the model with the CI configuration, logs the run to MLflow, and compares the result to the baseline. If everything passes the change can merge; if not, the merge is blocked. The best model from the wider sweep is registered in the MLflow Model Registry.</w:t>
       </w:r>
+    </w:p>
+    <w:p>
+      <w:pPr>
+        <w:spacing w:before="180" w:after="60"/>
+      </w:pPr>
+      <w:r>
+        <w:rPr>
+          <w:rFonts w:ascii="Calibri" w:hAnsi="Calibri"/>
+          <w:b/>
+          <w:color w:val="8E3CC4"/>
+          <w:sz w:val="24"/>
+        </w:rPr>
+        <w:t>Tools, and the choices behind them</w:t>
+      </w:r>
+    </w:p>
+    <w:tbl>
+      <w:tblPr>
+        <w:tblStyle w:val="TableGrid"/>
+        <w:tblW w:type="auto" w:w="0"/>
+        <w:jc w:val="center"/>
+        <w:tblLook w:firstColumn="1" w:firstRow="1" w:lastColumn="0" w:lastRow="0" w:noHBand="0" w:noVBand="1" w:val="04A0"/>
+      </w:tblPr>
+      <w:tblGrid>
+        <w:gridCol w:w="3264"/>
+        <w:gridCol w:w="3264"/>
+        <w:gridCol w:w="3264"/>
+      </w:tblGrid>
+      <w:tr>
+        <w:tc>
+          <w:tcPr>
+            <w:tcW w:type="dxa" w:w="2160"/>
+            <w:shd w:val="clear" w:color="auto" w:fill="3B1E63"/>
+          </w:tcPr>
+          <w:p>
+            <w:r/>
+            <w:r>
+              <w:rPr>
+                <w:rFonts w:ascii="Calibri" w:hAnsi="Calibri"/>
+                <w:b/>
+                <w:color w:val="FFFFFF"/>
+                <w:sz w:val="19"/>
+              </w:rPr>
+              <w:t>Purpose</w:t>
+            </w:r>
+          </w:p>
+        </w:tc>
+        <w:tc>
+          <w:tcPr>
+            <w:tcW w:type="dxa" w:w="2232"/>
+            <w:shd w:val="clear" w:color="auto" w:fill="3B1E63"/>
+          </w:tcPr>
+          <w:p>
+            <w:r/>
+            <w:r>
+              <w:rPr>
+                <w:rFonts w:ascii="Calibri" w:hAnsi="Calibri"/>
+                <w:b/>
+                <w:color w:val="FFFFFF"/>
+                <w:sz w:val="19"/>
+              </w:rPr>
+              <w:t>Tool</w:t>
+            </w:r>
+          </w:p>
+        </w:tc>
+        <w:tc>
+          <w:tcPr>
+            <w:tcW w:type="dxa" w:w="5400"/>
+            <w:shd w:val="clear" w:color="auto" w:fill="3B1E63"/>
+          </w:tcPr>
+          <w:p>
+            <w:r/>
+            <w:r>
+              <w:rPr>
+                <w:rFonts w:ascii="Calibri" w:hAnsi="Calibri"/>
+                <w:b/>
+                <w:color w:val="FFFFFF"/>
+                <w:sz w:val="19"/>
+              </w:rPr>
+              <w:t>Reason / substitution</w:t>
+            </w:r>
+          </w:p>
+        </w:tc>
+      </w:tr>
+      <w:tr>
+        <w:tc>
+          <w:tcPr>
+            <w:tcW w:type="dxa" w:w="2160"/>
+            <w:shd w:val="clear" w:color="auto" w:fill="FFFFFF"/>
+          </w:tcPr>
+          <w:p>
+            <w:r/>
+            <w:r>
+              <w:rPr>
+                <w:rFonts w:ascii="Calibri" w:hAnsi="Calibri"/>
+                <w:b w:val="0"/>
+                <w:sz w:val="18"/>
+              </w:rPr>
+              <w:t>Source versioning</w:t>
+            </w:r>
+          </w:p>
+        </w:tc>
+        <w:tc>
+          <w:tcPr>
+            <w:tcW w:type="dxa" w:w="2232"/>
+            <w:shd w:val="clear" w:color="auto" w:fill="FFFFFF"/>
+          </w:tcPr>
+          <w:p>
+            <w:r/>
+            <w:r>
+              <w:rPr>
+                <w:rFonts w:ascii="Calibri" w:hAnsi="Calibri"/>
+                <w:b w:val="0"/>
+                <w:sz w:val="18"/>
+              </w:rPr>
+              <w:t>Git and GitHub</w:t>
+            </w:r>
+          </w:p>
+        </w:tc>
+        <w:tc>
+          <w:tcPr>
+            <w:tcW w:type="dxa" w:w="5400"/>
+            <w:shd w:val="clear" w:color="auto" w:fill="FFFFFF"/>
+          </w:tcPr>
+          <w:p>
+            <w:r/>
+            <w:r>
+              <w:rPr>
+                <w:rFonts w:ascii="Calibri" w:hAnsi="Calibri"/>
+                <w:b w:val="0"/>
+                <w:sz w:val="18"/>
+              </w:rPr>
+              <w:t>Standard and free; GitHub Actions gives CI in the same place.</w:t>
+            </w:r>
+          </w:p>
+        </w:tc>
+      </w:tr>
+      <w:tr>
+        <w:tc>
+          <w:tcPr>
+            <w:tcW w:type="dxa" w:w="2160"/>
+            <w:shd w:val="clear" w:color="auto" w:fill="F3EBFA"/>
+          </w:tcPr>
+          <w:p>
+            <w:r/>
+            <w:r>
+              <w:rPr>
+                <w:rFonts w:ascii="Calibri" w:hAnsi="Calibri"/>
+                <w:b w:val="0"/>
+                <w:sz w:val="18"/>
+              </w:rPr>
+              <w:t>Data versioning</w:t>
+            </w:r>
+          </w:p>
+        </w:tc>
+        <w:tc>
+          <w:tcPr>
+            <w:tcW w:type="dxa" w:w="2232"/>
+            <w:shd w:val="clear" w:color="auto" w:fill="F3EBFA"/>
+          </w:tcPr>
+          <w:p>
+            <w:r/>
+            <w:r>
+              <w:rPr>
+                <w:rFonts w:ascii="Calibri" w:hAnsi="Calibri"/>
+                <w:b w:val="0"/>
+                <w:sz w:val="18"/>
+              </w:rPr>
+              <w:t>DVC</w:t>
+            </w:r>
+          </w:p>
+        </w:tc>
+        <w:tc>
+          <w:tcPr>
+            <w:tcW w:type="dxa" w:w="5400"/>
+            <w:shd w:val="clear" w:color="auto" w:fill="F3EBFA"/>
+          </w:tcPr>
+          <w:p>
+            <w:r/>
+            <w:r>
+              <w:rPr>
+                <w:rFonts w:ascii="Calibri" w:hAnsi="Calibri"/>
+                <w:b w:val="0"/>
+                <w:sz w:val="18"/>
+              </w:rPr>
+              <w:t>Keeps CSVs out of git history while any commit restores its data; replaces a cloud data store.</w:t>
+            </w:r>
+          </w:p>
+        </w:tc>
+      </w:tr>
+      <w:tr>
+        <w:tc>
+          <w:tcPr>
+            <w:tcW w:type="dxa" w:w="2160"/>
+            <w:shd w:val="clear" w:color="auto" w:fill="FFFFFF"/>
+          </w:tcPr>
+          <w:p>
+            <w:r/>
+            <w:r>
+              <w:rPr>
+                <w:rFonts w:ascii="Calibri" w:hAnsi="Calibri"/>
+                <w:b w:val="0"/>
+                <w:sz w:val="18"/>
+              </w:rPr>
+              <w:t>Configuration</w:t>
+            </w:r>
+          </w:p>
+        </w:tc>
+        <w:tc>
+          <w:tcPr>
+            <w:tcW w:type="dxa" w:w="2232"/>
+            <w:shd w:val="clear" w:color="auto" w:fill="FFFFFF"/>
+          </w:tcPr>
+          <w:p>
+            <w:r/>
+            <w:r>
+              <w:rPr>
+                <w:rFonts w:ascii="Calibri" w:hAnsi="Calibri"/>
+                <w:b w:val="0"/>
+                <w:sz w:val="18"/>
+              </w:rPr>
+              <w:t>YAML + Pydantic</w:t>
+            </w:r>
+          </w:p>
+        </w:tc>
+        <w:tc>
+          <w:tcPr>
+            <w:tcW w:type="dxa" w:w="5400"/>
+            <w:shd w:val="clear" w:color="auto" w:fill="FFFFFF"/>
+          </w:tcPr>
+          <w:p>
+            <w:r/>
+            <w:r>
+              <w:rPr>
+                <w:rFonts w:ascii="Calibri" w:hAnsi="Calibri"/>
+                <w:b w:val="0"/>
+                <w:sz w:val="18"/>
+              </w:rPr>
+              <w:t>Readable settings validated on load so a broken config fails fast.</w:t>
+            </w:r>
+          </w:p>
+        </w:tc>
+      </w:tr>
+      <w:tr>
+        <w:tc>
+          <w:tcPr>
+            <w:tcW w:type="dxa" w:w="2160"/>
+            <w:shd w:val="clear" w:color="auto" w:fill="F3EBFA"/>
+          </w:tcPr>
+          <w:p>
+            <w:r/>
+            <w:r>
+              <w:rPr>
+                <w:rFonts w:ascii="Calibri" w:hAnsi="Calibri"/>
+                <w:b w:val="0"/>
+                <w:sz w:val="18"/>
+              </w:rPr>
+              <w:t>Modelling</w:t>
+            </w:r>
+          </w:p>
+        </w:tc>
+        <w:tc>
+          <w:tcPr>
+            <w:tcW w:type="dxa" w:w="2232"/>
+            <w:shd w:val="clear" w:color="auto" w:fill="F3EBFA"/>
+          </w:tcPr>
+          <w:p>
+            <w:r/>
+            <w:r>
+              <w:rPr>
+                <w:rFonts w:ascii="Calibri" w:hAnsi="Calibri"/>
+                <w:b w:val="0"/>
+                <w:sz w:val="18"/>
+              </w:rPr>
+              <w:t>pandas, scikit-learn</w:t>
+            </w:r>
+          </w:p>
+        </w:tc>
+        <w:tc>
+          <w:tcPr>
+            <w:tcW w:type="dxa" w:w="5400"/>
+            <w:shd w:val="clear" w:color="auto" w:fill="F3EBFA"/>
+          </w:tcPr>
+          <w:p>
+            <w:r/>
+            <w:r>
+              <w:rPr>
+                <w:rFonts w:ascii="Calibri" w:hAnsi="Calibri"/>
+                <w:b w:val="0"/>
+                <w:sz w:val="18"/>
+              </w:rPr>
+              <w:t>Free and fast enough for CI; XGBoost was not needed to beat the baseline.</w:t>
+            </w:r>
+          </w:p>
+        </w:tc>
+      </w:tr>
+      <w:tr>
+        <w:tc>
+          <w:tcPr>
+            <w:tcW w:type="dxa" w:w="2160"/>
+            <w:shd w:val="clear" w:color="auto" w:fill="FFFFFF"/>
+          </w:tcPr>
+          <w:p>
+            <w:r/>
+            <w:r>
+              <w:rPr>
+                <w:rFonts w:ascii="Calibri" w:hAnsi="Calibri"/>
+                <w:b w:val="0"/>
+                <w:sz w:val="18"/>
+              </w:rPr>
+              <w:t>Tracking + registry</w:t>
+            </w:r>
+          </w:p>
+        </w:tc>
+        <w:tc>
+          <w:tcPr>
+            <w:tcW w:type="dxa" w:w="2232"/>
+            <w:shd w:val="clear" w:color="auto" w:fill="FFFFFF"/>
+          </w:tcPr>
+          <w:p>
+            <w:r/>
+            <w:r>
+              <w:rPr>
+                <w:rFonts w:ascii="Calibri" w:hAnsi="Calibri"/>
+                <w:b w:val="0"/>
+                <w:sz w:val="18"/>
+              </w:rPr>
+              <w:t>MLflow</w:t>
+            </w:r>
+          </w:p>
+        </w:tc>
+        <w:tc>
+          <w:tcPr>
+            <w:tcW w:type="dxa" w:w="5400"/>
+            <w:shd w:val="clear" w:color="auto" w:fill="FFFFFF"/>
+          </w:tcPr>
+          <w:p>
+            <w:r/>
+            <w:r>
+              <w:rPr>
+                <w:rFonts w:ascii="Calibri" w:hAnsi="Calibri"/>
+                <w:b w:val="0"/>
+                <w:sz w:val="18"/>
+              </w:rPr>
+              <w:t>Local SQLite backend gives runs and a registry with no paid account; replaces SageMaker.</w:t>
+            </w:r>
+          </w:p>
+        </w:tc>
+      </w:tr>
+      <w:tr>
+        <w:tc>
+          <w:tcPr>
+            <w:tcW w:type="dxa" w:w="2160"/>
+            <w:shd w:val="clear" w:color="auto" w:fill="F3EBFA"/>
+          </w:tcPr>
+          <w:p>
+            <w:r/>
+            <w:r>
+              <w:rPr>
+                <w:rFonts w:ascii="Calibri" w:hAnsi="Calibri"/>
+                <w:b w:val="0"/>
+                <w:sz w:val="18"/>
+              </w:rPr>
+              <w:t>CI / CD</w:t>
+            </w:r>
+          </w:p>
+        </w:tc>
+        <w:tc>
+          <w:tcPr>
+            <w:tcW w:type="dxa" w:w="2232"/>
+            <w:shd w:val="clear" w:color="auto" w:fill="F3EBFA"/>
+          </w:tcPr>
+          <w:p>
+            <w:r/>
+            <w:r>
+              <w:rPr>
+                <w:rFonts w:ascii="Calibri" w:hAnsi="Calibri"/>
+                <w:b w:val="0"/>
+                <w:sz w:val="18"/>
+              </w:rPr>
+              <w:t>GitHub Actions, pytest</w:t>
+            </w:r>
+          </w:p>
+        </w:tc>
+        <w:tc>
+          <w:tcPr>
+            <w:tcW w:type="dxa" w:w="5400"/>
+            <w:shd w:val="clear" w:color="auto" w:fill="F3EBFA"/>
+          </w:tcPr>
+          <w:p>
+            <w:r/>
+            <w:r>
+              <w:rPr>
+                <w:rFonts w:ascii="Calibri" w:hAnsi="Calibri"/>
+                <w:b w:val="0"/>
+                <w:sz w:val="18"/>
+              </w:rPr>
+              <w:t>Runs the gate on every pull request; replaces a managed pipeline service.</w:t>
+            </w:r>
+          </w:p>
+        </w:tc>
+      </w:tr>
+    </w:tbl>
+    <w:p>
+      <w:pPr>
+        <w:spacing w:after="40"/>
+      </w:pPr>
+    </w:p>
+    <w:p>
+      <w:pPr>
+        <w:spacing w:after="120" w:before="0"/>
+      </w:pPr>
+      <w:r>
+        <w:rPr>
+          <w:rFonts w:ascii="Calibri" w:hAnsi="Calibri"/>
+          <w:b w:val="0"/>
+          <w:i w:val="0"/>
+          <w:sz w:val="21"/>
+        </w:rPr>
+        <w:t>The one substitution worth naming is the DVC remote. Instead of a cloud bucket we use a content-addressed store committed inside the repository (dvcstore), so dvc pull works on the CI runner and on any fresh clone with no credentials. This keeps the project fully free and reproducible, at the cost of storing the (small) data blobs in the repo rather than in external storage.</w:t>
+      </w:r>
+    </w:p>
+    <w:p>
+      <w:r>
+        <w:br w:type="page"/>
+      </w:r>
+    </w:p>
+    <w:p>
+      <w:pPr>
+        <w:spacing w:before="280" w:after="120"/>
+        <w:pBdr>
+          <w:bottom w:val="single" w:sz="6" w:space="2" w:color="8E3CC4"/>
+        </w:pBdr>
+      </w:pPr>
+      <w:r>
+        <w:rPr>
+          <w:rFonts w:ascii="Calibri" w:hAnsi="Calibri"/>
+          <w:b/>
+          <w:color w:val="3B1E63"/>
+          <w:sz w:val="30"/>
+        </w:rPr>
+        <w:t>03  Repository, Code and Data Versioning (Task 2)</w:t>
+      </w:r>
+    </w:p>
+    <w:p>
+      <w:pPr>
+        <w:spacing w:after="120" w:before="0"/>
+      </w:pPr>
+      <w:r>
+        <w:rPr>
+          <w:rFonts w:ascii="Calibri" w:hAnsi="Calibri"/>
+          <w:b w:val="0"/>
+          <w:i w:val="0"/>
+          <w:sz w:val="21"/>
+        </w:rPr>
+        <w:t>The repository tracks code, configuration and data together. Code and config live in git. Datasets are tracked with DVC: the root .gitignore keeps the CSV files out of git, so only the small .dvc pointer files are committed, and the data itself lives in the in-repo DVC remote. The commit history is a sequence of small, clearly described changes, and dataset v2 enters the project later as its own tracked DVC change.</w:t>
+      </w:r>
+    </w:p>
+    <w:p>
+      <w:pPr>
+        <w:spacing w:before="180" w:after="60"/>
+      </w:pPr>
+      <w:r>
+        <w:rPr>
+          <w:rFonts w:ascii="Calibri" w:hAnsi="Calibri"/>
+          <w:b/>
+          <w:color w:val="8E3CC4"/>
+          <w:sz w:val="24"/>
+        </w:rPr>
+        <w:t>Repository layout</w:t>
+      </w:r>
+    </w:p>
+    <w:p>
+      <w:pPr>
+        <w:spacing w:after="0" w:before="0"/>
+        <w:shd w:val="clear" w:color="auto" w:fill="F3EBFA"/>
+      </w:pPr>
+      <w:r>
+        <w:rPr>
+          <w:rFonts w:ascii="Consolas" w:hAnsi="Consolas"/>
+          <w:color w:val="2A1245"/>
+          <w:sz w:val="17"/>
+        </w:rPr>
+        <w:t>credit-risk-cicd-gate/</w:t>
+      </w:r>
+    </w:p>
+    <w:p>
+      <w:pPr>
+        <w:spacing w:after="0" w:before="0"/>
+        <w:shd w:val="clear" w:color="auto" w:fill="F3EBFA"/>
+      </w:pPr>
+      <w:r>
+        <w:rPr>
+          <w:rFonts w:ascii="Consolas" w:hAnsi="Consolas"/>
+          <w:color w:val="2A1245"/>
+          <w:sz w:val="17"/>
+        </w:rPr>
+        <w:t xml:space="preserve">  .github/workflows/ci.yml     CI quality gate</w:t>
+      </w:r>
+    </w:p>
+    <w:p>
+      <w:pPr>
+        <w:spacing w:after="0" w:before="0"/>
+        <w:shd w:val="clear" w:color="auto" w:fill="F3EBFA"/>
+      </w:pPr>
+      <w:r>
+        <w:rPr>
+          <w:rFonts w:ascii="Consolas" w:hAnsi="Consolas"/>
+          <w:color w:val="2A1245"/>
+          <w:sz w:val="17"/>
+        </w:rPr>
+        <w:t xml:space="preserve">  .github/CODEOWNERS           protects baseline and gate config</w:t>
+      </w:r>
+    </w:p>
+    <w:p>
+      <w:pPr>
+        <w:spacing w:after="0" w:before="0"/>
+        <w:shd w:val="clear" w:color="auto" w:fill="F3EBFA"/>
+      </w:pPr>
+      <w:r>
+        <w:rPr>
+          <w:rFonts w:ascii="Consolas" w:hAnsi="Consolas"/>
+          <w:color w:val="2A1245"/>
+          <w:sz w:val="17"/>
+        </w:rPr>
+        <w:t xml:space="preserve">  configs/{dev,ci,full}.yaml   three environments</w:t>
+      </w:r>
+    </w:p>
+    <w:p>
+      <w:pPr>
+        <w:spacing w:after="0" w:before="0"/>
+        <w:shd w:val="clear" w:color="auto" w:fill="F3EBFA"/>
+      </w:pPr>
+      <w:r>
+        <w:rPr>
+          <w:rFonts w:ascii="Consolas" w:hAnsi="Consolas"/>
+          <w:color w:val="2A1245"/>
+          <w:sz w:val="17"/>
+        </w:rPr>
+        <w:t xml:space="preserve">  data/*.csv.dvc               DVC pointers (CSVs gitignored)</w:t>
+      </w:r>
+    </w:p>
+    <w:p>
+      <w:pPr>
+        <w:spacing w:after="0" w:before="0"/>
+        <w:shd w:val="clear" w:color="auto" w:fill="F3EBFA"/>
+      </w:pPr>
+      <w:r>
+        <w:rPr>
+          <w:rFonts w:ascii="Consolas" w:hAnsi="Consolas"/>
+          <w:color w:val="2A1245"/>
+          <w:sz w:val="17"/>
+        </w:rPr>
+        <w:t xml:space="preserve">  dvcstore/                    in-repo DVC remote (blobs)</w:t>
+      </w:r>
+    </w:p>
+    <w:p>
+      <w:pPr>
+        <w:spacing w:after="0" w:before="0"/>
+        <w:shd w:val="clear" w:color="auto" w:fill="F3EBFA"/>
+      </w:pPr>
+      <w:r>
+        <w:rPr>
+          <w:rFonts w:ascii="Consolas" w:hAnsi="Consolas"/>
+          <w:color w:val="2A1245"/>
+          <w:sz w:val="17"/>
+        </w:rPr>
+        <w:t xml:space="preserve">  src/credit_risk/             config, data, features, model, pipeline, gate</w:t>
+      </w:r>
+    </w:p>
+    <w:p>
+      <w:pPr>
+        <w:spacing w:after="0" w:before="0"/>
+        <w:shd w:val="clear" w:color="auto" w:fill="F3EBFA"/>
+      </w:pPr>
+      <w:r>
+        <w:rPr>
+          <w:rFonts w:ascii="Consolas" w:hAnsi="Consolas"/>
+          <w:color w:val="2A1245"/>
+          <w:sz w:val="17"/>
+        </w:rPr>
+        <w:t xml:space="preserve">  scripts/                     run_training, run_gate, update_baseline, drill, fairness</w:t>
+      </w:r>
+    </w:p>
+    <w:p>
+      <w:pPr>
+        <w:spacing w:after="0" w:before="0"/>
+        <w:shd w:val="clear" w:color="auto" w:fill="F3EBFA"/>
+      </w:pPr>
+      <w:r>
+        <w:rPr>
+          <w:rFonts w:ascii="Consolas" w:hAnsi="Consolas"/>
+          <w:color w:val="2A1245"/>
+          <w:sz w:val="17"/>
+        </w:rPr>
+        <w:t xml:space="preserve">  tests/                       pytest: features, config, gate</w:t>
+      </w:r>
+    </w:p>
+    <w:p>
+      <w:pPr>
+        <w:spacing w:after="0" w:before="0"/>
+        <w:shd w:val="clear" w:color="auto" w:fill="F3EBFA"/>
+      </w:pPr>
+      <w:r>
+        <w:rPr>
+          <w:rFonts w:ascii="Consolas" w:hAnsi="Consolas"/>
+          <w:color w:val="2A1245"/>
+          <w:sz w:val="17"/>
+        </w:rPr>
+        <w:t xml:space="preserve">  baseline/baseline_metrics.json   the stored gate baseline</w:t>
+      </w:r>
+    </w:p>
+    <w:p>
+      <w:pPr>
+        <w:spacing w:after="0" w:before="0"/>
+        <w:shd w:val="clear" w:color="auto" w:fill="F3EBFA"/>
+      </w:pPr>
+      <w:r>
+        <w:rPr>
+          <w:rFonts w:ascii="Consolas" w:hAnsi="Consolas"/>
+          <w:color w:val="2A1245"/>
+          <w:sz w:val="17"/>
+        </w:rPr>
+        <w:t xml:space="preserve">  docs/                        task write-ups and memos</w:t>
+      </w:r>
+    </w:p>
+    <w:p>
+      <w:pPr>
+        <w:spacing w:after="80"/>
+      </w:pPr>
     </w:p>
     <w:p>
       <w:pPr>
@@ -1357,67 +2170,59 @@
           <w:i w:val="0"/>
           <w:sz w:val="21"/>
         </w:rPr>
-        <w:t>Running git checkout &lt;old-commit&gt; restores the code and the .dvc pointers, then dvc checkout restores the exact CSV that commit used. This proves an earlier result can be rebuilt with the same data.</w:t>
+        <w:t>Running git checkout &lt;old-commit&gt; restores the code and the .dvc pointers, then dvc checkout restores the exact CSV that commit used. This is what makes an old result reproducible rather than merely remembered.</w:t>
       </w:r>
     </w:p>
-    <w:tbl>
-      <w:tblPr>
-        <w:tblW w:type="auto" w:w="0"/>
+    <w:p>
+      <w:pPr>
+        <w:spacing w:before="80" w:after="40"/>
         <w:jc w:val="center"/>
-        <w:tblLook w:firstColumn="1" w:firstRow="1" w:lastColumn="0" w:lastRow="0" w:noHBand="0" w:noVBand="1" w:val="04A0"/>
-      </w:tblPr>
-      <w:tblGrid>
-        <w:gridCol w:w="9936"/>
-      </w:tblGrid>
-      <w:tr>
-        <w:tc>
-          <w:tcPr>
-            <w:tcW w:type="dxa" w:w="9792"/>
-            <w:shd w:val="clear" w:color="auto" w:fill="F3EBFA"/>
-            <w:tcBorders>
-              <w:top w:val="dashed" w:sz="6" w:space="0" w:color="8E3CC4"/>
-              <w:left w:val="dashed" w:sz="6" w:space="0" w:color="8E3CC4"/>
-              <w:bottom w:val="dashed" w:sz="6" w:space="0" w:color="8E3CC4"/>
-              <w:right w:val="dashed" w:sz="6" w:space="0" w:color="8E3CC4"/>
-            </w:tcBorders>
-          </w:tcPr>
-          <w:p>
-            <w:pPr>
-              <w:spacing w:before="320"/>
-              <w:jc w:val="center"/>
-            </w:pPr>
-            <w:r/>
-            <w:r>
-              <w:rPr>
-                <w:rFonts w:ascii="Calibri" w:hAnsi="Calibri"/>
-                <w:b/>
-                <w:color w:val="8E3CC4"/>
-                <w:sz w:val="22"/>
-              </w:rPr>
-              <w:t>[ Insert screenshot here ]</w:t>
-            </w:r>
-          </w:p>
-          <w:p>
-            <w:pPr>
-              <w:spacing w:after="320"/>
-              <w:jc w:val="center"/>
-            </w:pPr>
-            <w:r>
-              <w:rPr>
-                <w:rFonts w:ascii="Calibri" w:hAnsi="Calibri"/>
-                <w:i/>
-                <w:color w:val="555555"/>
-                <w:sz w:val="17"/>
-              </w:rPr>
-              <w:t>How to capture: In the repo folder run git log --oneline, then dvc status and dvc remote list. Screenshot the terminal showing the small commits and the two tracked datasets.</w:t>
-            </w:r>
-          </w:p>
-        </w:tc>
-      </w:tr>
-    </w:tbl>
+        <w:pBdr>
+          <w:top w:val="single" w:sz="4" w:space="4" w:color="C9B8DC"/>
+          <w:bottom w:val="single" w:sz="4" w:space="4" w:color="C9B8DC"/>
+          <w:left w:val="single" w:sz="4" w:space="4" w:color="C9B8DC"/>
+          <w:right w:val="single" w:sz="4" w:space="4" w:color="C9B8DC"/>
+        </w:pBdr>
+      </w:pPr>
+      <w:r>
+        <w:drawing>
+          <wp:inline xmlns:a="http://schemas.openxmlformats.org/drawingml/2006/main" xmlns:pic="http://schemas.openxmlformats.org/drawingml/2006/picture">
+            <wp:extent cx="5760720" cy="1769702"/>
+            <wp:docPr id="1" name="Picture 1"/>
+            <wp:cNvGraphicFramePr>
+              <a:graphicFrameLocks noChangeAspect="1"/>
+            </wp:cNvGraphicFramePr>
+            <a:graphic>
+              <a:graphicData uri="http://schemas.openxmlformats.org/drawingml/2006/picture">
+                <pic:pic>
+                  <pic:nvPicPr>
+                    <pic:cNvPr id="0" name="fig1a_git_log.jpg"/>
+                    <pic:cNvPicPr/>
+                  </pic:nvPicPr>
+                  <pic:blipFill>
+                    <a:blip r:embed="rId10"/>
+                    <a:stretch>
+                      <a:fillRect/>
+                    </a:stretch>
+                  </pic:blipFill>
+                  <pic:spPr>
+                    <a:xfrm>
+                      <a:off x="0" y="0"/>
+                      <a:ext cx="5760720" cy="1769702"/>
+                    </a:xfrm>
+                    <a:prstGeom prst="rect"/>
+                  </pic:spPr>
+                </pic:pic>
+              </a:graphicData>
+            </a:graphic>
+          </wp:inline>
+        </w:drawing>
+      </w:r>
+    </w:p>
     <w:p>
       <w:pPr>
-        <w:spacing w:before="60" w:after="200"/>
+        <w:spacing w:before="40" w:after="200"/>
+        <w:jc w:val="center"/>
       </w:pPr>
       <w:r>
         <w:rPr>
@@ -1426,7 +2231,68 @@
           <w:color w:val="555555"/>
           <w:sz w:val="18"/>
         </w:rPr>
-        <w:t>Figure 1. Commit history and the DVC-tracked datasets.</w:t>
+        <w:t>Figure 1a. Small, meaningful commits. The history reads as a clean sequence of versioned changes, including dataset v2 entering as its own tracked change.</w:t>
+      </w:r>
+    </w:p>
+    <w:p>
+      <w:pPr>
+        <w:spacing w:before="80" w:after="40"/>
+        <w:jc w:val="center"/>
+        <w:pBdr>
+          <w:top w:val="single" w:sz="4" w:space="4" w:color="C9B8DC"/>
+          <w:bottom w:val="single" w:sz="4" w:space="4" w:color="C9B8DC"/>
+          <w:left w:val="single" w:sz="4" w:space="4" w:color="C9B8DC"/>
+          <w:right w:val="single" w:sz="4" w:space="4" w:color="C9B8DC"/>
+        </w:pBdr>
+      </w:pPr>
+      <w:r>
+        <w:drawing>
+          <wp:inline xmlns:a="http://schemas.openxmlformats.org/drawingml/2006/main" xmlns:pic="http://schemas.openxmlformats.org/drawingml/2006/picture">
+            <wp:extent cx="5486400" cy="1034540"/>
+            <wp:docPr id="2" name="Picture 2"/>
+            <wp:cNvGraphicFramePr>
+              <a:graphicFrameLocks noChangeAspect="1"/>
+            </wp:cNvGraphicFramePr>
+            <a:graphic>
+              <a:graphicData uri="http://schemas.openxmlformats.org/drawingml/2006/picture">
+                <pic:pic>
+                  <pic:nvPicPr>
+                    <pic:cNvPr id="0" name="fig1b_dvc.jpg"/>
+                    <pic:cNvPicPr/>
+                  </pic:nvPicPr>
+                  <pic:blipFill>
+                    <a:blip r:embed="rId11"/>
+                    <a:stretch>
+                      <a:fillRect/>
+                    </a:stretch>
+                  </pic:blipFill>
+                  <pic:spPr>
+                    <a:xfrm>
+                      <a:off x="0" y="0"/>
+                      <a:ext cx="5486400" cy="1034540"/>
+                    </a:xfrm>
+                    <a:prstGeom prst="rect"/>
+                  </pic:spPr>
+                </pic:pic>
+              </a:graphicData>
+            </a:graphic>
+          </wp:inline>
+        </w:drawing>
+      </w:r>
+    </w:p>
+    <w:p>
+      <w:pPr>
+        <w:spacing w:before="40" w:after="200"/>
+        <w:jc w:val="center"/>
+      </w:pPr>
+      <w:r>
+        <w:rPr>
+          <w:rFonts w:ascii="Calibri" w:hAnsi="Calibri"/>
+          <w:i/>
+          <w:color w:val="555555"/>
+          <w:sz w:val="18"/>
+        </w:rPr>
+        <w:t>Figure 1b. The datasets are tracked only as .dvc pointers, with an in-repo DVC remote, and DVC reports the data is up to date.</w:t>
       </w:r>
     </w:p>
     <w:p>
@@ -1443,7 +2309,7 @@
           <w:color w:val="3B1E63"/>
           <w:sz w:val="30"/>
         </w:rPr>
-        <w:t>04  Configuration Management (Task 3)</w:t>
+        <w:t>04  The Data</w:t>
       </w:r>
     </w:p>
     <w:p>
@@ -1457,59 +2323,617 @@
           <w:i w:val="0"/>
           <w:sz w:val="21"/>
         </w:rPr>
-        <w:t>No values are hard coded in the modelling code. File paths, the utilisation risk cut-off, the hyperparameter search space, the random seed, the MLflow settings and the quality-gate threshold are all set in YAML. Three environments are provided: dev for fast local work, ci for the gate, and full for the wide sweep. Configs are validated by Pydantic on load, so a broken config fails at once with a clear message and unknown keys are rejected. The exact config is stored as an artefact with every run.</w:t>
+        <w:t>The dataset describes credit-card customers and whether each is high risk (likely to default). Version 1 has 800 rows and version 2 has 1,100 rows, where v2 contains every v1 row unchanged plus 300 new customers. The target is imbalanced: about 18.9 percent of customers are high risk.</w:t>
+      </w:r>
+    </w:p>
+    <w:p>
+      <w:pPr>
+        <w:spacing w:before="180" w:after="60"/>
+      </w:pPr>
+      <w:r>
+        <w:rPr>
+          <w:rFonts w:ascii="Calibri" w:hAnsi="Calibri"/>
+          <w:b/>
+          <w:color w:val="8E3CC4"/>
+          <w:sz w:val="24"/>
+        </w:rPr>
+        <w:t>Data dictionary</w:t>
       </w:r>
     </w:p>
     <w:tbl>
       <w:tblPr>
+        <w:tblStyle w:val="TableGrid"/>
         <w:tblW w:type="auto" w:w="0"/>
         <w:jc w:val="center"/>
         <w:tblLook w:firstColumn="1" w:firstRow="1" w:lastColumn="0" w:lastRow="0" w:noHBand="0" w:noVBand="1" w:val="04A0"/>
       </w:tblPr>
       <w:tblGrid>
-        <w:gridCol w:w="9936"/>
+        <w:gridCol w:w="3264"/>
+        <w:gridCol w:w="3264"/>
+        <w:gridCol w:w="3264"/>
       </w:tblGrid>
       <w:tr>
         <w:tc>
           <w:tcPr>
-            <w:tcW w:type="dxa" w:w="9792"/>
+            <w:tcW w:type="dxa" w:w="3024"/>
+            <w:shd w:val="clear" w:color="auto" w:fill="3B1E63"/>
+          </w:tcPr>
+          <w:p>
+            <w:r/>
+            <w:r>
+              <w:rPr>
+                <w:rFonts w:ascii="Calibri" w:hAnsi="Calibri"/>
+                <w:b/>
+                <w:color w:val="FFFFFF"/>
+                <w:sz w:val="19"/>
+              </w:rPr>
+              <w:t>Column</w:t>
+            </w:r>
+          </w:p>
+        </w:tc>
+        <w:tc>
+          <w:tcPr>
+            <w:tcW w:type="dxa" w:w="1584"/>
+            <w:shd w:val="clear" w:color="auto" w:fill="3B1E63"/>
+          </w:tcPr>
+          <w:p>
+            <w:r/>
+            <w:r>
+              <w:rPr>
+                <w:rFonts w:ascii="Calibri" w:hAnsi="Calibri"/>
+                <w:b/>
+                <w:color w:val="FFFFFF"/>
+                <w:sz w:val="19"/>
+              </w:rPr>
+              <w:t>Type</w:t>
+            </w:r>
+          </w:p>
+        </w:tc>
+        <w:tc>
+          <w:tcPr>
+            <w:tcW w:type="dxa" w:w="5184"/>
+            <w:shd w:val="clear" w:color="auto" w:fill="3B1E63"/>
+          </w:tcPr>
+          <w:p>
+            <w:r/>
+            <w:r>
+              <w:rPr>
+                <w:rFonts w:ascii="Calibri" w:hAnsi="Calibri"/>
+                <w:b/>
+                <w:color w:val="FFFFFF"/>
+                <w:sz w:val="19"/>
+              </w:rPr>
+              <w:t>Notes</w:t>
+            </w:r>
+          </w:p>
+        </w:tc>
+      </w:tr>
+      <w:tr>
+        <w:tc>
+          <w:tcPr>
+            <w:tcW w:type="dxa" w:w="3024"/>
+            <w:shd w:val="clear" w:color="auto" w:fill="FFFFFF"/>
+          </w:tcPr>
+          <w:p>
+            <w:r/>
+            <w:r>
+              <w:rPr>
+                <w:rFonts w:ascii="Calibri" w:hAnsi="Calibri"/>
+                <w:b w:val="0"/>
+                <w:sz w:val="18"/>
+              </w:rPr>
+              <w:t>Customer_ID</w:t>
+            </w:r>
+          </w:p>
+        </w:tc>
+        <w:tc>
+          <w:tcPr>
+            <w:tcW w:type="dxa" w:w="1584"/>
+            <w:shd w:val="clear" w:color="auto" w:fill="FFFFFF"/>
+          </w:tcPr>
+          <w:p>
+            <w:r/>
+            <w:r>
+              <w:rPr>
+                <w:rFonts w:ascii="Calibri" w:hAnsi="Calibri"/>
+                <w:b w:val="0"/>
+                <w:sz w:val="18"/>
+              </w:rPr>
+              <w:t>string</w:t>
+            </w:r>
+          </w:p>
+        </w:tc>
+        <w:tc>
+          <w:tcPr>
+            <w:tcW w:type="dxa" w:w="5184"/>
+            <w:shd w:val="clear" w:color="auto" w:fill="FFFFFF"/>
+          </w:tcPr>
+          <w:p>
+            <w:r/>
+            <w:r>
+              <w:rPr>
+                <w:rFonts w:ascii="Calibri" w:hAnsi="Calibri"/>
+                <w:b w:val="0"/>
+                <w:sz w:val="18"/>
+              </w:rPr>
+              <w:t>Identifier, dropped before modelling (never a predictor).</w:t>
+            </w:r>
+          </w:p>
+        </w:tc>
+      </w:tr>
+      <w:tr>
+        <w:tc>
+          <w:tcPr>
+            <w:tcW w:type="dxa" w:w="3024"/>
             <w:shd w:val="clear" w:color="auto" w:fill="F3EBFA"/>
-            <w:tcBorders>
-              <w:top w:val="dashed" w:sz="6" w:space="0" w:color="8E3CC4"/>
-              <w:left w:val="dashed" w:sz="6" w:space="0" w:color="8E3CC4"/>
-              <w:bottom w:val="dashed" w:sz="6" w:space="0" w:color="8E3CC4"/>
-              <w:right w:val="dashed" w:sz="6" w:space="0" w:color="8E3CC4"/>
-            </w:tcBorders>
-          </w:tcPr>
-          <w:p>
-            <w:pPr>
-              <w:spacing w:before="320"/>
-              <w:jc w:val="center"/>
-            </w:pPr>
-            <w:r/>
-            <w:r>
-              <w:rPr>
-                <w:rFonts w:ascii="Calibri" w:hAnsi="Calibri"/>
-                <w:b/>
-                <w:color w:val="8E3CC4"/>
-                <w:sz w:val="22"/>
-              </w:rPr>
-              <w:t>[ Insert screenshot here ]</w:t>
-            </w:r>
-          </w:p>
-          <w:p>
-            <w:pPr>
-              <w:spacing w:after="320"/>
-              <w:jc w:val="center"/>
-            </w:pPr>
-            <w:r>
-              <w:rPr>
-                <w:rFonts w:ascii="Calibri" w:hAnsi="Calibri"/>
-                <w:i/>
-                <w:color w:val="555555"/>
-                <w:sz w:val="17"/>
-              </w:rPr>
-              <w:t>How to capture: Edit a copy of configs/dev.yaml to set test_size: 5.0, then run the loader. Screenshot the validation error. The repo already tests this in tests/test_config.py.</w:t>
+          </w:tcPr>
+          <w:p>
+            <w:r/>
+            <w:r>
+              <w:rPr>
+                <w:rFonts w:ascii="Calibri" w:hAnsi="Calibri"/>
+                <w:b w:val="0"/>
+                <w:sz w:val="18"/>
+              </w:rPr>
+              <w:t>Age</w:t>
+            </w:r>
+          </w:p>
+        </w:tc>
+        <w:tc>
+          <w:tcPr>
+            <w:tcW w:type="dxa" w:w="1584"/>
+            <w:shd w:val="clear" w:color="auto" w:fill="F3EBFA"/>
+          </w:tcPr>
+          <w:p>
+            <w:r/>
+            <w:r>
+              <w:rPr>
+                <w:rFonts w:ascii="Calibri" w:hAnsi="Calibri"/>
+                <w:b w:val="0"/>
+                <w:sz w:val="18"/>
+              </w:rPr>
+              <w:t>int</w:t>
+            </w:r>
+          </w:p>
+        </w:tc>
+        <w:tc>
+          <w:tcPr>
+            <w:tcW w:type="dxa" w:w="5184"/>
+            <w:shd w:val="clear" w:color="auto" w:fill="F3EBFA"/>
+          </w:tcPr>
+          <w:p>
+            <w:r/>
+            <w:r>
+              <w:rPr>
+                <w:rFonts w:ascii="Calibri" w:hAnsi="Calibri"/>
+                <w:b w:val="0"/>
+                <w:sz w:val="18"/>
+              </w:rPr>
+              <w:t>Customer age in years.</w:t>
+            </w:r>
+          </w:p>
+        </w:tc>
+      </w:tr>
+      <w:tr>
+        <w:tc>
+          <w:tcPr>
+            <w:tcW w:type="dxa" w:w="3024"/>
+            <w:shd w:val="clear" w:color="auto" w:fill="FFFFFF"/>
+          </w:tcPr>
+          <w:p>
+            <w:r/>
+            <w:r>
+              <w:rPr>
+                <w:rFonts w:ascii="Calibri" w:hAnsi="Calibri"/>
+                <w:b w:val="0"/>
+                <w:sz w:val="18"/>
+              </w:rPr>
+              <w:t>Income_Bracket</w:t>
+            </w:r>
+          </w:p>
+        </w:tc>
+        <w:tc>
+          <w:tcPr>
+            <w:tcW w:type="dxa" w:w="1584"/>
+            <w:shd w:val="clear" w:color="auto" w:fill="FFFFFF"/>
+          </w:tcPr>
+          <w:p>
+            <w:r/>
+            <w:r>
+              <w:rPr>
+                <w:rFonts w:ascii="Calibri" w:hAnsi="Calibri"/>
+                <w:b w:val="0"/>
+                <w:sz w:val="18"/>
+              </w:rPr>
+              <w:t>category</w:t>
+            </w:r>
+          </w:p>
+        </w:tc>
+        <w:tc>
+          <w:tcPr>
+            <w:tcW w:type="dxa" w:w="5184"/>
+            <w:shd w:val="clear" w:color="auto" w:fill="FFFFFF"/>
+          </w:tcPr>
+          <w:p>
+            <w:r/>
+            <w:r>
+              <w:rPr>
+                <w:rFonts w:ascii="Calibri" w:hAnsi="Calibri"/>
+                <w:b w:val="0"/>
+                <w:sz w:val="18"/>
+              </w:rPr>
+              <w:t>Low / Medium / High; encoded as an ordinal 0 / 1 / 2.</w:t>
+            </w:r>
+          </w:p>
+        </w:tc>
+      </w:tr>
+      <w:tr>
+        <w:tc>
+          <w:tcPr>
+            <w:tcW w:type="dxa" w:w="3024"/>
+            <w:shd w:val="clear" w:color="auto" w:fill="F3EBFA"/>
+          </w:tcPr>
+          <w:p>
+            <w:r/>
+            <w:r>
+              <w:rPr>
+                <w:rFonts w:ascii="Calibri" w:hAnsi="Calibri"/>
+                <w:b w:val="0"/>
+                <w:sz w:val="18"/>
+              </w:rPr>
+              <w:t>Credit_Limit</w:t>
+            </w:r>
+          </w:p>
+        </w:tc>
+        <w:tc>
+          <w:tcPr>
+            <w:tcW w:type="dxa" w:w="1584"/>
+            <w:shd w:val="clear" w:color="auto" w:fill="F3EBFA"/>
+          </w:tcPr>
+          <w:p>
+            <w:r/>
+            <w:r>
+              <w:rPr>
+                <w:rFonts w:ascii="Calibri" w:hAnsi="Calibri"/>
+                <w:b w:val="0"/>
+                <w:sz w:val="18"/>
+              </w:rPr>
+              <w:t>float</w:t>
+            </w:r>
+          </w:p>
+        </w:tc>
+        <w:tc>
+          <w:tcPr>
+            <w:tcW w:type="dxa" w:w="5184"/>
+            <w:shd w:val="clear" w:color="auto" w:fill="F3EBFA"/>
+          </w:tcPr>
+          <w:p>
+            <w:r/>
+            <w:r>
+              <w:rPr>
+                <w:rFonts w:ascii="Calibri" w:hAnsi="Calibri"/>
+                <w:b w:val="0"/>
+                <w:sz w:val="18"/>
+              </w:rPr>
+              <w:t>Approved limit (USD). 24 missing in v1, median-imputed.</w:t>
+            </w:r>
+          </w:p>
+        </w:tc>
+      </w:tr>
+      <w:tr>
+        <w:tc>
+          <w:tcPr>
+            <w:tcW w:type="dxa" w:w="3024"/>
+            <w:shd w:val="clear" w:color="auto" w:fill="FFFFFF"/>
+          </w:tcPr>
+          <w:p>
+            <w:r/>
+            <w:r>
+              <w:rPr>
+                <w:rFonts w:ascii="Calibri" w:hAnsi="Calibri"/>
+                <w:b w:val="0"/>
+                <w:sz w:val="18"/>
+              </w:rPr>
+              <w:t>Current_Balance</w:t>
+            </w:r>
+          </w:p>
+        </w:tc>
+        <w:tc>
+          <w:tcPr>
+            <w:tcW w:type="dxa" w:w="1584"/>
+            <w:shd w:val="clear" w:color="auto" w:fill="FFFFFF"/>
+          </w:tcPr>
+          <w:p>
+            <w:r/>
+            <w:r>
+              <w:rPr>
+                <w:rFonts w:ascii="Calibri" w:hAnsi="Calibri"/>
+                <w:b w:val="0"/>
+                <w:sz w:val="18"/>
+              </w:rPr>
+              <w:t>float</w:t>
+            </w:r>
+          </w:p>
+        </w:tc>
+        <w:tc>
+          <w:tcPr>
+            <w:tcW w:type="dxa" w:w="5184"/>
+            <w:shd w:val="clear" w:color="auto" w:fill="FFFFFF"/>
+          </w:tcPr>
+          <w:p>
+            <w:r/>
+            <w:r>
+              <w:rPr>
+                <w:rFonts w:ascii="Calibri" w:hAnsi="Calibri"/>
+                <w:b w:val="0"/>
+                <w:sz w:val="18"/>
+              </w:rPr>
+              <w:t>Outstanding balance (USD). 24 missing in v1, median-imputed.</w:t>
+            </w:r>
+          </w:p>
+        </w:tc>
+      </w:tr>
+      <w:tr>
+        <w:tc>
+          <w:tcPr>
+            <w:tcW w:type="dxa" w:w="3024"/>
+            <w:shd w:val="clear" w:color="auto" w:fill="F3EBFA"/>
+          </w:tcPr>
+          <w:p>
+            <w:r/>
+            <w:r>
+              <w:rPr>
+                <w:rFonts w:ascii="Calibri" w:hAnsi="Calibri"/>
+                <w:b w:val="0"/>
+                <w:sz w:val="18"/>
+              </w:rPr>
+              <w:t>Monthly_Spend</w:t>
+            </w:r>
+          </w:p>
+        </w:tc>
+        <w:tc>
+          <w:tcPr>
+            <w:tcW w:type="dxa" w:w="1584"/>
+            <w:shd w:val="clear" w:color="auto" w:fill="F3EBFA"/>
+          </w:tcPr>
+          <w:p>
+            <w:r/>
+            <w:r>
+              <w:rPr>
+                <w:rFonts w:ascii="Calibri" w:hAnsi="Calibri"/>
+                <w:b w:val="0"/>
+                <w:sz w:val="18"/>
+              </w:rPr>
+              <w:t>float</w:t>
+            </w:r>
+          </w:p>
+        </w:tc>
+        <w:tc>
+          <w:tcPr>
+            <w:tcW w:type="dxa" w:w="5184"/>
+            <w:shd w:val="clear" w:color="auto" w:fill="F3EBFA"/>
+          </w:tcPr>
+          <w:p>
+            <w:r/>
+            <w:r>
+              <w:rPr>
+                <w:rFonts w:ascii="Calibri" w:hAnsi="Calibri"/>
+                <w:b w:val="0"/>
+                <w:sz w:val="18"/>
+              </w:rPr>
+              <w:t>Average monthly spend (USD).</w:t>
+            </w:r>
+          </w:p>
+        </w:tc>
+      </w:tr>
+      <w:tr>
+        <w:tc>
+          <w:tcPr>
+            <w:tcW w:type="dxa" w:w="3024"/>
+            <w:shd w:val="clear" w:color="auto" w:fill="FFFFFF"/>
+          </w:tcPr>
+          <w:p>
+            <w:r/>
+            <w:r>
+              <w:rPr>
+                <w:rFonts w:ascii="Calibri" w:hAnsi="Calibri"/>
+                <w:b w:val="0"/>
+                <w:sz w:val="18"/>
+              </w:rPr>
+              <w:t>Num_Transactions_Monthly</w:t>
+            </w:r>
+          </w:p>
+        </w:tc>
+        <w:tc>
+          <w:tcPr>
+            <w:tcW w:type="dxa" w:w="1584"/>
+            <w:shd w:val="clear" w:color="auto" w:fill="FFFFFF"/>
+          </w:tcPr>
+          <w:p>
+            <w:r/>
+            <w:r>
+              <w:rPr>
+                <w:rFonts w:ascii="Calibri" w:hAnsi="Calibri"/>
+                <w:b w:val="0"/>
+                <w:sz w:val="18"/>
+              </w:rPr>
+              <w:t>int</w:t>
+            </w:r>
+          </w:p>
+        </w:tc>
+        <w:tc>
+          <w:tcPr>
+            <w:tcW w:type="dxa" w:w="5184"/>
+            <w:shd w:val="clear" w:color="auto" w:fill="FFFFFF"/>
+          </w:tcPr>
+          <w:p>
+            <w:r/>
+            <w:r>
+              <w:rPr>
+                <w:rFonts w:ascii="Calibri" w:hAnsi="Calibri"/>
+                <w:b w:val="0"/>
+                <w:sz w:val="18"/>
+              </w:rPr>
+              <w:t>Transactions per month.</w:t>
+            </w:r>
+          </w:p>
+        </w:tc>
+      </w:tr>
+      <w:tr>
+        <w:tc>
+          <w:tcPr>
+            <w:tcW w:type="dxa" w:w="3024"/>
+            <w:shd w:val="clear" w:color="auto" w:fill="F3EBFA"/>
+          </w:tcPr>
+          <w:p>
+            <w:r/>
+            <w:r>
+              <w:rPr>
+                <w:rFonts w:ascii="Calibri" w:hAnsi="Calibri"/>
+                <w:b w:val="0"/>
+                <w:sz w:val="18"/>
+              </w:rPr>
+              <w:t>Payment_Delay_Days</w:t>
+            </w:r>
+          </w:p>
+        </w:tc>
+        <w:tc>
+          <w:tcPr>
+            <w:tcW w:type="dxa" w:w="1584"/>
+            <w:shd w:val="clear" w:color="auto" w:fill="F3EBFA"/>
+          </w:tcPr>
+          <w:p>
+            <w:r/>
+            <w:r>
+              <w:rPr>
+                <w:rFonts w:ascii="Calibri" w:hAnsi="Calibri"/>
+                <w:b w:val="0"/>
+                <w:sz w:val="18"/>
+              </w:rPr>
+              <w:t>int</w:t>
+            </w:r>
+          </w:p>
+        </w:tc>
+        <w:tc>
+          <w:tcPr>
+            <w:tcW w:type="dxa" w:w="5184"/>
+            <w:shd w:val="clear" w:color="auto" w:fill="F3EBFA"/>
+          </w:tcPr>
+          <w:p>
+            <w:r/>
+            <w:r>
+              <w:rPr>
+                <w:rFonts w:ascii="Calibri" w:hAnsi="Calibri"/>
+                <w:b w:val="0"/>
+                <w:sz w:val="18"/>
+              </w:rPr>
+              <w:t>Average days late. 24 missing in v1, median-imputed.</w:t>
+            </w:r>
+          </w:p>
+        </w:tc>
+      </w:tr>
+      <w:tr>
+        <w:tc>
+          <w:tcPr>
+            <w:tcW w:type="dxa" w:w="3024"/>
+            <w:shd w:val="clear" w:color="auto" w:fill="FFFFFF"/>
+          </w:tcPr>
+          <w:p>
+            <w:r/>
+            <w:r>
+              <w:rPr>
+                <w:rFonts w:ascii="Calibri" w:hAnsi="Calibri"/>
+                <w:b w:val="0"/>
+                <w:sz w:val="18"/>
+              </w:rPr>
+              <w:t>Tenure_Months</w:t>
+            </w:r>
+          </w:p>
+        </w:tc>
+        <w:tc>
+          <w:tcPr>
+            <w:tcW w:type="dxa" w:w="1584"/>
+            <w:shd w:val="clear" w:color="auto" w:fill="FFFFFF"/>
+          </w:tcPr>
+          <w:p>
+            <w:r/>
+            <w:r>
+              <w:rPr>
+                <w:rFonts w:ascii="Calibri" w:hAnsi="Calibri"/>
+                <w:b w:val="0"/>
+                <w:sz w:val="18"/>
+              </w:rPr>
+              <w:t>int</w:t>
+            </w:r>
+          </w:p>
+        </w:tc>
+        <w:tc>
+          <w:tcPr>
+            <w:tcW w:type="dxa" w:w="5184"/>
+            <w:shd w:val="clear" w:color="auto" w:fill="FFFFFF"/>
+          </w:tcPr>
+          <w:p>
+            <w:r/>
+            <w:r>
+              <w:rPr>
+                <w:rFonts w:ascii="Calibri" w:hAnsi="Calibri"/>
+                <w:b w:val="0"/>
+                <w:sz w:val="18"/>
+              </w:rPr>
+              <w:t>Months as a cardholder.</w:t>
+            </w:r>
+          </w:p>
+        </w:tc>
+      </w:tr>
+      <w:tr>
+        <w:tc>
+          <w:tcPr>
+            <w:tcW w:type="dxa" w:w="3024"/>
+            <w:shd w:val="clear" w:color="auto" w:fill="F3EBFA"/>
+          </w:tcPr>
+          <w:p>
+            <w:r/>
+            <w:r>
+              <w:rPr>
+                <w:rFonts w:ascii="Calibri" w:hAnsi="Calibri"/>
+                <w:b w:val="0"/>
+                <w:sz w:val="18"/>
+              </w:rPr>
+              <w:t>High_Risk_Customer</w:t>
+            </w:r>
+          </w:p>
+        </w:tc>
+        <w:tc>
+          <w:tcPr>
+            <w:tcW w:type="dxa" w:w="1584"/>
+            <w:shd w:val="clear" w:color="auto" w:fill="F3EBFA"/>
+          </w:tcPr>
+          <w:p>
+            <w:r/>
+            <w:r>
+              <w:rPr>
+                <w:rFonts w:ascii="Calibri" w:hAnsi="Calibri"/>
+                <w:b w:val="0"/>
+                <w:sz w:val="18"/>
+              </w:rPr>
+              <w:t>int (0/1)</w:t>
+            </w:r>
+          </w:p>
+        </w:tc>
+        <w:tc>
+          <w:tcPr>
+            <w:tcW w:type="dxa" w:w="5184"/>
+            <w:shd w:val="clear" w:color="auto" w:fill="F3EBFA"/>
+          </w:tcPr>
+          <w:p>
+            <w:r/>
+            <w:r>
+              <w:rPr>
+                <w:rFonts w:ascii="Calibri" w:hAnsi="Calibri"/>
+                <w:b w:val="0"/>
+                <w:sz w:val="18"/>
+              </w:rPr>
+              <w:t>Target: 1 = likely to default.</w:t>
             </w:r>
           </w:p>
         </w:tc>
@@ -1517,7 +2941,338 @@
     </w:tbl>
     <w:p>
       <w:pPr>
-        <w:spacing w:before="60" w:after="200"/>
+        <w:spacing w:after="40"/>
+      </w:pPr>
+    </w:p>
+    <w:p>
+      <w:pPr>
+        <w:spacing w:before="180" w:after="60"/>
+      </w:pPr>
+      <w:r>
+        <w:rPr>
+          <w:rFonts w:ascii="Calibri" w:hAnsi="Calibri"/>
+          <w:b/>
+          <w:color w:val="8E3CC4"/>
+          <w:sz w:val="24"/>
+        </w:rPr>
+        <w:t>Missing values and imbalance</w:t>
+      </w:r>
+    </w:p>
+    <w:p>
+      <w:pPr>
+        <w:spacing w:after="120" w:before="0"/>
+      </w:pPr>
+      <w:r>
+        <w:rPr>
+          <w:rFonts w:ascii="Calibri" w:hAnsi="Calibri"/>
+          <w:b w:val="0"/>
+          <w:i w:val="0"/>
+          <w:sz w:val="21"/>
+        </w:rPr>
+        <w:t>Three money or count columns have missing values. We fill them with the median learned on the training split only, which is robust to the skew in these columns and cannot leak information from the test set. The imbalance is handled with class weighting in the models and, more importantly, by choosing a metric that focuses on the minority class (Section 09).</w:t>
+      </w:r>
+    </w:p>
+    <w:p>
+      <w:r>
+        <w:br w:type="page"/>
+      </w:r>
+    </w:p>
+    <w:p>
+      <w:pPr>
+        <w:spacing w:before="280" w:after="120"/>
+        <w:pBdr>
+          <w:bottom w:val="single" w:sz="6" w:space="2" w:color="8E3CC4"/>
+        </w:pBdr>
+      </w:pPr>
+      <w:r>
+        <w:rPr>
+          <w:rFonts w:ascii="Calibri" w:hAnsi="Calibri"/>
+          <w:b/>
+          <w:color w:val="3B1E63"/>
+          <w:sz w:val="30"/>
+        </w:rPr>
+        <w:t>05  Configuration Management (Task 3)</w:t>
+      </w:r>
+    </w:p>
+    <w:p>
+      <w:pPr>
+        <w:spacing w:after="120" w:before="0"/>
+      </w:pPr>
+      <w:r>
+        <w:rPr>
+          <w:rFonts w:ascii="Calibri" w:hAnsi="Calibri"/>
+          <w:b w:val="0"/>
+          <w:i w:val="0"/>
+          <w:sz w:val="21"/>
+        </w:rPr>
+        <w:t>No values are hard coded in the modelling code. Paths, the utilisation risk cut-off, the hyperparameter search space, the random seed, the MLflow settings and the quality-gate threshold are all set in YAML. Three environments are provided: dev for fast local work, ci for the gate, and full for the wide sweep.</w:t>
+      </w:r>
+    </w:p>
+    <w:p>
+      <w:pPr>
+        <w:spacing w:before="180" w:after="60"/>
+      </w:pPr>
+      <w:r>
+        <w:rPr>
+          <w:rFonts w:ascii="Calibri" w:hAnsi="Calibri"/>
+          <w:b/>
+          <w:color w:val="8E3CC4"/>
+          <w:sz w:val="24"/>
+        </w:rPr>
+        <w:t>A slice of the CI configuration</w:t>
+      </w:r>
+    </w:p>
+    <w:p>
+      <w:pPr>
+        <w:spacing w:after="0" w:before="0"/>
+        <w:shd w:val="clear" w:color="auto" w:fill="F3EBFA"/>
+      </w:pPr>
+      <w:r>
+        <w:rPr>
+          <w:rFonts w:ascii="Consolas" w:hAnsi="Consolas"/>
+          <w:color w:val="2A1245"/>
+          <w:sz w:val="17"/>
+        </w:rPr>
+        <w:t>data:</w:t>
+      </w:r>
+    </w:p>
+    <w:p>
+      <w:pPr>
+        <w:spacing w:after="0" w:before="0"/>
+        <w:shd w:val="clear" w:color="auto" w:fill="F3EBFA"/>
+      </w:pPr>
+      <w:r>
+        <w:rPr>
+          <w:rFonts w:ascii="Consolas" w:hAnsi="Consolas"/>
+          <w:color w:val="2A1245"/>
+          <w:sz w:val="17"/>
+        </w:rPr>
+        <w:t xml:space="preserve">  version: v1</w:t>
+      </w:r>
+    </w:p>
+    <w:p>
+      <w:pPr>
+        <w:spacing w:after="0" w:before="0"/>
+        <w:shd w:val="clear" w:color="auto" w:fill="F3EBFA"/>
+      </w:pPr>
+      <w:r>
+        <w:rPr>
+          <w:rFonts w:ascii="Consolas" w:hAnsi="Consolas"/>
+          <w:color w:val="2A1245"/>
+          <w:sz w:val="17"/>
+        </w:rPr>
+        <w:t xml:space="preserve">  path: data/credit_card_customers_v1.csv</w:t>
+      </w:r>
+    </w:p>
+    <w:p>
+      <w:pPr>
+        <w:spacing w:after="0" w:before="0"/>
+        <w:shd w:val="clear" w:color="auto" w:fill="F3EBFA"/>
+      </w:pPr>
+      <w:r>
+        <w:rPr>
+          <w:rFonts w:ascii="Consolas" w:hAnsi="Consolas"/>
+          <w:color w:val="2A1245"/>
+          <w:sz w:val="17"/>
+        </w:rPr>
+        <w:t>features:</w:t>
+      </w:r>
+    </w:p>
+    <w:p>
+      <w:pPr>
+        <w:spacing w:after="0" w:before="0"/>
+        <w:shd w:val="clear" w:color="auto" w:fill="F3EBFA"/>
+      </w:pPr>
+      <w:r>
+        <w:rPr>
+          <w:rFonts w:ascii="Consolas" w:hAnsi="Consolas"/>
+          <w:color w:val="2A1245"/>
+          <w:sz w:val="17"/>
+        </w:rPr>
+        <w:t xml:space="preserve">  utilisation_high_cutoff: 0.5     # risk cut-off, tunable without code</w:t>
+      </w:r>
+    </w:p>
+    <w:p>
+      <w:pPr>
+        <w:spacing w:after="0" w:before="0"/>
+        <w:shd w:val="clear" w:color="auto" w:fill="F3EBFA"/>
+      </w:pPr>
+      <w:r>
+        <w:rPr>
+          <w:rFonts w:ascii="Consolas" w:hAnsi="Consolas"/>
+          <w:color w:val="2A1245"/>
+          <w:sz w:val="17"/>
+        </w:rPr>
+        <w:t xml:space="preserve">  payment_delay_flag_days: 5</w:t>
+      </w:r>
+    </w:p>
+    <w:p>
+      <w:pPr>
+        <w:spacing w:after="0" w:before="0"/>
+        <w:shd w:val="clear" w:color="auto" w:fill="F3EBFA"/>
+      </w:pPr>
+      <w:r>
+        <w:rPr>
+          <w:rFonts w:ascii="Consolas" w:hAnsi="Consolas"/>
+          <w:color w:val="2A1245"/>
+          <w:sz w:val="17"/>
+        </w:rPr>
+        <w:t>training:</w:t>
+      </w:r>
+    </w:p>
+    <w:p>
+      <w:pPr>
+        <w:spacing w:after="0" w:before="0"/>
+        <w:shd w:val="clear" w:color="auto" w:fill="F3EBFA"/>
+      </w:pPr>
+      <w:r>
+        <w:rPr>
+          <w:rFonts w:ascii="Consolas" w:hAnsi="Consolas"/>
+          <w:color w:val="2A1245"/>
+          <w:sz w:val="17"/>
+        </w:rPr>
+        <w:t xml:space="preserve">  seeds: [42]</w:t>
+      </w:r>
+    </w:p>
+    <w:p>
+      <w:pPr>
+        <w:spacing w:after="0" w:before="0"/>
+        <w:shd w:val="clear" w:color="auto" w:fill="F3EBFA"/>
+      </w:pPr>
+      <w:r>
+        <w:rPr>
+          <w:rFonts w:ascii="Consolas" w:hAnsi="Consolas"/>
+          <w:color w:val="2A1245"/>
+          <w:sz w:val="17"/>
+        </w:rPr>
+        <w:t xml:space="preserve">  models: [logistic_regression, random_forest]</w:t>
+      </w:r>
+    </w:p>
+    <w:p>
+      <w:pPr>
+        <w:spacing w:after="0" w:before="0"/>
+        <w:shd w:val="clear" w:color="auto" w:fill="F3EBFA"/>
+      </w:pPr>
+      <w:r>
+        <w:rPr>
+          <w:rFonts w:ascii="Consolas" w:hAnsi="Consolas"/>
+          <w:color w:val="2A1245"/>
+          <w:sz w:val="17"/>
+        </w:rPr>
+        <w:t>gate:</w:t>
+      </w:r>
+    </w:p>
+    <w:p>
+      <w:pPr>
+        <w:spacing w:after="0" w:before="0"/>
+        <w:shd w:val="clear" w:color="auto" w:fill="F3EBFA"/>
+      </w:pPr>
+      <w:r>
+        <w:rPr>
+          <w:rFonts w:ascii="Consolas" w:hAnsi="Consolas"/>
+          <w:color w:val="2A1245"/>
+          <w:sz w:val="17"/>
+        </w:rPr>
+        <w:t xml:space="preserve">  metric: average_precision</w:t>
+      </w:r>
+    </w:p>
+    <w:p>
+      <w:pPr>
+        <w:spacing w:after="0" w:before="0"/>
+        <w:shd w:val="clear" w:color="auto" w:fill="F3EBFA"/>
+      </w:pPr>
+      <w:r>
+        <w:rPr>
+          <w:rFonts w:ascii="Consolas" w:hAnsi="Consolas"/>
+          <w:color w:val="2A1245"/>
+          <w:sz w:val="17"/>
+        </w:rPr>
+        <w:t xml:space="preserve">  tolerance: 0.01                  # allowed drop vs baseline</w:t>
+      </w:r>
+    </w:p>
+    <w:p>
+      <w:pPr>
+        <w:spacing w:after="0" w:before="0"/>
+        <w:shd w:val="clear" w:color="auto" w:fill="F3EBFA"/>
+      </w:pPr>
+      <w:r>
+        <w:rPr>
+          <w:rFonts w:ascii="Consolas" w:hAnsi="Consolas"/>
+          <w:color w:val="2A1245"/>
+          <w:sz w:val="17"/>
+        </w:rPr>
+        <w:t xml:space="preserve">  baseline_path: baseline/baseline_metrics.json</w:t>
+      </w:r>
+    </w:p>
+    <w:p>
+      <w:pPr>
+        <w:spacing w:after="80"/>
+      </w:pPr>
+    </w:p>
+    <w:p>
+      <w:pPr>
+        <w:spacing w:after="120" w:before="0"/>
+      </w:pPr>
+      <w:r>
+        <w:rPr>
+          <w:rFonts w:ascii="Calibri" w:hAnsi="Calibri"/>
+          <w:b w:val="0"/>
+          <w:i w:val="0"/>
+          <w:sz w:val="21"/>
+        </w:rPr>
+        <w:t>Configs are validated by Pydantic the moment they load. A broken config fails at once with a clear message, and unknown keys are rejected so a typo cannot pass silently. The exact config is stored as an artefact with every run, so each result carries the settings that produced it.</w:t>
+      </w:r>
+    </w:p>
+    <w:p>
+      <w:pPr>
+        <w:spacing w:before="80" w:after="40"/>
+        <w:jc w:val="center"/>
+        <w:pBdr>
+          <w:top w:val="single" w:sz="4" w:space="4" w:color="C9B8DC"/>
+          <w:bottom w:val="single" w:sz="4" w:space="4" w:color="C9B8DC"/>
+          <w:left w:val="single" w:sz="4" w:space="4" w:color="C9B8DC"/>
+          <w:right w:val="single" w:sz="4" w:space="4" w:color="C9B8DC"/>
+        </w:pBdr>
+      </w:pPr>
+      <w:r>
+        <w:drawing>
+          <wp:inline xmlns:a="http://schemas.openxmlformats.org/drawingml/2006/main" xmlns:pic="http://schemas.openxmlformats.org/drawingml/2006/picture">
+            <wp:extent cx="5669280" cy="847134"/>
+            <wp:docPr id="3" name="Picture 3"/>
+            <wp:cNvGraphicFramePr>
+              <a:graphicFrameLocks noChangeAspect="1"/>
+            </wp:cNvGraphicFramePr>
+            <a:graphic>
+              <a:graphicData uri="http://schemas.openxmlformats.org/drawingml/2006/picture">
+                <pic:pic>
+                  <pic:nvPicPr>
+                    <pic:cNvPr id="0" name="fig2_broken_config.jpg"/>
+                    <pic:cNvPicPr/>
+                  </pic:nvPicPr>
+                  <pic:blipFill>
+                    <a:blip r:embed="rId12"/>
+                    <a:stretch>
+                      <a:fillRect/>
+                    </a:stretch>
+                  </pic:blipFill>
+                  <pic:spPr>
+                    <a:xfrm>
+                      <a:off x="0" y="0"/>
+                      <a:ext cx="5669280" cy="847134"/>
+                    </a:xfrm>
+                    <a:prstGeom prst="rect"/>
+                  </pic:spPr>
+                </pic:pic>
+              </a:graphicData>
+            </a:graphic>
+          </wp:inline>
+        </w:drawing>
+      </w:r>
+    </w:p>
+    <w:p>
+      <w:pPr>
+        <w:spacing w:before="40" w:after="200"/>
+        <w:jc w:val="center"/>
       </w:pPr>
       <w:r>
         <w:rPr>
@@ -1526,7 +3281,12 @@
           <w:color w:val="555555"/>
           <w:sz w:val="18"/>
         </w:rPr>
-        <w:t>Figure 2. A deliberately broken config fails immediately with a clear message.</w:t>
+        <w:t>Figure 2. A deliberately broken config (test_size set to 5.0) is rejected at load time with a clear, specific message that names the offending field.</w:t>
+      </w:r>
+    </w:p>
+    <w:p>
+      <w:r>
+        <w:br w:type="page"/>
       </w:r>
     </w:p>
     <w:p>
@@ -1543,7 +3303,7 @@
           <w:color w:val="3B1E63"/>
           <w:sz w:val="30"/>
         </w:rPr>
-        <w:t>05  Cleaning and Feature Engineering (Task 4)</w:t>
+        <w:t>06  Cleaning and Feature Engineering (Task 4)</w:t>
       </w:r>
     </w:p>
     <w:p>
@@ -1557,7 +3317,7 @@
           <w:i w:val="0"/>
           <w:sz w:val="21"/>
         </w:rPr>
-        <w:t>All transformations live in one fit and transform component. Whatever it needs for new data (the imputation medians and the output columns) is learned on the training split and reapplied unchanged, so training and later inference use identical logic and there is no train and serve skew. Missing values in Credit_Limit, Current_Balance and Payment_Delay_Days are filled with the training median, which is robust to the skew in these money columns and cannot be influenced by the test set. Customer_ID is dropped and the target is never read during feature building, so there is no leakage.</w:t>
+        <w:t>All transformations live in one fit and transform component, FeatureEngineer. Whatever it needs for new data (the imputation medians and the exact output columns) is learned on the training split and reapplied unchanged, so training and later inference use identical logic and there is no train and serve skew. Customer_ID is dropped and the target is never read during feature building, so there is no leakage.</w:t>
       </w:r>
     </w:p>
     <w:p>
@@ -1582,15 +3342,15 @@
         <w:tblLook w:firstColumn="1" w:firstRow="1" w:lastColumn="0" w:lastRow="0" w:noHBand="0" w:noVBand="1" w:val="04A0"/>
       </w:tblPr>
       <w:tblGrid>
-        <w:gridCol w:w="2484"/>
-        <w:gridCol w:w="2484"/>
-        <w:gridCol w:w="2484"/>
-        <w:gridCol w:w="2484"/>
+        <w:gridCol w:w="2448"/>
+        <w:gridCol w:w="2448"/>
+        <w:gridCol w:w="2448"/>
+        <w:gridCol w:w="2448"/>
       </w:tblGrid>
       <w:tr>
         <w:tc>
           <w:tcPr>
-            <w:tcW w:type="dxa" w:w="2304"/>
+            <w:tcW w:type="dxa" w:w="2232"/>
             <w:shd w:val="clear" w:color="auto" w:fill="3B1E63"/>
           </w:tcPr>
           <w:p>
@@ -1626,7 +3386,7 @@
         </w:tc>
         <w:tc>
           <w:tcPr>
-            <w:tcW w:type="dxa" w:w="3024"/>
+            <w:tcW w:type="dxa" w:w="2952"/>
             <w:shd w:val="clear" w:color="auto" w:fill="3B1E63"/>
           </w:tcPr>
           <w:p>
@@ -1644,7 +3404,7 @@
         </w:tc>
         <w:tc>
           <w:tcPr>
-            <w:tcW w:type="dxa" w:w="3168"/>
+            <w:tcW w:type="dxa" w:w="3312"/>
             <w:shd w:val="clear" w:color="auto" w:fill="3B1E63"/>
           </w:tcPr>
           <w:p>
@@ -1664,7 +3424,7 @@
       <w:tr>
         <w:tc>
           <w:tcPr>
-            <w:tcW w:type="dxa" w:w="2304"/>
+            <w:tcW w:type="dxa" w:w="2232"/>
             <w:shd w:val="clear" w:color="auto" w:fill="FFFFFF"/>
           </w:tcPr>
           <w:p>
@@ -1673,7 +3433,7 @@
               <w:rPr>
                 <w:rFonts w:ascii="Calibri" w:hAnsi="Calibri"/>
                 <w:b w:val="0"/>
-                <w:sz w:val="19"/>
+                <w:sz w:val="18"/>
               </w:rPr>
               <w:t>credit_utilisation</w:t>
             </w:r>
@@ -1690,7 +3450,7 @@
               <w:rPr>
                 <w:rFonts w:ascii="Calibri" w:hAnsi="Calibri"/>
                 <w:b w:val="0"/>
-                <w:sz w:val="19"/>
+                <w:sz w:val="18"/>
               </w:rPr>
               <w:t>ratio</w:t>
             </w:r>
@@ -1698,7 +3458,7 @@
         </w:tc>
         <w:tc>
           <w:tcPr>
-            <w:tcW w:type="dxa" w:w="3024"/>
+            <w:tcW w:type="dxa" w:w="2952"/>
             <w:shd w:val="clear" w:color="auto" w:fill="FFFFFF"/>
           </w:tcPr>
           <w:p>
@@ -1707,7 +3467,7 @@
               <w:rPr>
                 <w:rFonts w:ascii="Calibri" w:hAnsi="Calibri"/>
                 <w:b w:val="0"/>
-                <w:sz w:val="19"/>
+                <w:sz w:val="18"/>
               </w:rPr>
               <w:t>Current_Balance / Credit_Limit</w:t>
             </w:r>
@@ -1715,7 +3475,7 @@
         </w:tc>
         <w:tc>
           <w:tcPr>
-            <w:tcW w:type="dxa" w:w="3168"/>
+            <w:tcW w:type="dxa" w:w="3312"/>
             <w:shd w:val="clear" w:color="auto" w:fill="FFFFFF"/>
           </w:tcPr>
           <w:p>
@@ -1724,9 +3484,9 @@
               <w:rPr>
                 <w:rFonts w:ascii="Calibri" w:hAnsi="Calibri"/>
                 <w:b w:val="0"/>
-                <w:sz w:val="19"/>
-              </w:rPr>
-              <w:t>Utilisation is the strongest consumer-credit risk signal. Zero limit is guarded to 0.</w:t>
+                <w:sz w:val="18"/>
+              </w:rPr>
+              <w:t>Utilisation is the strongest consumer-credit risk signal. Zero limit guarded to 0.</w:t>
             </w:r>
           </w:p>
         </w:tc>
@@ -1734,7 +3494,7 @@
       <w:tr>
         <w:tc>
           <w:tcPr>
-            <w:tcW w:type="dxa" w:w="2304"/>
+            <w:tcW w:type="dxa" w:w="2232"/>
             <w:shd w:val="clear" w:color="auto" w:fill="F3EBFA"/>
           </w:tcPr>
           <w:p>
@@ -1743,7 +3503,7 @@
               <w:rPr>
                 <w:rFonts w:ascii="Calibri" w:hAnsi="Calibri"/>
                 <w:b w:val="0"/>
-                <w:sz w:val="19"/>
+                <w:sz w:val="18"/>
               </w:rPr>
               <w:t>high_utilisation_flag</w:t>
             </w:r>
@@ -1760,7 +3520,7 @@
               <w:rPr>
                 <w:rFonts w:ascii="Calibri" w:hAnsi="Calibri"/>
                 <w:b w:val="0"/>
-                <w:sz w:val="19"/>
+                <w:sz w:val="18"/>
               </w:rPr>
               <w:t>binary</w:t>
             </w:r>
@@ -1768,7 +3528,7 @@
         </w:tc>
         <w:tc>
           <w:tcPr>
-            <w:tcW w:type="dxa" w:w="3024"/>
+            <w:tcW w:type="dxa" w:w="2952"/>
             <w:shd w:val="clear" w:color="auto" w:fill="F3EBFA"/>
           </w:tcPr>
           <w:p>
@@ -1777,7 +3537,7 @@
               <w:rPr>
                 <w:rFonts w:ascii="Calibri" w:hAnsi="Calibri"/>
                 <w:b w:val="0"/>
-                <w:sz w:val="19"/>
+                <w:sz w:val="18"/>
               </w:rPr>
               <w:t>utilisation &gt;= cut-off (0.5)</w:t>
             </w:r>
@@ -1785,7 +3545,7 @@
         </w:tc>
         <w:tc>
           <w:tcPr>
-            <w:tcW w:type="dxa" w:w="3168"/>
+            <w:tcW w:type="dxa" w:w="3312"/>
             <w:shd w:val="clear" w:color="auto" w:fill="F3EBFA"/>
           </w:tcPr>
           <w:p>
@@ -1794,9 +3554,9 @@
               <w:rPr>
                 <w:rFonts w:ascii="Calibri" w:hAnsi="Calibri"/>
                 <w:b w:val="0"/>
-                <w:sz w:val="19"/>
-              </w:rPr>
-              <w:t>Marks a danger zone above a cut-off the risk team can tune in config.</w:t>
+                <w:sz w:val="18"/>
+              </w:rPr>
+              <w:t>A danger zone above a cut-off the risk team can tune in config.</w:t>
             </w:r>
           </w:p>
         </w:tc>
@@ -1804,7 +3564,7 @@
       <w:tr>
         <w:tc>
           <w:tcPr>
-            <w:tcW w:type="dxa" w:w="2304"/>
+            <w:tcW w:type="dxa" w:w="2232"/>
             <w:shd w:val="clear" w:color="auto" w:fill="FFFFFF"/>
           </w:tcPr>
           <w:p>
@@ -1813,7 +3573,7 @@
               <w:rPr>
                 <w:rFonts w:ascii="Calibri" w:hAnsi="Calibri"/>
                 <w:b w:val="0"/>
-                <w:sz w:val="19"/>
+                <w:sz w:val="18"/>
               </w:rPr>
               <w:t>late_payer_flag</w:t>
             </w:r>
@@ -1830,7 +3590,7 @@
               <w:rPr>
                 <w:rFonts w:ascii="Calibri" w:hAnsi="Calibri"/>
                 <w:b w:val="0"/>
-                <w:sz w:val="19"/>
+                <w:sz w:val="18"/>
               </w:rPr>
               <w:t>binary</w:t>
             </w:r>
@@ -1838,7 +3598,7 @@
         </w:tc>
         <w:tc>
           <w:tcPr>
-            <w:tcW w:type="dxa" w:w="3024"/>
+            <w:tcW w:type="dxa" w:w="2952"/>
             <w:shd w:val="clear" w:color="auto" w:fill="FFFFFF"/>
           </w:tcPr>
           <w:p>
@@ -1847,7 +3607,7 @@
               <w:rPr>
                 <w:rFonts w:ascii="Calibri" w:hAnsi="Calibri"/>
                 <w:b w:val="0"/>
-                <w:sz w:val="19"/>
+                <w:sz w:val="18"/>
               </w:rPr>
               <w:t>Payment_Delay_Days &gt;= 5</w:t>
             </w:r>
@@ -1855,7 +3615,7 @@
         </w:tc>
         <w:tc>
           <w:tcPr>
-            <w:tcW w:type="dxa" w:w="3168"/>
+            <w:tcW w:type="dxa" w:w="3312"/>
             <w:shd w:val="clear" w:color="auto" w:fill="FFFFFF"/>
           </w:tcPr>
           <w:p>
@@ -1864,7 +3624,7 @@
               <w:rPr>
                 <w:rFonts w:ascii="Calibri" w:hAnsi="Calibri"/>
                 <w:b w:val="0"/>
-                <w:sz w:val="19"/>
+                <w:sz w:val="18"/>
               </w:rPr>
               <w:t>Consistent lateness is a known default precursor.</w:t>
             </w:r>
@@ -1874,7 +3634,7 @@
       <w:tr>
         <w:tc>
           <w:tcPr>
-            <w:tcW w:type="dxa" w:w="2304"/>
+            <w:tcW w:type="dxa" w:w="2232"/>
             <w:shd w:val="clear" w:color="auto" w:fill="F3EBFA"/>
           </w:tcPr>
           <w:p>
@@ -1883,7 +3643,7 @@
               <w:rPr>
                 <w:rFonts w:ascii="Calibri" w:hAnsi="Calibri"/>
                 <w:b w:val="0"/>
-                <w:sz w:val="19"/>
+                <w:sz w:val="18"/>
               </w:rPr>
               <w:t>age_band</w:t>
             </w:r>
@@ -1900,7 +3660,7 @@
               <w:rPr>
                 <w:rFonts w:ascii="Calibri" w:hAnsi="Calibri"/>
                 <w:b w:val="0"/>
-                <w:sz w:val="19"/>
+                <w:sz w:val="18"/>
               </w:rPr>
               <w:t>binned</w:t>
             </w:r>
@@ -1908,7 +3668,7 @@
         </w:tc>
         <w:tc>
           <w:tcPr>
-            <w:tcW w:type="dxa" w:w="3024"/>
+            <w:tcW w:type="dxa" w:w="2952"/>
             <w:shd w:val="clear" w:color="auto" w:fill="F3EBFA"/>
           </w:tcPr>
           <w:p>
@@ -1917,7 +3677,7 @@
               <w:rPr>
                 <w:rFonts w:ascii="Calibri" w:hAnsi="Calibri"/>
                 <w:b w:val="0"/>
-                <w:sz w:val="19"/>
+                <w:sz w:val="18"/>
               </w:rPr>
               <w:t>Age cut into 4 bands, one-hot</w:t>
             </w:r>
@@ -1925,7 +3685,7 @@
         </w:tc>
         <w:tc>
           <w:tcPr>
-            <w:tcW w:type="dxa" w:w="3168"/>
+            <w:tcW w:type="dxa" w:w="3312"/>
             <w:shd w:val="clear" w:color="auto" w:fill="F3EBFA"/>
           </w:tcPr>
           <w:p>
@@ -1934,7 +3694,7 @@
               <w:rPr>
                 <w:rFonts w:ascii="Calibri" w:hAnsi="Calibri"/>
                 <w:b w:val="0"/>
-                <w:sz w:val="19"/>
+                <w:sz w:val="18"/>
               </w:rPr>
               <w:t>Risk is not linear in age, so bands fit each life stage.</w:t>
             </w:r>
@@ -1944,7 +3704,7 @@
       <w:tr>
         <w:tc>
           <w:tcPr>
-            <w:tcW w:type="dxa" w:w="2304"/>
+            <w:tcW w:type="dxa" w:w="2232"/>
             <w:shd w:val="clear" w:color="auto" w:fill="FFFFFF"/>
           </w:tcPr>
           <w:p>
@@ -1953,7 +3713,7 @@
               <w:rPr>
                 <w:rFonts w:ascii="Calibri" w:hAnsi="Calibri"/>
                 <w:b w:val="0"/>
-                <w:sz w:val="19"/>
+                <w:sz w:val="18"/>
               </w:rPr>
               <w:t>avg_transaction_value</w:t>
             </w:r>
@@ -1970,7 +3730,7 @@
               <w:rPr>
                 <w:rFonts w:ascii="Calibri" w:hAnsi="Calibri"/>
                 <w:b w:val="0"/>
-                <w:sz w:val="19"/>
+                <w:sz w:val="18"/>
               </w:rPr>
               <w:t>own design</w:t>
             </w:r>
@@ -1978,7 +3738,7 @@
         </w:tc>
         <w:tc>
           <w:tcPr>
-            <w:tcW w:type="dxa" w:w="3024"/>
+            <w:tcW w:type="dxa" w:w="2952"/>
             <w:shd w:val="clear" w:color="auto" w:fill="FFFFFF"/>
           </w:tcPr>
           <w:p>
@@ -1987,7 +3747,7 @@
               <w:rPr>
                 <w:rFonts w:ascii="Calibri" w:hAnsi="Calibri"/>
                 <w:b w:val="0"/>
-                <w:sz w:val="19"/>
+                <w:sz w:val="18"/>
               </w:rPr>
               <w:t>Monthly_Spend / Num_Transactions</w:t>
             </w:r>
@@ -1995,7 +3755,7 @@
         </w:tc>
         <w:tc>
           <w:tcPr>
-            <w:tcW w:type="dxa" w:w="3168"/>
+            <w:tcW w:type="dxa" w:w="3312"/>
             <w:shd w:val="clear" w:color="auto" w:fill="FFFFFF"/>
           </w:tcPr>
           <w:p>
@@ -2004,7 +3764,7 @@
               <w:rPr>
                 <w:rFonts w:ascii="Calibri" w:hAnsi="Calibri"/>
                 <w:b w:val="0"/>
-                <w:sz w:val="19"/>
+                <w:sz w:val="18"/>
               </w:rPr>
               <w:t>Many tiny transactions can signal cash-flow stress. Zero transactions guarded to 0.</w:t>
             </w:r>
@@ -2019,7 +3779,21 @@
     </w:p>
     <w:p>
       <w:pPr>
-        <w:spacing w:after="120" w:before="80"/>
+        <w:spacing w:before="180" w:after="60"/>
+      </w:pPr>
+      <w:r>
+        <w:rPr>
+          <w:rFonts w:ascii="Calibri" w:hAnsi="Calibri"/>
+          <w:b/>
+          <w:color w:val="8E3CC4"/>
+          <w:sz w:val="24"/>
+        </w:rPr>
+        <w:t>The zero credit limit edge case</w:t>
+      </w:r>
+    </w:p>
+    <w:p>
+      <w:pPr>
+        <w:spacing w:after="120" w:before="0"/>
       </w:pPr>
       <w:r>
         <w:rPr>
@@ -2028,7 +3802,73 @@
           <w:i w:val="0"/>
           <w:sz w:val="21"/>
         </w:rPr>
-        <w:t>Income_Bracket is ordinal, so it is encoded as Low 0, Medium 1, High 2 rather than one-hot. Unit tests cover the feature logic including the zero credit limit and zero transaction edge cases.</w:t>
+        <w:t>Dividing by a zero credit limit would produce infinity. The code guards this, and a unit test pins the behaviour so a future change cannot reintroduce the bug.</w:t>
+      </w:r>
+    </w:p>
+    <w:p>
+      <w:pPr>
+        <w:spacing w:after="0" w:before="0"/>
+        <w:shd w:val="clear" w:color="auto" w:fill="F3EBFA"/>
+      </w:pPr>
+      <w:r>
+        <w:rPr>
+          <w:rFonts w:ascii="Consolas" w:hAnsi="Consolas"/>
+          <w:color w:val="2A1245"/>
+          <w:sz w:val="17"/>
+        </w:rPr>
+        <w:t>safe_cl = np.where(cl &gt; 0, cl, np.nan)</w:t>
+      </w:r>
+    </w:p>
+    <w:p>
+      <w:pPr>
+        <w:spacing w:after="0" w:before="0"/>
+        <w:shd w:val="clear" w:color="auto" w:fill="F3EBFA"/>
+      </w:pPr>
+      <w:r>
+        <w:rPr>
+          <w:rFonts w:ascii="Consolas" w:hAnsi="Consolas"/>
+          <w:color w:val="2A1245"/>
+          <w:sz w:val="17"/>
+        </w:rPr>
+        <w:t>util = np.divide(bal, safe_cl, out=np.zeros_like(bal), where=~np.isnan(safe_cl))</w:t>
+      </w:r>
+    </w:p>
+    <w:p>
+      <w:pPr>
+        <w:spacing w:after="0" w:before="0"/>
+        <w:shd w:val="clear" w:color="auto" w:fill="F3EBFA"/>
+      </w:pPr>
+      <w:r>
+        <w:rPr>
+          <w:rFonts w:ascii="Consolas" w:hAnsi="Consolas"/>
+          <w:color w:val="2A1245"/>
+          <w:sz w:val="17"/>
+        </w:rPr>
+        <w:t>util = np.nan_to_num(util, nan=0.0, posinf=0.0, neginf=0.0)   # zero limit -&gt; 0</w:t>
+      </w:r>
+    </w:p>
+    <w:p>
+      <w:pPr>
+        <w:spacing w:after="80"/>
+      </w:pPr>
+    </w:p>
+    <w:p>
+      <w:pPr>
+        <w:spacing w:after="120" w:before="0"/>
+      </w:pPr>
+      <w:r>
+        <w:rPr>
+          <w:rFonts w:ascii="Calibri" w:hAnsi="Calibri"/>
+          <w:b w:val="0"/>
+          <w:i w:val="0"/>
+          <w:sz w:val="21"/>
+        </w:rPr>
+        <w:t>Income_Bracket is ordinal, so it is encoded as Low 0, Medium 1, High 2 rather than one-hot. Nine unit tests cover the feature logic, including the zero credit limit, zero transactions, median imputation and stable output columns on unseen data.</w:t>
+      </w:r>
+    </w:p>
+    <w:p>
+      <w:r>
+        <w:br w:type="page"/>
       </w:r>
     </w:p>
     <w:p>
@@ -2045,7 +3885,7 @@
           <w:color w:val="3B1E63"/>
           <w:sz w:val="30"/>
         </w:rPr>
-        <w:t>06  Training, Tuning and Tracking (Task 5)</w:t>
+        <w:t>07  Model Training and Tuning (Task 5)</w:t>
       </w:r>
     </w:p>
     <w:p>
@@ -2059,35 +3899,7 @@
           <w:i w:val="0"/>
           <w:sz w:val="21"/>
         </w:rPr>
-        <w:t>We establish a baseline and tune two model families, Logistic Regression and Random Forest, over several hyperparameters and three random seeds. This produces 21 tracked runs, above the ten required. Each run logs its parameters, metrics, dataset version, full configuration and model artefact to MLflow. The final model is selected by PR-AUC and registered as credit_risk_gate_model, traceable to its git commit and data version through run tags.</w:t>
-      </w:r>
-    </w:p>
-    <w:p>
-      <w:pPr>
-        <w:spacing w:before="180" w:after="60"/>
-      </w:pPr>
-      <w:r>
-        <w:rPr>
-          <w:rFonts w:ascii="Calibri" w:hAnsi="Calibri"/>
-          <w:b/>
-          <w:color w:val="8E3CC4"/>
-          <w:sz w:val="24"/>
-        </w:rPr>
-        <w:t>Why plain accuracy is not enough</w:t>
-      </w:r>
-    </w:p>
-    <w:p>
-      <w:pPr>
-        <w:spacing w:after="120" w:before="0"/>
-      </w:pPr>
-      <w:r>
-        <w:rPr>
-          <w:rFonts w:ascii="Calibri" w:hAnsi="Calibri"/>
-          <w:b w:val="0"/>
-          <w:i w:val="0"/>
-          <w:sz w:val="21"/>
-        </w:rPr>
-        <w:t>With about 18.9 percent high-risk customers, a model that predicts not high risk for everyone already scores about 81 percent accuracy while catching zero defaulters. Across our 21 runs accuracy stays between 0.80 and 0.92 for every model, so it cannot tell a strong model from a weak one. The costly error here is a false negative, a high-risk customer approved as safe, and accuracy weights that the same as a harmless false positive. PR-AUC measures how well the model ranks the high-risk minority and does not depend on a fixed 0.5 threshold, so it is the gate metric.</w:t>
+        <w:t>We establish a baseline and tune two model families, Logistic Regression and Random Forest, over several hyperparameters and three random seeds (42, 7, 123). This produces 21 tracked runs, above the ten required. Logistic Regression is scaled and class-weighted; Random Forest is class-weighted. The final model is selected by PR-AUC.</w:t>
       </w:r>
     </w:p>
     <w:p>
@@ -2112,17 +3924,18 @@
         <w:tblLook w:firstColumn="1" w:firstRow="1" w:lastColumn="0" w:lastRow="0" w:noHBand="0" w:noVBand="1" w:val="04A0"/>
       </w:tblPr>
       <w:tblGrid>
-        <w:gridCol w:w="1656"/>
-        <w:gridCol w:w="1656"/>
-        <w:gridCol w:w="1656"/>
-        <w:gridCol w:w="1656"/>
-        <w:gridCol w:w="1656"/>
-        <w:gridCol w:w="1656"/>
+        <w:gridCol w:w="1399"/>
+        <w:gridCol w:w="1399"/>
+        <w:gridCol w:w="1399"/>
+        <w:gridCol w:w="1399"/>
+        <w:gridCol w:w="1399"/>
+        <w:gridCol w:w="1399"/>
+        <w:gridCol w:w="1399"/>
       </w:tblGrid>
       <w:tr>
         <w:tc>
           <w:tcPr>
-            <w:tcW w:type="dxa" w:w="2808"/>
+            <w:tcW w:type="dxa" w:w="3024"/>
             <w:shd w:val="clear" w:color="auto" w:fill="3B1E63"/>
           </w:tcPr>
           <w:p>
@@ -2140,7 +3953,7 @@
         </w:tc>
         <w:tc>
           <w:tcPr>
-            <w:tcW w:type="dxa" w:w="2088"/>
+            <w:tcW w:type="dxa" w:w="1872"/>
             <w:shd w:val="clear" w:color="auto" w:fill="3B1E63"/>
           </w:tcPr>
           <w:p>
@@ -2158,7 +3971,7 @@
         </w:tc>
         <w:tc>
           <w:tcPr>
-            <w:tcW w:type="dxa" w:w="936"/>
+            <w:tcW w:type="dxa" w:w="792"/>
             <w:shd w:val="clear" w:color="auto" w:fill="3B1E63"/>
           </w:tcPr>
           <w:p>
@@ -2176,7 +3989,7 @@
         </w:tc>
         <w:tc>
           <w:tcPr>
-            <w:tcW w:type="dxa" w:w="1368"/>
+            <w:tcW w:type="dxa" w:w="1224"/>
             <w:shd w:val="clear" w:color="auto" w:fill="3B1E63"/>
           </w:tcPr>
           <w:p>
@@ -2194,7 +4007,7 @@
         </w:tc>
         <w:tc>
           <w:tcPr>
-            <w:tcW w:type="dxa" w:w="1368"/>
+            <w:tcW w:type="dxa" w:w="1224"/>
             <w:shd w:val="clear" w:color="auto" w:fill="3B1E63"/>
           </w:tcPr>
           <w:p>
@@ -2212,7 +4025,7 @@
         </w:tc>
         <w:tc>
           <w:tcPr>
-            <w:tcW w:type="dxa" w:w="1224"/>
+            <w:tcW w:type="dxa" w:w="936"/>
             <w:shd w:val="clear" w:color="auto" w:fill="3B1E63"/>
           </w:tcPr>
           <w:p>
@@ -2224,6 +4037,24 @@
                 <w:color w:val="FFFFFF"/>
                 <w:sz w:val="19"/>
               </w:rPr>
+              <w:t>F1</w:t>
+            </w:r>
+          </w:p>
+        </w:tc>
+        <w:tc>
+          <w:tcPr>
+            <w:tcW w:type="dxa" w:w="1224"/>
+            <w:shd w:val="clear" w:color="auto" w:fill="3B1E63"/>
+          </w:tcPr>
+          <w:p>
+            <w:r/>
+            <w:r>
+              <w:rPr>
+                <w:rFonts w:ascii="Calibri" w:hAnsi="Calibri"/>
+                <w:b/>
+                <w:color w:val="FFFFFF"/>
+                <w:sz w:val="19"/>
+              </w:rPr>
               <w:t>Accuracy</w:t>
             </w:r>
           </w:p>
@@ -2232,7 +4063,7 @@
       <w:tr>
         <w:tc>
           <w:tcPr>
-            <w:tcW w:type="dxa" w:w="2808"/>
+            <w:tcW w:type="dxa" w:w="3024"/>
             <w:shd w:val="clear" w:color="auto" w:fill="FFFFFF"/>
           </w:tcPr>
           <w:p>
@@ -2241,15 +4072,15 @@
               <w:rPr>
                 <w:rFonts w:ascii="Calibri" w:hAnsi="Calibri"/>
                 <w:b w:val="0"/>
-                <w:sz w:val="19"/>
-              </w:rPr>
-              <w:t>rf_n100_depth12</w:t>
-            </w:r>
-          </w:p>
-        </w:tc>
-        <w:tc>
-          <w:tcPr>
-            <w:tcW w:type="dxa" w:w="2088"/>
+                <w:sz w:val="18"/>
+              </w:rPr>
+              <w:t>rf_seed123_n100_depth12</w:t>
+            </w:r>
+          </w:p>
+        </w:tc>
+        <w:tc>
+          <w:tcPr>
+            <w:tcW w:type="dxa" w:w="1872"/>
             <w:shd w:val="clear" w:color="auto" w:fill="FFFFFF"/>
           </w:tcPr>
           <w:p>
@@ -2258,9 +4089,60 @@
               <w:rPr>
                 <w:rFonts w:ascii="Calibri" w:hAnsi="Calibri"/>
                 <w:b w:val="0"/>
-                <w:sz w:val="19"/>
+                <w:sz w:val="18"/>
               </w:rPr>
               <w:t>Random Forest</w:t>
+            </w:r>
+          </w:p>
+        </w:tc>
+        <w:tc>
+          <w:tcPr>
+            <w:tcW w:type="dxa" w:w="792"/>
+            <w:shd w:val="clear" w:color="auto" w:fill="FFFFFF"/>
+          </w:tcPr>
+          <w:p>
+            <w:r/>
+            <w:r>
+              <w:rPr>
+                <w:rFonts w:ascii="Calibri" w:hAnsi="Calibri"/>
+                <w:b w:val="0"/>
+                <w:sz w:val="18"/>
+              </w:rPr>
+              <w:t>123</w:t>
+            </w:r>
+          </w:p>
+        </w:tc>
+        <w:tc>
+          <w:tcPr>
+            <w:tcW w:type="dxa" w:w="1224"/>
+            <w:shd w:val="clear" w:color="auto" w:fill="FFFFFF"/>
+          </w:tcPr>
+          <w:p>
+            <w:r/>
+            <w:r>
+              <w:rPr>
+                <w:rFonts w:ascii="Calibri" w:hAnsi="Calibri"/>
+                <w:b w:val="0"/>
+                <w:sz w:val="18"/>
+              </w:rPr>
+              <w:t>0.8688</w:t>
+            </w:r>
+          </w:p>
+        </w:tc>
+        <w:tc>
+          <w:tcPr>
+            <w:tcW w:type="dxa" w:w="1224"/>
+            <w:shd w:val="clear" w:color="auto" w:fill="FFFFFF"/>
+          </w:tcPr>
+          <w:p>
+            <w:r/>
+            <w:r>
+              <w:rPr>
+                <w:rFonts w:ascii="Calibri" w:hAnsi="Calibri"/>
+                <w:b w:val="0"/>
+                <w:sz w:val="18"/>
+              </w:rPr>
+              <w:t>0.9570</w:t>
             </w:r>
           </w:p>
         </w:tc>
@@ -2275,43 +4157,9 @@
               <w:rPr>
                 <w:rFonts w:ascii="Calibri" w:hAnsi="Calibri"/>
                 <w:b w:val="0"/>
-                <w:sz w:val="19"/>
-              </w:rPr>
-              <w:t>123</w:t>
-            </w:r>
-          </w:p>
-        </w:tc>
-        <w:tc>
-          <w:tcPr>
-            <w:tcW w:type="dxa" w:w="1368"/>
-            <w:shd w:val="clear" w:color="auto" w:fill="FFFFFF"/>
-          </w:tcPr>
-          <w:p>
-            <w:r/>
-            <w:r>
-              <w:rPr>
-                <w:rFonts w:ascii="Calibri" w:hAnsi="Calibri"/>
-                <w:b w:val="0"/>
-                <w:sz w:val="19"/>
-              </w:rPr>
-              <w:t>0.8688</w:t>
-            </w:r>
-          </w:p>
-        </w:tc>
-        <w:tc>
-          <w:tcPr>
-            <w:tcW w:type="dxa" w:w="1368"/>
-            <w:shd w:val="clear" w:color="auto" w:fill="FFFFFF"/>
-          </w:tcPr>
-          <w:p>
-            <w:r/>
-            <w:r>
-              <w:rPr>
-                <w:rFonts w:ascii="Calibri" w:hAnsi="Calibri"/>
-                <w:b w:val="0"/>
-                <w:sz w:val="19"/>
-              </w:rPr>
-              <w:t>0.9570</w:t>
+                <w:sz w:val="18"/>
+              </w:rPr>
+              <w:t>0.750</w:t>
             </w:r>
           </w:p>
         </w:tc>
@@ -2326,7 +4174,7 @@
               <w:rPr>
                 <w:rFonts w:ascii="Calibri" w:hAnsi="Calibri"/>
                 <w:b w:val="0"/>
-                <w:sz w:val="19"/>
+                <w:sz w:val="18"/>
               </w:rPr>
               <w:t>0.910</w:t>
             </w:r>
@@ -2336,7 +4184,7 @@
       <w:tr>
         <w:tc>
           <w:tcPr>
-            <w:tcW w:type="dxa" w:w="2808"/>
+            <w:tcW w:type="dxa" w:w="3024"/>
             <w:shd w:val="clear" w:color="auto" w:fill="F3EBFA"/>
           </w:tcPr>
           <w:p>
@@ -2345,15 +4193,15 @@
               <w:rPr>
                 <w:rFonts w:ascii="Calibri" w:hAnsi="Calibri"/>
                 <w:b w:val="0"/>
-                <w:sz w:val="19"/>
-              </w:rPr>
-              <w:t>logreg_C0.1</w:t>
-            </w:r>
-          </w:p>
-        </w:tc>
-        <w:tc>
-          <w:tcPr>
-            <w:tcW w:type="dxa" w:w="2088"/>
+                <w:sz w:val="18"/>
+              </w:rPr>
+              <w:t>logreg_seed123_C0.1</w:t>
+            </w:r>
+          </w:p>
+        </w:tc>
+        <w:tc>
+          <w:tcPr>
+            <w:tcW w:type="dxa" w:w="1872"/>
             <w:shd w:val="clear" w:color="auto" w:fill="F3EBFA"/>
           </w:tcPr>
           <w:p>
@@ -2362,9 +4210,60 @@
               <w:rPr>
                 <w:rFonts w:ascii="Calibri" w:hAnsi="Calibri"/>
                 <w:b w:val="0"/>
-                <w:sz w:val="19"/>
+                <w:sz w:val="18"/>
               </w:rPr>
               <w:t>Logistic Reg.</w:t>
+            </w:r>
+          </w:p>
+        </w:tc>
+        <w:tc>
+          <w:tcPr>
+            <w:tcW w:type="dxa" w:w="792"/>
+            <w:shd w:val="clear" w:color="auto" w:fill="F3EBFA"/>
+          </w:tcPr>
+          <w:p>
+            <w:r/>
+            <w:r>
+              <w:rPr>
+                <w:rFonts w:ascii="Calibri" w:hAnsi="Calibri"/>
+                <w:b w:val="0"/>
+                <w:sz w:val="18"/>
+              </w:rPr>
+              <w:t>123</w:t>
+            </w:r>
+          </w:p>
+        </w:tc>
+        <w:tc>
+          <w:tcPr>
+            <w:tcW w:type="dxa" w:w="1224"/>
+            <w:shd w:val="clear" w:color="auto" w:fill="F3EBFA"/>
+          </w:tcPr>
+          <w:p>
+            <w:r/>
+            <w:r>
+              <w:rPr>
+                <w:rFonts w:ascii="Calibri" w:hAnsi="Calibri"/>
+                <w:b w:val="0"/>
+                <w:sz w:val="18"/>
+              </w:rPr>
+              <w:t>0.8633</w:t>
+            </w:r>
+          </w:p>
+        </w:tc>
+        <w:tc>
+          <w:tcPr>
+            <w:tcW w:type="dxa" w:w="1224"/>
+            <w:shd w:val="clear" w:color="auto" w:fill="F3EBFA"/>
+          </w:tcPr>
+          <w:p>
+            <w:r/>
+            <w:r>
+              <w:rPr>
+                <w:rFonts w:ascii="Calibri" w:hAnsi="Calibri"/>
+                <w:b w:val="0"/>
+                <w:sz w:val="18"/>
+              </w:rPr>
+              <w:t>0.9599</w:t>
             </w:r>
           </w:p>
         </w:tc>
@@ -2379,43 +4278,9 @@
               <w:rPr>
                 <w:rFonts w:ascii="Calibri" w:hAnsi="Calibri"/>
                 <w:b w:val="0"/>
-                <w:sz w:val="19"/>
-              </w:rPr>
-              <w:t>123</w:t>
-            </w:r>
-          </w:p>
-        </w:tc>
-        <w:tc>
-          <w:tcPr>
-            <w:tcW w:type="dxa" w:w="1368"/>
-            <w:shd w:val="clear" w:color="auto" w:fill="F3EBFA"/>
-          </w:tcPr>
-          <w:p>
-            <w:r/>
-            <w:r>
-              <w:rPr>
-                <w:rFonts w:ascii="Calibri" w:hAnsi="Calibri"/>
-                <w:b w:val="0"/>
-                <w:sz w:val="19"/>
-              </w:rPr>
-              <w:t>0.8633</w:t>
-            </w:r>
-          </w:p>
-        </w:tc>
-        <w:tc>
-          <w:tcPr>
-            <w:tcW w:type="dxa" w:w="1368"/>
-            <w:shd w:val="clear" w:color="auto" w:fill="F3EBFA"/>
-          </w:tcPr>
-          <w:p>
-            <w:r/>
-            <w:r>
-              <w:rPr>
-                <w:rFonts w:ascii="Calibri" w:hAnsi="Calibri"/>
-                <w:b w:val="0"/>
-                <w:sz w:val="19"/>
-              </w:rPr>
-              <w:t>0.9599</w:t>
+                <w:sz w:val="18"/>
+              </w:rPr>
+              <w:t>0.769</w:t>
             </w:r>
           </w:p>
         </w:tc>
@@ -2430,7 +4295,7 @@
               <w:rPr>
                 <w:rFonts w:ascii="Calibri" w:hAnsi="Calibri"/>
                 <w:b w:val="0"/>
-                <w:sz w:val="19"/>
+                <w:sz w:val="18"/>
               </w:rPr>
               <w:t>0.895</w:t>
             </w:r>
@@ -2440,7 +4305,7 @@
       <w:tr>
         <w:tc>
           <w:tcPr>
-            <w:tcW w:type="dxa" w:w="2808"/>
+            <w:tcW w:type="dxa" w:w="3024"/>
             <w:shd w:val="clear" w:color="auto" w:fill="FFFFFF"/>
           </w:tcPr>
           <w:p>
@@ -2449,15 +4314,15 @@
               <w:rPr>
                 <w:rFonts w:ascii="Calibri" w:hAnsi="Calibri"/>
                 <w:b w:val="0"/>
-                <w:sz w:val="19"/>
-              </w:rPr>
-              <w:t>logreg_C1.0</w:t>
-            </w:r>
-          </w:p>
-        </w:tc>
-        <w:tc>
-          <w:tcPr>
-            <w:tcW w:type="dxa" w:w="2088"/>
+                <w:sz w:val="18"/>
+              </w:rPr>
+              <w:t>logreg_seed42_C1.0 (baseline)</w:t>
+            </w:r>
+          </w:p>
+        </w:tc>
+        <w:tc>
+          <w:tcPr>
+            <w:tcW w:type="dxa" w:w="1872"/>
             <w:shd w:val="clear" w:color="auto" w:fill="FFFFFF"/>
           </w:tcPr>
           <w:p>
@@ -2466,9 +4331,60 @@
               <w:rPr>
                 <w:rFonts w:ascii="Calibri" w:hAnsi="Calibri"/>
                 <w:b w:val="0"/>
-                <w:sz w:val="19"/>
+                <w:sz w:val="18"/>
               </w:rPr>
               <w:t>Logistic Reg.</w:t>
+            </w:r>
+          </w:p>
+        </w:tc>
+        <w:tc>
+          <w:tcPr>
+            <w:tcW w:type="dxa" w:w="792"/>
+            <w:shd w:val="clear" w:color="auto" w:fill="FFFFFF"/>
+          </w:tcPr>
+          <w:p>
+            <w:r/>
+            <w:r>
+              <w:rPr>
+                <w:rFonts w:ascii="Calibri" w:hAnsi="Calibri"/>
+                <w:b w:val="0"/>
+                <w:sz w:val="18"/>
+              </w:rPr>
+              <w:t>42</w:t>
+            </w:r>
+          </w:p>
+        </w:tc>
+        <w:tc>
+          <w:tcPr>
+            <w:tcW w:type="dxa" w:w="1224"/>
+            <w:shd w:val="clear" w:color="auto" w:fill="FFFFFF"/>
+          </w:tcPr>
+          <w:p>
+            <w:r/>
+            <w:r>
+              <w:rPr>
+                <w:rFonts w:ascii="Calibri" w:hAnsi="Calibri"/>
+                <w:b w:val="0"/>
+                <w:sz w:val="18"/>
+              </w:rPr>
+              <w:t>0.7948</w:t>
+            </w:r>
+          </w:p>
+        </w:tc>
+        <w:tc>
+          <w:tcPr>
+            <w:tcW w:type="dxa" w:w="1224"/>
+            <w:shd w:val="clear" w:color="auto" w:fill="FFFFFF"/>
+          </w:tcPr>
+          <w:p>
+            <w:r/>
+            <w:r>
+              <w:rPr>
+                <w:rFonts w:ascii="Calibri" w:hAnsi="Calibri"/>
+                <w:b w:val="0"/>
+                <w:sz w:val="18"/>
+              </w:rPr>
+              <w:t>0.9189</w:t>
             </w:r>
           </w:p>
         </w:tc>
@@ -2483,43 +4399,9 @@
               <w:rPr>
                 <w:rFonts w:ascii="Calibri" w:hAnsi="Calibri"/>
                 <w:b w:val="0"/>
-                <w:sz w:val="19"/>
-              </w:rPr>
-              <w:t>42</w:t>
-            </w:r>
-          </w:p>
-        </w:tc>
-        <w:tc>
-          <w:tcPr>
-            <w:tcW w:type="dxa" w:w="1368"/>
-            <w:shd w:val="clear" w:color="auto" w:fill="FFFFFF"/>
-          </w:tcPr>
-          <w:p>
-            <w:r/>
-            <w:r>
-              <w:rPr>
-                <w:rFonts w:ascii="Calibri" w:hAnsi="Calibri"/>
-                <w:b w:val="0"/>
-                <w:sz w:val="19"/>
-              </w:rPr>
-              <w:t>0.7948</w:t>
-            </w:r>
-          </w:p>
-        </w:tc>
-        <w:tc>
-          <w:tcPr>
-            <w:tcW w:type="dxa" w:w="1368"/>
-            <w:shd w:val="clear" w:color="auto" w:fill="FFFFFF"/>
-          </w:tcPr>
-          <w:p>
-            <w:r/>
-            <w:r>
-              <w:rPr>
-                <w:rFonts w:ascii="Calibri" w:hAnsi="Calibri"/>
-                <w:b w:val="0"/>
-                <w:sz w:val="19"/>
-              </w:rPr>
-              <w:t>0.9189</w:t>
+                <w:sz w:val="18"/>
+              </w:rPr>
+              <w:t>0.653</w:t>
             </w:r>
           </w:p>
         </w:tc>
@@ -2534,7 +4416,7 @@
               <w:rPr>
                 <w:rFonts w:ascii="Calibri" w:hAnsi="Calibri"/>
                 <w:b w:val="0"/>
-                <w:sz w:val="19"/>
+                <w:sz w:val="18"/>
               </w:rPr>
               <w:t>0.825</w:t>
             </w:r>
@@ -2544,7 +4426,7 @@
       <w:tr>
         <w:tc>
           <w:tcPr>
-            <w:tcW w:type="dxa" w:w="2808"/>
+            <w:tcW w:type="dxa" w:w="3024"/>
             <w:shd w:val="clear" w:color="auto" w:fill="F3EBFA"/>
           </w:tcPr>
           <w:p>
@@ -2553,15 +4435,15 @@
               <w:rPr>
                 <w:rFonts w:ascii="Calibri" w:hAnsi="Calibri"/>
                 <w:b w:val="0"/>
-                <w:sz w:val="19"/>
-              </w:rPr>
-              <w:t>rf_n100_depth12</w:t>
-            </w:r>
-          </w:p>
-        </w:tc>
-        <w:tc>
-          <w:tcPr>
-            <w:tcW w:type="dxa" w:w="2088"/>
+                <w:sz w:val="18"/>
+              </w:rPr>
+              <w:t>rf_seed7_n300_depth12</w:t>
+            </w:r>
+          </w:p>
+        </w:tc>
+        <w:tc>
+          <w:tcPr>
+            <w:tcW w:type="dxa" w:w="1872"/>
             <w:shd w:val="clear" w:color="auto" w:fill="F3EBFA"/>
           </w:tcPr>
           <w:p>
@@ -2570,9 +4452,60 @@
               <w:rPr>
                 <w:rFonts w:ascii="Calibri" w:hAnsi="Calibri"/>
                 <w:b w:val="0"/>
-                <w:sz w:val="19"/>
+                <w:sz w:val="18"/>
               </w:rPr>
               <w:t>Random Forest</w:t>
+            </w:r>
+          </w:p>
+        </w:tc>
+        <w:tc>
+          <w:tcPr>
+            <w:tcW w:type="dxa" w:w="792"/>
+            <w:shd w:val="clear" w:color="auto" w:fill="F3EBFA"/>
+          </w:tcPr>
+          <w:p>
+            <w:r/>
+            <w:r>
+              <w:rPr>
+                <w:rFonts w:ascii="Calibri" w:hAnsi="Calibri"/>
+                <w:b w:val="0"/>
+                <w:sz w:val="18"/>
+              </w:rPr>
+              <w:t>7</w:t>
+            </w:r>
+          </w:p>
+        </w:tc>
+        <w:tc>
+          <w:tcPr>
+            <w:tcW w:type="dxa" w:w="1224"/>
+            <w:shd w:val="clear" w:color="auto" w:fill="F3EBFA"/>
+          </w:tcPr>
+          <w:p>
+            <w:r/>
+            <w:r>
+              <w:rPr>
+                <w:rFonts w:ascii="Calibri" w:hAnsi="Calibri"/>
+                <w:b w:val="0"/>
+                <w:sz w:val="18"/>
+              </w:rPr>
+              <w:t>0.7916</w:t>
+            </w:r>
+          </w:p>
+        </w:tc>
+        <w:tc>
+          <w:tcPr>
+            <w:tcW w:type="dxa" w:w="1224"/>
+            <w:shd w:val="clear" w:color="auto" w:fill="F3EBFA"/>
+          </w:tcPr>
+          <w:p>
+            <w:r/>
+            <w:r>
+              <w:rPr>
+                <w:rFonts w:ascii="Calibri" w:hAnsi="Calibri"/>
+                <w:b w:val="0"/>
+                <w:sz w:val="18"/>
+              </w:rPr>
+              <w:t>0.9362</w:t>
             </w:r>
           </w:p>
         </w:tc>
@@ -2587,43 +4520,9 @@
               <w:rPr>
                 <w:rFonts w:ascii="Calibri" w:hAnsi="Calibri"/>
                 <w:b w:val="0"/>
-                <w:sz w:val="19"/>
-              </w:rPr>
-              <w:t>42</w:t>
-            </w:r>
-          </w:p>
-        </w:tc>
-        <w:tc>
-          <w:tcPr>
-            <w:tcW w:type="dxa" w:w="1368"/>
-            <w:shd w:val="clear" w:color="auto" w:fill="F3EBFA"/>
-          </w:tcPr>
-          <w:p>
-            <w:r/>
-            <w:r>
-              <w:rPr>
-                <w:rFonts w:ascii="Calibri" w:hAnsi="Calibri"/>
-                <w:b w:val="0"/>
-                <w:sz w:val="19"/>
-              </w:rPr>
-              <w:t>0.6898</w:t>
-            </w:r>
-          </w:p>
-        </w:tc>
-        <w:tc>
-          <w:tcPr>
-            <w:tcW w:type="dxa" w:w="1368"/>
-            <w:shd w:val="clear" w:color="auto" w:fill="F3EBFA"/>
-          </w:tcPr>
-          <w:p>
-            <w:r/>
-            <w:r>
-              <w:rPr>
-                <w:rFonts w:ascii="Calibri" w:hAnsi="Calibri"/>
-                <w:b w:val="0"/>
-                <w:sz w:val="19"/>
-              </w:rPr>
-              <w:t>0.9232</w:t>
+                <w:sz w:val="18"/>
+              </w:rPr>
+              <w:t>0.746</w:t>
             </w:r>
           </w:p>
         </w:tc>
@@ -2638,7 +4537,128 @@
               <w:rPr>
                 <w:rFonts w:ascii="Calibri" w:hAnsi="Calibri"/>
                 <w:b w:val="0"/>
-                <w:sz w:val="19"/>
+                <w:sz w:val="18"/>
+              </w:rPr>
+              <w:t>0.915</w:t>
+            </w:r>
+          </w:p>
+        </w:tc>
+      </w:tr>
+      <w:tr>
+        <w:tc>
+          <w:tcPr>
+            <w:tcW w:type="dxa" w:w="3024"/>
+            <w:shd w:val="clear" w:color="auto" w:fill="FFFFFF"/>
+          </w:tcPr>
+          <w:p>
+            <w:r/>
+            <w:r>
+              <w:rPr>
+                <w:rFonts w:ascii="Calibri" w:hAnsi="Calibri"/>
+                <w:b w:val="0"/>
+                <w:sz w:val="18"/>
+              </w:rPr>
+              <w:t>rf_seed42_n100_depth12</w:t>
+            </w:r>
+          </w:p>
+        </w:tc>
+        <w:tc>
+          <w:tcPr>
+            <w:tcW w:type="dxa" w:w="1872"/>
+            <w:shd w:val="clear" w:color="auto" w:fill="FFFFFF"/>
+          </w:tcPr>
+          <w:p>
+            <w:r/>
+            <w:r>
+              <w:rPr>
+                <w:rFonts w:ascii="Calibri" w:hAnsi="Calibri"/>
+                <w:b w:val="0"/>
+                <w:sz w:val="18"/>
+              </w:rPr>
+              <w:t>Random Forest</w:t>
+            </w:r>
+          </w:p>
+        </w:tc>
+        <w:tc>
+          <w:tcPr>
+            <w:tcW w:type="dxa" w:w="792"/>
+            <w:shd w:val="clear" w:color="auto" w:fill="FFFFFF"/>
+          </w:tcPr>
+          <w:p>
+            <w:r/>
+            <w:r>
+              <w:rPr>
+                <w:rFonts w:ascii="Calibri" w:hAnsi="Calibri"/>
+                <w:b w:val="0"/>
+                <w:sz w:val="18"/>
+              </w:rPr>
+              <w:t>42</w:t>
+            </w:r>
+          </w:p>
+        </w:tc>
+        <w:tc>
+          <w:tcPr>
+            <w:tcW w:type="dxa" w:w="1224"/>
+            <w:shd w:val="clear" w:color="auto" w:fill="FFFFFF"/>
+          </w:tcPr>
+          <w:p>
+            <w:r/>
+            <w:r>
+              <w:rPr>
+                <w:rFonts w:ascii="Calibri" w:hAnsi="Calibri"/>
+                <w:b w:val="0"/>
+                <w:sz w:val="18"/>
+              </w:rPr>
+              <w:t>0.6898</w:t>
+            </w:r>
+          </w:p>
+        </w:tc>
+        <w:tc>
+          <w:tcPr>
+            <w:tcW w:type="dxa" w:w="1224"/>
+            <w:shd w:val="clear" w:color="auto" w:fill="FFFFFF"/>
+          </w:tcPr>
+          <w:p>
+            <w:r/>
+            <w:r>
+              <w:rPr>
+                <w:rFonts w:ascii="Calibri" w:hAnsi="Calibri"/>
+                <w:b w:val="0"/>
+                <w:sz w:val="18"/>
+              </w:rPr>
+              <w:t>0.9232</w:t>
+            </w:r>
+          </w:p>
+        </w:tc>
+        <w:tc>
+          <w:tcPr>
+            <w:tcW w:type="dxa" w:w="936"/>
+            <w:shd w:val="clear" w:color="auto" w:fill="FFFFFF"/>
+          </w:tcPr>
+          <w:p>
+            <w:r/>
+            <w:r>
+              <w:rPr>
+                <w:rFonts w:ascii="Calibri" w:hAnsi="Calibri"/>
+                <w:b w:val="0"/>
+                <w:sz w:val="18"/>
+              </w:rPr>
+              <w:t>0.683</w:t>
+            </w:r>
+          </w:p>
+        </w:tc>
+        <w:tc>
+          <w:tcPr>
+            <w:tcW w:type="dxa" w:w="1224"/>
+            <w:shd w:val="clear" w:color="auto" w:fill="FFFFFF"/>
+          </w:tcPr>
+          <w:p>
+            <w:r/>
+            <w:r>
+              <w:rPr>
+                <w:rFonts w:ascii="Calibri" w:hAnsi="Calibri"/>
+                <w:b w:val="0"/>
+                <w:sz w:val="18"/>
               </w:rPr>
               <w:t>0.875</w:t>
             </w:r>
@@ -2653,7 +4673,7 @@
     </w:p>
     <w:p>
       <w:pPr>
-        <w:spacing w:after="120" w:before="80"/>
+        <w:spacing w:after="120" w:before="0"/>
       </w:pPr>
       <w:r>
         <w:rPr>
@@ -2662,59 +4682,313 @@
           <w:i w:val="0"/>
           <w:sz w:val="21"/>
         </w:rPr>
-        <w:t>The full 21-row table is in docs/runs_comparison.md. PR-AUC ranges from 0.690 to 0.869 and is driven mostly by the random seed, which is the single biggest source of variation and the reason the gate uses a tolerance band.</w:t>
+        <w:t>PR-AUC ranges from 0.690 to 0.869. The single biggest source of variation is the random seed, that is, which customers land in the train or test split, not the model family. This is a central finding: it is why the gate uses a tolerance band rather than reacting to every small change, and why the v1 versus v2 drill in Section 11 uses several seeds instead of trusting one number.</w:t>
+      </w:r>
+    </w:p>
+    <w:p>
+      <w:pPr>
+        <w:spacing w:before="180" w:after="60"/>
+      </w:pPr>
+      <w:r>
+        <w:rPr>
+          <w:rFonts w:ascii="Calibri" w:hAnsi="Calibri"/>
+          <w:b/>
+          <w:color w:val="8E3CC4"/>
+          <w:sz w:val="24"/>
+        </w:rPr>
+        <w:t>Seed-robust selection</w:t>
+      </w:r>
+    </w:p>
+    <w:p>
+      <w:pPr>
+        <w:spacing w:after="120" w:before="0"/>
+      </w:pPr>
+      <w:r>
+        <w:rPr>
+          <w:rFonts w:ascii="Calibri" w:hAnsi="Calibri"/>
+          <w:b w:val="0"/>
+          <w:i w:val="0"/>
+          <w:sz w:val="21"/>
+        </w:rPr>
+        <w:t>Selecting the single best run rewards a lucky seed, so we also averaged PR-AUC within each family across all seeds.</w:t>
       </w:r>
     </w:p>
     <w:tbl>
       <w:tblPr>
+        <w:tblStyle w:val="TableGrid"/>
         <w:tblW w:type="auto" w:w="0"/>
         <w:jc w:val="center"/>
         <w:tblLook w:firstColumn="1" w:firstRow="1" w:lastColumn="0" w:lastRow="0" w:noHBand="0" w:noVBand="1" w:val="04A0"/>
       </w:tblPr>
       <w:tblGrid>
-        <w:gridCol w:w="9936"/>
+        <w:gridCol w:w="1958"/>
+        <w:gridCol w:w="1958"/>
+        <w:gridCol w:w="1958"/>
+        <w:gridCol w:w="1958"/>
+        <w:gridCol w:w="1958"/>
       </w:tblGrid>
       <w:tr>
         <w:tc>
           <w:tcPr>
-            <w:tcW w:type="dxa" w:w="9792"/>
+            <w:tcW w:type="dxa" w:w="3312"/>
+            <w:shd w:val="clear" w:color="auto" w:fill="3B1E63"/>
+          </w:tcPr>
+          <w:p>
+            <w:r/>
+            <w:r>
+              <w:rPr>
+                <w:rFonts w:ascii="Calibri" w:hAnsi="Calibri"/>
+                <w:b/>
+                <w:color w:val="FFFFFF"/>
+                <w:sz w:val="19"/>
+              </w:rPr>
+              <w:t>Family</w:t>
+            </w:r>
+          </w:p>
+        </w:tc>
+        <w:tc>
+          <w:tcPr>
+            <w:tcW w:type="dxa" w:w="1872"/>
+            <w:shd w:val="clear" w:color="auto" w:fill="3B1E63"/>
+          </w:tcPr>
+          <w:p>
+            <w:r/>
+            <w:r>
+              <w:rPr>
+                <w:rFonts w:ascii="Calibri" w:hAnsi="Calibri"/>
+                <w:b/>
+                <w:color w:val="FFFFFF"/>
+                <w:sz w:val="19"/>
+              </w:rPr>
+              <w:t>Mean PR-AUC</w:t>
+            </w:r>
+          </w:p>
+        </w:tc>
+        <w:tc>
+          <w:tcPr>
+            <w:tcW w:type="dxa" w:w="1440"/>
+            <w:shd w:val="clear" w:color="auto" w:fill="3B1E63"/>
+          </w:tcPr>
+          <w:p>
+            <w:r/>
+            <w:r>
+              <w:rPr>
+                <w:rFonts w:ascii="Calibri" w:hAnsi="Calibri"/>
+                <w:b/>
+                <w:color w:val="FFFFFF"/>
+                <w:sz w:val="19"/>
+              </w:rPr>
+              <w:t>Std</w:t>
+            </w:r>
+          </w:p>
+        </w:tc>
+        <w:tc>
+          <w:tcPr>
+            <w:tcW w:type="dxa" w:w="1440"/>
+            <w:shd w:val="clear" w:color="auto" w:fill="3B1E63"/>
+          </w:tcPr>
+          <w:p>
+            <w:r/>
+            <w:r>
+              <w:rPr>
+                <w:rFonts w:ascii="Calibri" w:hAnsi="Calibri"/>
+                <w:b/>
+                <w:color w:val="FFFFFF"/>
+                <w:sz w:val="19"/>
+              </w:rPr>
+              <w:t>Min</w:t>
+            </w:r>
+          </w:p>
+        </w:tc>
+        <w:tc>
+          <w:tcPr>
+            <w:tcW w:type="dxa" w:w="1440"/>
+            <w:shd w:val="clear" w:color="auto" w:fill="3B1E63"/>
+          </w:tcPr>
+          <w:p>
+            <w:r/>
+            <w:r>
+              <w:rPr>
+                <w:rFonts w:ascii="Calibri" w:hAnsi="Calibri"/>
+                <w:b/>
+                <w:color w:val="FFFFFF"/>
+                <w:sz w:val="19"/>
+              </w:rPr>
+              <w:t>Max</w:t>
+            </w:r>
+          </w:p>
+        </w:tc>
+      </w:tr>
+      <w:tr>
+        <w:tc>
+          <w:tcPr>
+            <w:tcW w:type="dxa" w:w="3312"/>
+            <w:shd w:val="clear" w:color="auto" w:fill="FFFFFF"/>
+          </w:tcPr>
+          <w:p>
+            <w:r/>
+            <w:r>
+              <w:rPr>
+                <w:rFonts w:ascii="Calibri" w:hAnsi="Calibri"/>
+                <w:b w:val="0"/>
+                <w:sz w:val="18"/>
+              </w:rPr>
+              <w:t>Logistic Regression</w:t>
+            </w:r>
+          </w:p>
+        </w:tc>
+        <w:tc>
+          <w:tcPr>
+            <w:tcW w:type="dxa" w:w="1872"/>
+            <w:shd w:val="clear" w:color="auto" w:fill="FFFFFF"/>
+          </w:tcPr>
+          <w:p>
+            <w:r/>
+            <w:r>
+              <w:rPr>
+                <w:rFonts w:ascii="Calibri" w:hAnsi="Calibri"/>
+                <w:b w:val="0"/>
+                <w:sz w:val="18"/>
+              </w:rPr>
+              <w:t>0.8252</w:t>
+            </w:r>
+          </w:p>
+        </w:tc>
+        <w:tc>
+          <w:tcPr>
+            <w:tcW w:type="dxa" w:w="1440"/>
+            <w:shd w:val="clear" w:color="auto" w:fill="FFFFFF"/>
+          </w:tcPr>
+          <w:p>
+            <w:r/>
+            <w:r>
+              <w:rPr>
+                <w:rFonts w:ascii="Calibri" w:hAnsi="Calibri"/>
+                <w:b w:val="0"/>
+                <w:sz w:val="18"/>
+              </w:rPr>
+              <w:t>0.0318</w:t>
+            </w:r>
+          </w:p>
+        </w:tc>
+        <w:tc>
+          <w:tcPr>
+            <w:tcW w:type="dxa" w:w="1440"/>
+            <w:shd w:val="clear" w:color="auto" w:fill="FFFFFF"/>
+          </w:tcPr>
+          <w:p>
+            <w:r/>
+            <w:r>
+              <w:rPr>
+                <w:rFonts w:ascii="Calibri" w:hAnsi="Calibri"/>
+                <w:b w:val="0"/>
+                <w:sz w:val="18"/>
+              </w:rPr>
+              <w:t>0.7741</w:t>
+            </w:r>
+          </w:p>
+        </w:tc>
+        <w:tc>
+          <w:tcPr>
+            <w:tcW w:type="dxa" w:w="1440"/>
+            <w:shd w:val="clear" w:color="auto" w:fill="FFFFFF"/>
+          </w:tcPr>
+          <w:p>
+            <w:r/>
+            <w:r>
+              <w:rPr>
+                <w:rFonts w:ascii="Calibri" w:hAnsi="Calibri"/>
+                <w:b w:val="0"/>
+                <w:sz w:val="18"/>
+              </w:rPr>
+              <w:t>0.8633</w:t>
+            </w:r>
+          </w:p>
+        </w:tc>
+      </w:tr>
+      <w:tr>
+        <w:tc>
+          <w:tcPr>
+            <w:tcW w:type="dxa" w:w="3312"/>
             <w:shd w:val="clear" w:color="auto" w:fill="F3EBFA"/>
-            <w:tcBorders>
-              <w:top w:val="dashed" w:sz="6" w:space="0" w:color="8E3CC4"/>
-              <w:left w:val="dashed" w:sz="6" w:space="0" w:color="8E3CC4"/>
-              <w:bottom w:val="dashed" w:sz="6" w:space="0" w:color="8E3CC4"/>
-              <w:right w:val="dashed" w:sz="6" w:space="0" w:color="8E3CC4"/>
-            </w:tcBorders>
-          </w:tcPr>
-          <w:p>
-            <w:pPr>
-              <w:spacing w:before="320"/>
-              <w:jc w:val="center"/>
-            </w:pPr>
-            <w:r/>
-            <w:r>
-              <w:rPr>
-                <w:rFonts w:ascii="Calibri" w:hAnsi="Calibri"/>
-                <w:b/>
-                <w:color w:val="8E3CC4"/>
-                <w:sz w:val="22"/>
-              </w:rPr>
-              <w:t>[ Insert screenshot here ]</w:t>
-            </w:r>
-          </w:p>
-          <w:p>
-            <w:pPr>
-              <w:spacing w:after="320"/>
-              <w:jc w:val="center"/>
-            </w:pPr>
-            <w:r>
-              <w:rPr>
-                <w:rFonts w:ascii="Calibri" w:hAnsi="Calibri"/>
-                <w:i/>
-                <w:color w:val="555555"/>
-                <w:sz w:val="17"/>
-              </w:rPr>
-              <w:t>How to capture: Run mlflow ui --backend-store-uri sqlite:///mlflow.db then open http://127.0.0.1:5000. Click the credit_risk experiment, tick the Columns so average_precision, roc_auc and accuracy show, sort by average_precision, and screenshot the table with at least ten rows visible. This is the required 10-runs evidence.</w:t>
+          </w:tcPr>
+          <w:p>
+            <w:r/>
+            <w:r>
+              <w:rPr>
+                <w:rFonts w:ascii="Calibri" w:hAnsi="Calibri"/>
+                <w:b w:val="0"/>
+                <w:sz w:val="18"/>
+              </w:rPr>
+              <w:t>Random Forest</w:t>
+            </w:r>
+          </w:p>
+        </w:tc>
+        <w:tc>
+          <w:tcPr>
+            <w:tcW w:type="dxa" w:w="1872"/>
+            <w:shd w:val="clear" w:color="auto" w:fill="F3EBFA"/>
+          </w:tcPr>
+          <w:p>
+            <w:r/>
+            <w:r>
+              <w:rPr>
+                <w:rFonts w:ascii="Calibri" w:hAnsi="Calibri"/>
+                <w:b w:val="0"/>
+                <w:sz w:val="18"/>
+              </w:rPr>
+              <w:t>0.7799</w:t>
+            </w:r>
+          </w:p>
+        </w:tc>
+        <w:tc>
+          <w:tcPr>
+            <w:tcW w:type="dxa" w:w="1440"/>
+            <w:shd w:val="clear" w:color="auto" w:fill="F3EBFA"/>
+          </w:tcPr>
+          <w:p>
+            <w:r/>
+            <w:r>
+              <w:rPr>
+                <w:rFonts w:ascii="Calibri" w:hAnsi="Calibri"/>
+                <w:b w:val="0"/>
+                <w:sz w:val="18"/>
+              </w:rPr>
+              <w:t>0.0645</w:t>
+            </w:r>
+          </w:p>
+        </w:tc>
+        <w:tc>
+          <w:tcPr>
+            <w:tcW w:type="dxa" w:w="1440"/>
+            <w:shd w:val="clear" w:color="auto" w:fill="F3EBFA"/>
+          </w:tcPr>
+          <w:p>
+            <w:r/>
+            <w:r>
+              <w:rPr>
+                <w:rFonts w:ascii="Calibri" w:hAnsi="Calibri"/>
+                <w:b w:val="0"/>
+                <w:sz w:val="18"/>
+              </w:rPr>
+              <w:t>0.6898</w:t>
+            </w:r>
+          </w:p>
+        </w:tc>
+        <w:tc>
+          <w:tcPr>
+            <w:tcW w:type="dxa" w:w="1440"/>
+            <w:shd w:val="clear" w:color="auto" w:fill="F3EBFA"/>
+          </w:tcPr>
+          <w:p>
+            <w:r/>
+            <w:r>
+              <w:rPr>
+                <w:rFonts w:ascii="Calibri" w:hAnsi="Calibri"/>
+                <w:b w:val="0"/>
+                <w:sz w:val="18"/>
+              </w:rPr>
+              <w:t>0.8688</w:t>
             </w:r>
           </w:p>
         </w:tc>
@@ -2722,7 +4996,104 @@
     </w:tbl>
     <w:p>
       <w:pPr>
-        <w:spacing w:before="60" w:after="200"/>
+        <w:spacing w:after="40"/>
+      </w:pPr>
+    </w:p>
+    <w:p>
+      <w:pPr>
+        <w:spacing w:after="120" w:before="40"/>
+      </w:pPr>
+      <w:r>
+        <w:rPr>
+          <w:rFonts w:ascii="Calibri" w:hAnsi="Calibri"/>
+          <w:b w:val="0"/>
+          <w:i w:val="0"/>
+          <w:sz w:val="21"/>
+        </w:rPr>
+        <w:t>On a seed-robust basis Logistic Regression is the stronger and far more stable family: higher mean and about half the variance. The single highest run is a Random Forest (0.8688), but random forests here swing from 0.690 to 0.869 on the split alone, so that is a high-variance outlier. This is why the stored gate baseline is a Logistic Regression (0.7948): we defend the family that is reliably good, not the one that was lucky once. The full 21-row table is in docs/runs_comparison.md.</w:t>
+      </w:r>
+    </w:p>
+    <w:p>
+      <w:pPr>
+        <w:spacing w:before="280" w:after="120"/>
+        <w:pBdr>
+          <w:bottom w:val="single" w:sz="6" w:space="2" w:color="8E3CC4"/>
+        </w:pBdr>
+      </w:pPr>
+      <w:r>
+        <w:rPr>
+          <w:rFonts w:ascii="Calibri" w:hAnsi="Calibri"/>
+          <w:b/>
+          <w:color w:val="3B1E63"/>
+          <w:sz w:val="30"/>
+        </w:rPr>
+        <w:t>08  Experiment Tracking, Registry and Lineage (Task 5)</w:t>
+      </w:r>
+    </w:p>
+    <w:p>
+      <w:pPr>
+        <w:spacing w:after="120" w:before="0"/>
+      </w:pPr>
+      <w:r>
+        <w:rPr>
+          <w:rFonts w:ascii="Calibri" w:hAnsi="Calibri"/>
+          <w:b w:val="0"/>
+          <w:i w:val="0"/>
+          <w:sz w:val="21"/>
+        </w:rPr>
+        <w:t>Every run is logged to MLflow (local SQLite backend) with its parameters, metrics, dataset version, full configuration artefact and the model itself. Each run is also tagged with the git commit and the data version, so any result can be traced back to the exact code and data that produced it. The best model by PR-AUC is registered as credit_risk_gate_model.</w:t>
+      </w:r>
+    </w:p>
+    <w:p>
+      <w:pPr>
+        <w:spacing w:before="80" w:after="40"/>
+        <w:jc w:val="center"/>
+        <w:pBdr>
+          <w:top w:val="single" w:sz="4" w:space="4" w:color="C9B8DC"/>
+          <w:bottom w:val="single" w:sz="4" w:space="4" w:color="C9B8DC"/>
+          <w:left w:val="single" w:sz="4" w:space="4" w:color="C9B8DC"/>
+          <w:right w:val="single" w:sz="4" w:space="4" w:color="C9B8DC"/>
+        </w:pBdr>
+      </w:pPr>
+      <w:r>
+        <w:drawing>
+          <wp:inline xmlns:a="http://schemas.openxmlformats.org/drawingml/2006/main" xmlns:pic="http://schemas.openxmlformats.org/drawingml/2006/picture">
+            <wp:extent cx="5669280" cy="3312433"/>
+            <wp:docPr id="4" name="Picture 4"/>
+            <wp:cNvGraphicFramePr>
+              <a:graphicFrameLocks noChangeAspect="1"/>
+            </wp:cNvGraphicFramePr>
+            <a:graphic>
+              <a:graphicData uri="http://schemas.openxmlformats.org/drawingml/2006/picture">
+                <pic:pic>
+                  <pic:nvPicPr>
+                    <pic:cNvPr id="0" name="fig3_mlflow_runs.jpg"/>
+                    <pic:cNvPicPr/>
+                  </pic:nvPicPr>
+                  <pic:blipFill>
+                    <a:blip r:embed="rId13"/>
+                    <a:stretch>
+                      <a:fillRect/>
+                    </a:stretch>
+                  </pic:blipFill>
+                  <pic:spPr>
+                    <a:xfrm>
+                      <a:off x="0" y="0"/>
+                      <a:ext cx="5669280" cy="3312433"/>
+                    </a:xfrm>
+                    <a:prstGeom prst="rect"/>
+                  </pic:spPr>
+                </pic:pic>
+              </a:graphicData>
+            </a:graphic>
+          </wp:inline>
+        </w:drawing>
+      </w:r>
+    </w:p>
+    <w:p>
+      <w:pPr>
+        <w:spacing w:before="40" w:after="200"/>
+        <w:jc w:val="center"/>
       </w:pPr>
       <w:r>
         <w:rPr>
@@ -2731,67 +5102,59 @@
           <w:color w:val="555555"/>
           <w:sz w:val="18"/>
         </w:rPr>
-        <w:t>Figure 3. MLflow run history showing at least 10 tracked runs.</w:t>
+        <w:t>Figure 3. MLflow run history: 21 matching runs sorted by average_precision. The top run carries the registered credit_risk_gate_model v1 tag, and accuracy stays high across every run, which foreshadows the metric argument in Section 09.</w:t>
       </w:r>
     </w:p>
-    <w:tbl>
-      <w:tblPr>
-        <w:tblW w:type="auto" w:w="0"/>
+    <w:p>
+      <w:pPr>
+        <w:spacing w:before="80" w:after="40"/>
         <w:jc w:val="center"/>
-        <w:tblLook w:firstColumn="1" w:firstRow="1" w:lastColumn="0" w:lastRow="0" w:noHBand="0" w:noVBand="1" w:val="04A0"/>
-      </w:tblPr>
-      <w:tblGrid>
-        <w:gridCol w:w="9936"/>
-      </w:tblGrid>
-      <w:tr>
-        <w:tc>
-          <w:tcPr>
-            <w:tcW w:type="dxa" w:w="9792"/>
-            <w:shd w:val="clear" w:color="auto" w:fill="F3EBFA"/>
-            <w:tcBorders>
-              <w:top w:val="dashed" w:sz="6" w:space="0" w:color="8E3CC4"/>
-              <w:left w:val="dashed" w:sz="6" w:space="0" w:color="8E3CC4"/>
-              <w:bottom w:val="dashed" w:sz="6" w:space="0" w:color="8E3CC4"/>
-              <w:right w:val="dashed" w:sz="6" w:space="0" w:color="8E3CC4"/>
-            </w:tcBorders>
-          </w:tcPr>
-          <w:p>
-            <w:pPr>
-              <w:spacing w:before="320"/>
-              <w:jc w:val="center"/>
-            </w:pPr>
-            <w:r/>
-            <w:r>
-              <w:rPr>
-                <w:rFonts w:ascii="Calibri" w:hAnsi="Calibri"/>
-                <w:b/>
-                <w:color w:val="8E3CC4"/>
-                <w:sz w:val="22"/>
-              </w:rPr>
-              <w:t>[ Insert screenshot here ]</w:t>
-            </w:r>
-          </w:p>
-          <w:p>
-            <w:pPr>
-              <w:spacing w:after="320"/>
-              <w:jc w:val="center"/>
-            </w:pPr>
-            <w:r>
-              <w:rPr>
-                <w:rFonts w:ascii="Calibri" w:hAnsi="Calibri"/>
-                <w:i/>
-                <w:color w:val="555555"/>
-                <w:sz w:val="17"/>
-              </w:rPr>
-              <w:t>How to capture: In the same MLflow UI click Models in the top bar, open credit_risk_gate_model, and screenshot the page showing Version 1 and its source run. This proves the final model is registered and traceable.</w:t>
-            </w:r>
-          </w:p>
-        </w:tc>
-      </w:tr>
-    </w:tbl>
+        <w:pBdr>
+          <w:top w:val="single" w:sz="4" w:space="4" w:color="C9B8DC"/>
+          <w:bottom w:val="single" w:sz="4" w:space="4" w:color="C9B8DC"/>
+          <w:left w:val="single" w:sz="4" w:space="4" w:color="C9B8DC"/>
+          <w:right w:val="single" w:sz="4" w:space="4" w:color="C9B8DC"/>
+        </w:pBdr>
+      </w:pPr>
+      <w:r>
+        <w:drawing>
+          <wp:inline xmlns:a="http://schemas.openxmlformats.org/drawingml/2006/main" xmlns:pic="http://schemas.openxmlformats.org/drawingml/2006/picture">
+            <wp:extent cx="5120640" cy="2569149"/>
+            <wp:docPr id="5" name="Picture 5"/>
+            <wp:cNvGraphicFramePr>
+              <a:graphicFrameLocks noChangeAspect="1"/>
+            </wp:cNvGraphicFramePr>
+            <a:graphic>
+              <a:graphicData uri="http://schemas.openxmlformats.org/drawingml/2006/picture">
+                <pic:pic>
+                  <pic:nvPicPr>
+                    <pic:cNvPr id="0" name="fig3b_registered_model.jpg"/>
+                    <pic:cNvPicPr/>
+                  </pic:nvPicPr>
+                  <pic:blipFill>
+                    <a:blip r:embed="rId14"/>
+                    <a:stretch>
+                      <a:fillRect/>
+                    </a:stretch>
+                  </pic:blipFill>
+                  <pic:spPr>
+                    <a:xfrm>
+                      <a:off x="0" y="0"/>
+                      <a:ext cx="5120640" cy="2569149"/>
+                    </a:xfrm>
+                    <a:prstGeom prst="rect"/>
+                  </pic:spPr>
+                </pic:pic>
+              </a:graphicData>
+            </a:graphic>
+          </wp:inline>
+        </w:drawing>
+      </w:r>
+    </w:p>
     <w:p>
       <w:pPr>
-        <w:spacing w:before="60" w:after="200"/>
+        <w:spacing w:before="40" w:after="200"/>
+        <w:jc w:val="center"/>
       </w:pPr>
       <w:r>
         <w:rPr>
@@ -2800,7 +5163,12 @@
           <w:color w:val="555555"/>
           <w:sz w:val="18"/>
         </w:rPr>
-        <w:t>Figure 3b. The registered model in the MLflow Model Registry.</w:t>
+        <w:t>Figure 3b. The registered model credit_risk_gate_model, Version 1, in the MLflow Model Registry, with its registration time. This is the artefact the gate protects.</w:t>
+      </w:r>
+    </w:p>
+    <w:p>
+      <w:r>
+        <w:br w:type="page"/>
       </w:r>
     </w:p>
     <w:p>
@@ -2817,7 +5185,7 @@
           <w:color w:val="3B1E63"/>
           <w:sz w:val="30"/>
         </w:rPr>
-        <w:t>07  The Quality Gate and CI (Task 6)</w:t>
+        <w:t>09  Metric Justification: Why Not Accuracy</w:t>
       </w:r>
     </w:p>
     <w:p>
@@ -2831,7 +5199,460 @@
           <w:i w:val="0"/>
           <w:sz w:val="21"/>
         </w:rPr>
-        <w:t>A GitHub Actions workflow runs on every pull request into main. It installs dependencies, runs dvc pull, runs pytest, trains with the CI configuration, compares the best model PR-AUC to the baseline stored in the repository, and blocks the merge if a test fails or the model is worse. It writes a short Markdown summary that a reviewer can read without opening logs. The baseline is never changed by CI. It is updated only by a reviewed manual step, and the baseline file plus the gate config are marked review-protected through CODEOWNERS. Branch protection on main requires the quality-gate check to pass before any merge.</w:t>
+        <w:t>About 18.9 percent of customers are high risk. A model that predicts not high risk for everyone therefore scores about 81 percent accuracy while catching zero defaulters. Across our 21 runs accuracy sits between 0.80 and 0.92 for every model, strong and weak alike, so accuracy simply cannot tell a good model from a bad one here. The costly error is a false negative, a high-risk customer approved as safe, and accuracy weights that the same as a harmless false positive.</w:t>
+      </w:r>
+    </w:p>
+    <w:p>
+      <w:pPr>
+        <w:spacing w:before="180" w:after="60"/>
+      </w:pPr>
+      <w:r>
+        <w:rPr>
+          <w:rFonts w:ascii="Calibri" w:hAnsi="Calibri"/>
+          <w:b/>
+          <w:color w:val="8E3CC4"/>
+          <w:sz w:val="24"/>
+        </w:rPr>
+        <w:t>What we use instead</w:t>
+      </w:r>
+    </w:p>
+    <w:tbl>
+      <w:tblPr>
+        <w:tblStyle w:val="TableGrid"/>
+        <w:tblW w:type="auto" w:w="0"/>
+        <w:jc w:val="center"/>
+        <w:tblLook w:firstColumn="1" w:firstRow="1" w:lastColumn="0" w:lastRow="0" w:noHBand="0" w:noVBand="1" w:val="04A0"/>
+      </w:tblPr>
+      <w:tblGrid>
+        <w:gridCol w:w="3264"/>
+        <w:gridCol w:w="3264"/>
+        <w:gridCol w:w="3264"/>
+      </w:tblGrid>
+      <w:tr>
+        <w:tc>
+          <w:tcPr>
+            <w:tcW w:type="dxa" w:w="2736"/>
+            <w:shd w:val="clear" w:color="auto" w:fill="3B1E63"/>
+          </w:tcPr>
+          <w:p>
+            <w:r/>
+            <w:r>
+              <w:rPr>
+                <w:rFonts w:ascii="Calibri" w:hAnsi="Calibri"/>
+                <w:b/>
+                <w:color w:val="FFFFFF"/>
+                <w:sz w:val="19"/>
+              </w:rPr>
+              <w:t>Metric</w:t>
+            </w:r>
+          </w:p>
+        </w:tc>
+        <w:tc>
+          <w:tcPr>
+            <w:tcW w:type="dxa" w:w="3744"/>
+            <w:shd w:val="clear" w:color="auto" w:fill="3B1E63"/>
+          </w:tcPr>
+          <w:p>
+            <w:r/>
+            <w:r>
+              <w:rPr>
+                <w:rFonts w:ascii="Calibri" w:hAnsi="Calibri"/>
+                <w:b/>
+                <w:color w:val="FFFFFF"/>
+                <w:sz w:val="19"/>
+              </w:rPr>
+              <w:t>What it measures</w:t>
+            </w:r>
+          </w:p>
+        </w:tc>
+        <w:tc>
+          <w:tcPr>
+            <w:tcW w:type="dxa" w:w="3312"/>
+            <w:shd w:val="clear" w:color="auto" w:fill="3B1E63"/>
+          </w:tcPr>
+          <w:p>
+            <w:r/>
+            <w:r>
+              <w:rPr>
+                <w:rFonts w:ascii="Calibri" w:hAnsi="Calibri"/>
+                <w:b/>
+                <w:color w:val="FFFFFF"/>
+                <w:sz w:val="19"/>
+              </w:rPr>
+              <w:t>Role here</w:t>
+            </w:r>
+          </w:p>
+        </w:tc>
+      </w:tr>
+      <w:tr>
+        <w:tc>
+          <w:tcPr>
+            <w:tcW w:type="dxa" w:w="2736"/>
+            <w:shd w:val="clear" w:color="auto" w:fill="FFFFFF"/>
+          </w:tcPr>
+          <w:p>
+            <w:r/>
+            <w:r>
+              <w:rPr>
+                <w:rFonts w:ascii="Calibri" w:hAnsi="Calibri"/>
+                <w:b w:val="0"/>
+                <w:sz w:val="18"/>
+              </w:rPr>
+              <w:t>Average precision (PR-AUC)</w:t>
+            </w:r>
+          </w:p>
+        </w:tc>
+        <w:tc>
+          <w:tcPr>
+            <w:tcW w:type="dxa" w:w="3744"/>
+            <w:shd w:val="clear" w:color="auto" w:fill="FFFFFF"/>
+          </w:tcPr>
+          <w:p>
+            <w:r/>
+            <w:r>
+              <w:rPr>
+                <w:rFonts w:ascii="Calibri" w:hAnsi="Calibri"/>
+                <w:b w:val="0"/>
+                <w:sz w:val="18"/>
+              </w:rPr>
+              <w:t>Area under the precision-recall curve for the high-risk class</w:t>
+            </w:r>
+          </w:p>
+        </w:tc>
+        <w:tc>
+          <w:tcPr>
+            <w:tcW w:type="dxa" w:w="3312"/>
+            <w:shd w:val="clear" w:color="auto" w:fill="FFFFFF"/>
+          </w:tcPr>
+          <w:p>
+            <w:r/>
+            <w:r>
+              <w:rPr>
+                <w:rFonts w:ascii="Calibri" w:hAnsi="Calibri"/>
+                <w:b w:val="0"/>
+                <w:sz w:val="18"/>
+              </w:rPr>
+              <w:t>The gate metric: focuses on the minority class, threshold-free.</w:t>
+            </w:r>
+          </w:p>
+        </w:tc>
+      </w:tr>
+      <w:tr>
+        <w:tc>
+          <w:tcPr>
+            <w:tcW w:type="dxa" w:w="2736"/>
+            <w:shd w:val="clear" w:color="auto" w:fill="F3EBFA"/>
+          </w:tcPr>
+          <w:p>
+            <w:r/>
+            <w:r>
+              <w:rPr>
+                <w:rFonts w:ascii="Calibri" w:hAnsi="Calibri"/>
+                <w:b w:val="0"/>
+                <w:sz w:val="18"/>
+              </w:rPr>
+              <w:t>ROC-AUC</w:t>
+            </w:r>
+          </w:p>
+        </w:tc>
+        <w:tc>
+          <w:tcPr>
+            <w:tcW w:type="dxa" w:w="3744"/>
+            <w:shd w:val="clear" w:color="auto" w:fill="F3EBFA"/>
+          </w:tcPr>
+          <w:p>
+            <w:r/>
+            <w:r>
+              <w:rPr>
+                <w:rFonts w:ascii="Calibri" w:hAnsi="Calibri"/>
+                <w:b w:val="0"/>
+                <w:sz w:val="18"/>
+              </w:rPr>
+              <w:t>Ranking quality over both classes</w:t>
+            </w:r>
+          </w:p>
+        </w:tc>
+        <w:tc>
+          <w:tcPr>
+            <w:tcW w:type="dxa" w:w="3312"/>
+            <w:shd w:val="clear" w:color="auto" w:fill="F3EBFA"/>
+          </w:tcPr>
+          <w:p>
+            <w:r/>
+            <w:r>
+              <w:rPr>
+                <w:rFonts w:ascii="Calibri" w:hAnsi="Calibri"/>
+                <w:b w:val="0"/>
+                <w:sz w:val="18"/>
+              </w:rPr>
+              <w:t>Secondary check; can look optimistic under imbalance.</w:t>
+            </w:r>
+          </w:p>
+        </w:tc>
+      </w:tr>
+      <w:tr>
+        <w:tc>
+          <w:tcPr>
+            <w:tcW w:type="dxa" w:w="2736"/>
+            <w:shd w:val="clear" w:color="auto" w:fill="FFFFFF"/>
+          </w:tcPr>
+          <w:p>
+            <w:r/>
+            <w:r>
+              <w:rPr>
+                <w:rFonts w:ascii="Calibri" w:hAnsi="Calibri"/>
+                <w:b w:val="0"/>
+                <w:sz w:val="18"/>
+              </w:rPr>
+              <w:t>F1 / precision / recall</w:t>
+            </w:r>
+          </w:p>
+        </w:tc>
+        <w:tc>
+          <w:tcPr>
+            <w:tcW w:type="dxa" w:w="3744"/>
+            <w:shd w:val="clear" w:color="auto" w:fill="FFFFFF"/>
+          </w:tcPr>
+          <w:p>
+            <w:r/>
+            <w:r>
+              <w:rPr>
+                <w:rFonts w:ascii="Calibri" w:hAnsi="Calibri"/>
+                <w:b w:val="0"/>
+                <w:sz w:val="18"/>
+              </w:rPr>
+              <w:t>Behaviour at the 0.5 threshold</w:t>
+            </w:r>
+          </w:p>
+        </w:tc>
+        <w:tc>
+          <w:tcPr>
+            <w:tcW w:type="dxa" w:w="3312"/>
+            <w:shd w:val="clear" w:color="auto" w:fill="FFFFFF"/>
+          </w:tcPr>
+          <w:p>
+            <w:r/>
+            <w:r>
+              <w:rPr>
+                <w:rFonts w:ascii="Calibri" w:hAnsi="Calibri"/>
+                <w:b w:val="0"/>
+                <w:sz w:val="18"/>
+              </w:rPr>
+              <w:t>Reported for interpretability; depend on the threshold.</w:t>
+            </w:r>
+          </w:p>
+        </w:tc>
+      </w:tr>
+      <w:tr>
+        <w:tc>
+          <w:tcPr>
+            <w:tcW w:type="dxa" w:w="2736"/>
+            <w:shd w:val="clear" w:color="auto" w:fill="F3EBFA"/>
+          </w:tcPr>
+          <w:p>
+            <w:r/>
+            <w:r>
+              <w:rPr>
+                <w:rFonts w:ascii="Calibri" w:hAnsi="Calibri"/>
+                <w:b w:val="0"/>
+                <w:sz w:val="18"/>
+              </w:rPr>
+              <w:t>Accuracy</w:t>
+            </w:r>
+          </w:p>
+        </w:tc>
+        <w:tc>
+          <w:tcPr>
+            <w:tcW w:type="dxa" w:w="3744"/>
+            <w:shd w:val="clear" w:color="auto" w:fill="F3EBFA"/>
+          </w:tcPr>
+          <w:p>
+            <w:r/>
+            <w:r>
+              <w:rPr>
+                <w:rFonts w:ascii="Calibri" w:hAnsi="Calibri"/>
+                <w:b w:val="0"/>
+                <w:sz w:val="18"/>
+              </w:rPr>
+              <w:t>Overall correctness</w:t>
+            </w:r>
+          </w:p>
+        </w:tc>
+        <w:tc>
+          <w:tcPr>
+            <w:tcW w:type="dxa" w:w="3312"/>
+            <w:shd w:val="clear" w:color="auto" w:fill="F3EBFA"/>
+          </w:tcPr>
+          <w:p>
+            <w:r/>
+            <w:r>
+              <w:rPr>
+                <w:rFonts w:ascii="Calibri" w:hAnsi="Calibri"/>
+                <w:b w:val="0"/>
+                <w:sz w:val="18"/>
+              </w:rPr>
+              <w:t>Reported only to show why it is misleading here.</w:t>
+            </w:r>
+          </w:p>
+        </w:tc>
+      </w:tr>
+    </w:tbl>
+    <w:p>
+      <w:pPr>
+        <w:spacing w:after="40"/>
+      </w:pPr>
+    </w:p>
+    <w:p>
+      <w:pPr>
+        <w:spacing w:after="120" w:before="0"/>
+      </w:pPr>
+      <w:r>
+        <w:rPr>
+          <w:rFonts w:ascii="Calibri" w:hAnsi="Calibri"/>
+          <w:b w:val="0"/>
+          <w:i w:val="0"/>
+          <w:sz w:val="21"/>
+        </w:rPr>
+        <w:t>PR-AUC is the gate metric because it most directly answers the question the gate must ask: does this model rank high-risk customers better than the baseline. The three-rule comparison in Section 12 backs this choice with concrete numbers from our own runs.</w:t>
+      </w:r>
+    </w:p>
+    <w:p>
+      <w:r>
+        <w:br w:type="page"/>
+      </w:r>
+    </w:p>
+    <w:p>
+      <w:pPr>
+        <w:spacing w:before="280" w:after="120"/>
+        <w:pBdr>
+          <w:bottom w:val="single" w:sz="6" w:space="2" w:color="8E3CC4"/>
+        </w:pBdr>
+      </w:pPr>
+      <w:r>
+        <w:rPr>
+          <w:rFonts w:ascii="Calibri" w:hAnsi="Calibri"/>
+          <w:b/>
+          <w:color w:val="3B1E63"/>
+          <w:sz w:val="30"/>
+        </w:rPr>
+        <w:t>10  The Quality Gate and CI (Task 6)</w:t>
+      </w:r>
+    </w:p>
+    <w:p>
+      <w:pPr>
+        <w:spacing w:after="120" w:before="0"/>
+      </w:pPr>
+      <w:r>
+        <w:rPr>
+          <w:rFonts w:ascii="Calibri" w:hAnsi="Calibri"/>
+          <w:b w:val="0"/>
+          <w:i w:val="0"/>
+          <w:sz w:val="21"/>
+        </w:rPr>
+        <w:t>A GitHub Actions workflow runs on every pull request into main. It installs dependencies, restores the data with dvc pull, runs pytest, trains with the CI configuration, compares the best model PR-AUC to the baseline, and blocks the merge if a test fails or the model is worse. It writes a short Markdown summary a reviewer can read without opening logs.</w:t>
+      </w:r>
+    </w:p>
+    <w:p>
+      <w:pPr>
+        <w:spacing w:before="180" w:after="60"/>
+      </w:pPr>
+      <w:r>
+        <w:rPr>
+          <w:rFonts w:ascii="Calibri" w:hAnsi="Calibri"/>
+          <w:b/>
+          <w:color w:val="8E3CC4"/>
+          <w:sz w:val="24"/>
+        </w:rPr>
+        <w:t>The gate rule</w:t>
+      </w:r>
+    </w:p>
+    <w:p>
+      <w:pPr>
+        <w:spacing w:after="0" w:before="0"/>
+        <w:shd w:val="clear" w:color="auto" w:fill="F3EBFA"/>
+      </w:pPr>
+      <w:r>
+        <w:rPr>
+          <w:rFonts w:ascii="Consolas" w:hAnsi="Consolas"/>
+          <w:color w:val="2A1245"/>
+          <w:sz w:val="17"/>
+        </w:rPr>
+        <w:t>PASS  if  candidate_metric &gt;= baseline_metric - tolerance</w:t>
+      </w:r>
+    </w:p>
+    <w:p>
+      <w:pPr>
+        <w:spacing w:after="0" w:before="0"/>
+        <w:shd w:val="clear" w:color="auto" w:fill="F3EBFA"/>
+      </w:pPr>
+      <w:r>
+        <w:rPr>
+          <w:rFonts w:ascii="Consolas" w:hAnsi="Consolas"/>
+          <w:color w:val="2A1245"/>
+          <w:sz w:val="17"/>
+        </w:rPr>
+        <w:t xml:space="preserve"> </w:t>
+      </w:r>
+    </w:p>
+    <w:p>
+      <w:pPr>
+        <w:spacing w:after="0" w:before="0"/>
+        <w:shd w:val="clear" w:color="auto" w:fill="F3EBFA"/>
+      </w:pPr>
+      <w:r>
+        <w:rPr>
+          <w:rFonts w:ascii="Consolas" w:hAnsi="Consolas"/>
+          <w:color w:val="2A1245"/>
+          <w:sz w:val="17"/>
+        </w:rPr>
+        <w:t>candidate 0.7948  &gt;=  0.7948 - 0.01  -&gt;  PASS   (documentation PR)</w:t>
+      </w:r>
+    </w:p>
+    <w:p>
+      <w:pPr>
+        <w:spacing w:after="0" w:before="0"/>
+        <w:shd w:val="clear" w:color="auto" w:fill="F3EBFA"/>
+      </w:pPr>
+      <w:r>
+        <w:rPr>
+          <w:rFonts w:ascii="Consolas" w:hAnsi="Consolas"/>
+          <w:color w:val="2A1245"/>
+          <w:sz w:val="17"/>
+        </w:rPr>
+        <w:t>candidate 0.7269  &lt;   0.7948 - 0.01  -&gt;  FAIL   (shallow forest PR)</w:t>
+      </w:r>
+    </w:p>
+    <w:p>
+      <w:pPr>
+        <w:spacing w:after="80"/>
+      </w:pPr>
+    </w:p>
+    <w:p>
+      <w:pPr>
+        <w:spacing w:before="180" w:after="60"/>
+      </w:pPr>
+      <w:r>
+        <w:rPr>
+          <w:rFonts w:ascii="Calibri" w:hAnsi="Calibri"/>
+          <w:b/>
+          <w:color w:val="8E3CC4"/>
+          <w:sz w:val="24"/>
+        </w:rPr>
+        <w:t>Protecting the baseline</w:t>
+      </w:r>
+    </w:p>
+    <w:p>
+      <w:pPr>
+        <w:spacing w:after="120" w:before="0"/>
+      </w:pPr>
+      <w:r>
+        <w:rPr>
+          <w:rFonts w:ascii="Calibri" w:hAnsi="Calibri"/>
+          <w:b w:val="0"/>
+          <w:i w:val="0"/>
+          <w:sz w:val="21"/>
+        </w:rPr>
+        <w:t>The baseline is never changed by CI. It is updated only by a reviewed manual run of update_baseline.py on main, and the baseline file plus the CI config are marked review-protected through CODEOWNERS. A branch-protection ruleset on main requires the quality-gate check to pass before any merge, so a red gate genuinely blocks the merge rather than merely advising against it.</w:t>
       </w:r>
     </w:p>
     <w:p>
@@ -2856,10 +5677,10 @@
         <w:tblLook w:firstColumn="1" w:firstRow="1" w:lastColumn="0" w:lastRow="0" w:noHBand="0" w:noVBand="1" w:val="04A0"/>
       </w:tblPr>
       <w:tblGrid>
-        <w:gridCol w:w="2484"/>
-        <w:gridCol w:w="2484"/>
-        <w:gridCol w:w="2484"/>
-        <w:gridCol w:w="2484"/>
+        <w:gridCol w:w="2448"/>
+        <w:gridCol w:w="2448"/>
+        <w:gridCol w:w="2448"/>
+        <w:gridCol w:w="2448"/>
       </w:tblGrid>
       <w:tr>
         <w:tc>
@@ -2882,7 +5703,7 @@
         </w:tc>
         <w:tc>
           <w:tcPr>
-            <w:tcW w:type="dxa" w:w="2808"/>
+            <w:tcW w:type="dxa" w:w="2880"/>
             <w:shd w:val="clear" w:color="auto" w:fill="3B1E63"/>
           </w:tcPr>
           <w:p>
@@ -2918,7 +5739,7 @@
         </w:tc>
         <w:tc>
           <w:tcPr>
-            <w:tcW w:type="dxa" w:w="3024"/>
+            <w:tcW w:type="dxa" w:w="2952"/>
             <w:shd w:val="clear" w:color="auto" w:fill="3B1E63"/>
           </w:tcPr>
           <w:p>
@@ -2947,7 +5768,7 @@
               <w:rPr>
                 <w:rFonts w:ascii="Calibri" w:hAnsi="Calibri"/>
                 <w:b w:val="0"/>
-                <w:sz w:val="19"/>
+                <w:sz w:val="18"/>
               </w:rPr>
               <w:t>Passes</w:t>
             </w:r>
@@ -2955,7 +5776,7 @@
         </w:tc>
         <w:tc>
           <w:tcPr>
-            <w:tcW w:type="dxa" w:w="2808"/>
+            <w:tcW w:type="dxa" w:w="2880"/>
             <w:shd w:val="clear" w:color="auto" w:fill="FFFFFF"/>
           </w:tcPr>
           <w:p>
@@ -2964,9 +5785,9 @@
               <w:rPr>
                 <w:rFonts w:ascii="Calibri" w:hAnsi="Calibri"/>
                 <w:b w:val="0"/>
-                <w:sz w:val="19"/>
-              </w:rPr>
-              <w:t>Adds reports and docs</w:t>
+                <w:sz w:val="18"/>
+              </w:rPr>
+              <w:t>Documentation PR (by Shreya)</w:t>
             </w:r>
           </w:p>
         </w:tc>
@@ -2981,7 +5802,7 @@
               <w:rPr>
                 <w:rFonts w:ascii="Calibri" w:hAnsi="Calibri"/>
                 <w:b w:val="0"/>
-                <w:sz w:val="19"/>
+                <w:sz w:val="18"/>
               </w:rPr>
               <w:t>Green</w:t>
             </w:r>
@@ -2989,7 +5810,7 @@
         </w:tc>
         <w:tc>
           <w:tcPr>
-            <w:tcW w:type="dxa" w:w="3024"/>
+            <w:tcW w:type="dxa" w:w="2952"/>
             <w:shd w:val="clear" w:color="auto" w:fill="FFFFFF"/>
           </w:tcPr>
           <w:p>
@@ -2998,7 +5819,7 @@
               <w:rPr>
                 <w:rFonts w:ascii="Calibri" w:hAnsi="Calibri"/>
                 <w:b w:val="0"/>
-                <w:sz w:val="19"/>
+                <w:sz w:val="18"/>
               </w:rPr>
               <w:t>Tests pass and the gate model equals the baseline.</w:t>
             </w:r>
@@ -3017,7 +5838,7 @@
               <w:rPr>
                 <w:rFonts w:ascii="Calibri" w:hAnsi="Calibri"/>
                 <w:b w:val="0"/>
-                <w:sz w:val="19"/>
+                <w:sz w:val="18"/>
               </w:rPr>
               <w:t>Fails, model worse</w:t>
             </w:r>
@@ -3025,7 +5846,7 @@
         </w:tc>
         <w:tc>
           <w:tcPr>
-            <w:tcW w:type="dxa" w:w="2808"/>
+            <w:tcW w:type="dxa" w:w="2880"/>
             <w:shd w:val="clear" w:color="auto" w:fill="F3EBFA"/>
           </w:tcPr>
           <w:p>
@@ -3034,9 +5855,9 @@
               <w:rPr>
                 <w:rFonts w:ascii="Calibri" w:hAnsi="Calibri"/>
                 <w:b w:val="0"/>
-                <w:sz w:val="19"/>
-              </w:rPr>
-              <w:t>Shallow unweighted forest in CI</w:t>
+                <w:sz w:val="18"/>
+              </w:rPr>
+              <w:t>Shallow unweighted forest in CI config</w:t>
             </w:r>
           </w:p>
         </w:tc>
@@ -3051,7 +5872,7 @@
               <w:rPr>
                 <w:rFonts w:ascii="Calibri" w:hAnsi="Calibri"/>
                 <w:b w:val="0"/>
-                <w:sz w:val="19"/>
+                <w:sz w:val="18"/>
               </w:rPr>
               <w:t>Red at gate step</w:t>
             </w:r>
@@ -3059,7 +5880,7 @@
         </w:tc>
         <w:tc>
           <w:tcPr>
-            <w:tcW w:type="dxa" w:w="3024"/>
+            <w:tcW w:type="dxa" w:w="2952"/>
             <w:shd w:val="clear" w:color="auto" w:fill="F3EBFA"/>
           </w:tcPr>
           <w:p>
@@ -3068,9 +5889,9 @@
               <w:rPr>
                 <w:rFonts w:ascii="Calibri" w:hAnsi="Calibri"/>
                 <w:b w:val="0"/>
-                <w:sz w:val="19"/>
-              </w:rPr>
-              <w:t>PR-AUC drops below baseline minus 0.01.</w:t>
+                <w:sz w:val="18"/>
+              </w:rPr>
+              <w:t>PR-AUC 0.7269 is below baseline minus 0.01.</w:t>
             </w:r>
           </w:p>
         </w:tc>
@@ -3087,7 +5908,7 @@
               <w:rPr>
                 <w:rFonts w:ascii="Calibri" w:hAnsi="Calibri"/>
                 <w:b w:val="0"/>
-                <w:sz w:val="19"/>
+                <w:sz w:val="18"/>
               </w:rPr>
               <w:t>Fails, test fails</w:t>
             </w:r>
@@ -3095,7 +5916,7 @@
         </w:tc>
         <w:tc>
           <w:tcPr>
-            <w:tcW w:type="dxa" w:w="2808"/>
+            <w:tcW w:type="dxa" w:w="2880"/>
             <w:shd w:val="clear" w:color="auto" w:fill="FFFFFF"/>
           </w:tcPr>
           <w:p>
@@ -3104,9 +5925,9 @@
               <w:rPr>
                 <w:rFonts w:ascii="Calibri" w:hAnsi="Calibri"/>
                 <w:b w:val="0"/>
-                <w:sz w:val="19"/>
-              </w:rPr>
-              <w:t>Drops the zero-limit guard</w:t>
+                <w:sz w:val="18"/>
+              </w:rPr>
+              <w:t>Drops the zero-limit guard in features</w:t>
             </w:r>
           </w:p>
         </w:tc>
@@ -3121,7 +5942,7 @@
               <w:rPr>
                 <w:rFonts w:ascii="Calibri" w:hAnsi="Calibri"/>
                 <w:b w:val="0"/>
-                <w:sz w:val="19"/>
+                <w:sz w:val="18"/>
               </w:rPr>
               <w:t>Red at test step</w:t>
             </w:r>
@@ -3129,7 +5950,7 @@
         </w:tc>
         <w:tc>
           <w:tcPr>
-            <w:tcW w:type="dxa" w:w="3024"/>
+            <w:tcW w:type="dxa" w:w="2952"/>
             <w:shd w:val="clear" w:color="auto" w:fill="FFFFFF"/>
           </w:tcPr>
           <w:p>
@@ -3138,9 +5959,9 @@
               <w:rPr>
                 <w:rFonts w:ascii="Calibri" w:hAnsi="Calibri"/>
                 <w:b w:val="0"/>
-                <w:sz w:val="19"/>
-              </w:rPr>
-              <w:t>A unit test fails before the gate runs.</w:t>
+                <w:sz w:val="18"/>
+              </w:rPr>
+              <w:t>A unit test fails before the gate even runs.</w:t>
             </w:r>
           </w:p>
         </w:tc>
@@ -3151,64 +5972,56 @@
         <w:spacing w:after="40"/>
       </w:pPr>
     </w:p>
-    <w:tbl>
-      <w:tblPr>
-        <w:tblW w:type="auto" w:w="0"/>
+    <w:p>
+      <w:pPr>
+        <w:spacing w:before="80" w:after="40"/>
         <w:jc w:val="center"/>
-        <w:tblLook w:firstColumn="1" w:firstRow="1" w:lastColumn="0" w:lastRow="0" w:noHBand="0" w:noVBand="1" w:val="04A0"/>
-      </w:tblPr>
-      <w:tblGrid>
-        <w:gridCol w:w="9936"/>
-      </w:tblGrid>
-      <w:tr>
-        <w:tc>
-          <w:tcPr>
-            <w:tcW w:type="dxa" w:w="9792"/>
-            <w:shd w:val="clear" w:color="auto" w:fill="F3EBFA"/>
-            <w:tcBorders>
-              <w:top w:val="dashed" w:sz="6" w:space="0" w:color="8E3CC4"/>
-              <w:left w:val="dashed" w:sz="6" w:space="0" w:color="8E3CC4"/>
-              <w:bottom w:val="dashed" w:sz="6" w:space="0" w:color="8E3CC4"/>
-              <w:right w:val="dashed" w:sz="6" w:space="0" w:color="8E3CC4"/>
-            </w:tcBorders>
-          </w:tcPr>
-          <w:p>
-            <w:pPr>
-              <w:spacing w:before="320"/>
-              <w:jc w:val="center"/>
-            </w:pPr>
-            <w:r/>
-            <w:r>
-              <w:rPr>
-                <w:rFonts w:ascii="Calibri" w:hAnsi="Calibri"/>
-                <w:b/>
-                <w:color w:val="8E3CC4"/>
-                <w:sz w:val="22"/>
-              </w:rPr>
-              <w:t>[ Insert screenshot here ]</w:t>
-            </w:r>
-          </w:p>
-          <w:p>
-            <w:pPr>
-              <w:spacing w:after="320"/>
-              <w:jc w:val="center"/>
-            </w:pPr>
-            <w:r>
-              <w:rPr>
-                <w:rFonts w:ascii="Calibri" w:hAnsi="Calibri"/>
-                <w:i/>
-                <w:color w:val="555555"/>
-                <w:sz w:val="17"/>
-              </w:rPr>
-              <w:t>How to capture: On GitHub open the Pull requests tab and screenshot the list (one green, two red). Then open the model-worse PR, open its CI run under Actions, and screenshot the gate summary that shows the candidate PR-AUC below the baseline.</w:t>
-            </w:r>
-          </w:p>
-        </w:tc>
-      </w:tr>
-    </w:tbl>
+        <w:pBdr>
+          <w:top w:val="single" w:sz="4" w:space="4" w:color="C9B8DC"/>
+          <w:bottom w:val="single" w:sz="4" w:space="4" w:color="C9B8DC"/>
+          <w:left w:val="single" w:sz="4" w:space="4" w:color="C9B8DC"/>
+          <w:right w:val="single" w:sz="4" w:space="4" w:color="C9B8DC"/>
+        </w:pBdr>
+      </w:pPr>
+      <w:r>
+        <w:drawing>
+          <wp:inline xmlns:a="http://schemas.openxmlformats.org/drawingml/2006/main" xmlns:pic="http://schemas.openxmlformats.org/drawingml/2006/picture">
+            <wp:extent cx="5852160" cy="1938528"/>
+            <wp:docPr id="6" name="Picture 6"/>
+            <wp:cNvGraphicFramePr>
+              <a:graphicFrameLocks noChangeAspect="1"/>
+            </wp:cNvGraphicFramePr>
+            <a:graphic>
+              <a:graphicData uri="http://schemas.openxmlformats.org/drawingml/2006/picture">
+                <pic:pic>
+                  <pic:nvPicPr>
+                    <pic:cNvPr id="0" name="fig4a_pull_requests.jpg"/>
+                    <pic:cNvPicPr/>
+                  </pic:nvPicPr>
+                  <pic:blipFill>
+                    <a:blip r:embed="rId15"/>
+                    <a:stretch>
+                      <a:fillRect/>
+                    </a:stretch>
+                  </pic:blipFill>
+                  <pic:spPr>
+                    <a:xfrm>
+                      <a:off x="0" y="0"/>
+                      <a:ext cx="5852160" cy="1938528"/>
+                    </a:xfrm>
+                    <a:prstGeom prst="rect"/>
+                  </pic:spPr>
+                </pic:pic>
+              </a:graphicData>
+            </a:graphic>
+          </wp:inline>
+        </w:drawing>
+      </w:r>
+    </w:p>
     <w:p>
       <w:pPr>
-        <w:spacing w:before="60" w:after="200"/>
+        <w:spacing w:before="40" w:after="200"/>
+        <w:jc w:val="center"/>
       </w:pPr>
       <w:r>
         <w:rPr>
@@ -3217,7 +6030,73 @@
           <w:color w:val="555555"/>
           <w:sz w:val="18"/>
         </w:rPr>
-        <w:t>Figure 4. The three pull requests with their checks, and a gate summary.</w:t>
+        <w:t>Figure 4a. The pull request history: the merged documentation PR (green check) and the two demonstration PRs that fail the gate (red X). Branch protection blocks the two failing ones from merging.</w:t>
+      </w:r>
+    </w:p>
+    <w:p>
+      <w:pPr>
+        <w:spacing w:before="80" w:after="40"/>
+        <w:jc w:val="center"/>
+        <w:pBdr>
+          <w:top w:val="single" w:sz="4" w:space="4" w:color="C9B8DC"/>
+          <w:bottom w:val="single" w:sz="4" w:space="4" w:color="C9B8DC"/>
+          <w:left w:val="single" w:sz="4" w:space="4" w:color="C9B8DC"/>
+          <w:right w:val="single" w:sz="4" w:space="4" w:color="C9B8DC"/>
+        </w:pBdr>
+      </w:pPr>
+      <w:r>
+        <w:drawing>
+          <wp:inline xmlns:a="http://schemas.openxmlformats.org/drawingml/2006/main" xmlns:pic="http://schemas.openxmlformats.org/drawingml/2006/picture">
+            <wp:extent cx="3931920" cy="3420173"/>
+            <wp:docPr id="7" name="Picture 7"/>
+            <wp:cNvGraphicFramePr>
+              <a:graphicFrameLocks noChangeAspect="1"/>
+            </wp:cNvGraphicFramePr>
+            <a:graphic>
+              <a:graphicData uri="http://schemas.openxmlformats.org/drawingml/2006/picture">
+                <pic:pic>
+                  <pic:nvPicPr>
+                    <pic:cNvPr id="0" name="fig4b_gate_summary.jpg"/>
+                    <pic:cNvPicPr/>
+                  </pic:nvPicPr>
+                  <pic:blipFill>
+                    <a:blip r:embed="rId16"/>
+                    <a:stretch>
+                      <a:fillRect/>
+                    </a:stretch>
+                  </pic:blipFill>
+                  <pic:spPr>
+                    <a:xfrm>
+                      <a:off x="0" y="0"/>
+                      <a:ext cx="3931920" cy="3420173"/>
+                    </a:xfrm>
+                    <a:prstGeom prst="rect"/>
+                  </pic:spPr>
+                </pic:pic>
+              </a:graphicData>
+            </a:graphic>
+          </wp:inline>
+        </w:drawing>
+      </w:r>
+    </w:p>
+    <w:p>
+      <w:pPr>
+        <w:spacing w:before="40" w:after="200"/>
+        <w:jc w:val="center"/>
+      </w:pPr>
+      <w:r>
+        <w:rPr>
+          <w:rFonts w:ascii="Calibri" w:hAnsi="Calibri"/>
+          <w:i/>
+          <w:color w:val="555555"/>
+          <w:sz w:val="18"/>
+        </w:rPr>
+        <w:t>Figure 4b. The gate summary a reviewer sees on the model-worse PR: candidate PR-AUC 0.7269 is below the baseline of 0.7948, so the gate fails and the merge is blocked.</w:t>
+      </w:r>
+    </w:p>
+    <w:p>
+      <w:r>
+        <w:br w:type="page"/>
       </w:r>
     </w:p>
     <w:p>
@@ -3234,7 +6113,7 @@
           <w:color w:val="3B1E63"/>
           <w:sz w:val="30"/>
         </w:rPr>
-        <w:t>08  Data-Change Drill, v1 versus v2 (Task 7)</w:t>
+        <w:t>11  Data-Change Drill, v1 versus v2 (Task 7)</w:t>
       </w:r>
     </w:p>
     <w:p>
@@ -3248,7 +6127,7 @@
           <w:i w:val="0"/>
           <w:sz w:val="21"/>
         </w:rPr>
-        <w:t>When dataset v2 arrived (1,100 rows, the 800 v1 rows plus 300 new customers), we retrained through the same pipeline on both versions across three seeds each and logged every run with a data version tag.</w:t>
+        <w:t>When dataset v2 arrived (1,100 rows, the 800 v1 rows plus 300 new customers), we retrained through the same pipeline on both versions across three seeds each, logging every run with a data version tag so the records themselves carry the v1 or v2 label.</w:t>
       </w:r>
     </w:p>
     <w:tbl>
@@ -3259,14 +6138,15 @@
         <w:tblLook w:firstColumn="1" w:firstRow="1" w:lastColumn="0" w:lastRow="0" w:noHBand="0" w:noVBand="1" w:val="04A0"/>
       </w:tblPr>
       <w:tblGrid>
-        <w:gridCol w:w="3312"/>
-        <w:gridCol w:w="3312"/>
-        <w:gridCol w:w="3312"/>
+        <w:gridCol w:w="2448"/>
+        <w:gridCol w:w="2448"/>
+        <w:gridCol w:w="2448"/>
+        <w:gridCol w:w="2448"/>
       </w:tblGrid>
       <w:tr>
         <w:tc>
           <w:tcPr>
-            <w:tcW w:type="dxa" w:w="3254"/>
+            <w:tcW w:type="dxa" w:w="2448"/>
             <w:shd w:val="clear" w:color="auto" w:fill="3B1E63"/>
           </w:tcPr>
           <w:p>
@@ -3284,7 +6164,7 @@
         </w:tc>
         <w:tc>
           <w:tcPr>
-            <w:tcW w:type="dxa" w:w="3269"/>
+            <w:tcW w:type="dxa" w:w="2448"/>
             <w:shd w:val="clear" w:color="auto" w:fill="3B1E63"/>
           </w:tcPr>
           <w:p>
@@ -3302,7 +6182,7 @@
         </w:tc>
         <w:tc>
           <w:tcPr>
-            <w:tcW w:type="dxa" w:w="3269"/>
+            <w:tcW w:type="dxa" w:w="2448"/>
             <w:shd w:val="clear" w:color="auto" w:fill="3B1E63"/>
           </w:tcPr>
           <w:p>
@@ -3318,11 +6198,29 @@
             </w:r>
           </w:p>
         </w:tc>
+        <w:tc>
+          <w:tcPr>
+            <w:tcW w:type="dxa" w:w="2448"/>
+            <w:shd w:val="clear" w:color="auto" w:fill="3B1E63"/>
+          </w:tcPr>
+          <w:p>
+            <w:r/>
+            <w:r>
+              <w:rPr>
+                <w:rFonts w:ascii="Calibri" w:hAnsi="Calibri"/>
+                <w:b/>
+                <w:color w:val="FFFFFF"/>
+                <w:sz w:val="19"/>
+              </w:rPr>
+              <w:t>Seeds</w:t>
+            </w:r>
+          </w:p>
+        </w:tc>
       </w:tr>
       <w:tr>
         <w:tc>
           <w:tcPr>
-            <w:tcW w:type="dxa" w:w="3254"/>
+            <w:tcW w:type="dxa" w:w="2448"/>
             <w:shd w:val="clear" w:color="auto" w:fill="FFFFFF"/>
           </w:tcPr>
           <w:p>
@@ -3331,7 +6229,7 @@
               <w:rPr>
                 <w:rFonts w:ascii="Calibri" w:hAnsi="Calibri"/>
                 <w:b w:val="0"/>
-                <w:sz w:val="19"/>
+                <w:sz w:val="18"/>
               </w:rPr>
               <w:t>v1</w:t>
             </w:r>
@@ -3339,7 +6237,7 @@
         </w:tc>
         <w:tc>
           <w:tcPr>
-            <w:tcW w:type="dxa" w:w="3269"/>
+            <w:tcW w:type="dxa" w:w="2448"/>
             <w:shd w:val="clear" w:color="auto" w:fill="FFFFFF"/>
           </w:tcPr>
           <w:p>
@@ -3348,7 +6246,7 @@
               <w:rPr>
                 <w:rFonts w:ascii="Calibri" w:hAnsi="Calibri"/>
                 <w:b w:val="0"/>
-                <w:sz w:val="19"/>
+                <w:sz w:val="18"/>
               </w:rPr>
               <w:t>0.7878</w:t>
             </w:r>
@@ -3356,7 +6254,7 @@
         </w:tc>
         <w:tc>
           <w:tcPr>
-            <w:tcW w:type="dxa" w:w="3269"/>
+            <w:tcW w:type="dxa" w:w="2448"/>
             <w:shd w:val="clear" w:color="auto" w:fill="FFFFFF"/>
           </w:tcPr>
           <w:p>
@@ -3365,9 +6263,26 @@
               <w:rPr>
                 <w:rFonts w:ascii="Calibri" w:hAnsi="Calibri"/>
                 <w:b w:val="0"/>
-                <w:sz w:val="19"/>
+                <w:sz w:val="18"/>
               </w:rPr>
               <w:t>0.0769</w:t>
+            </w:r>
+          </w:p>
+        </w:tc>
+        <w:tc>
+          <w:tcPr>
+            <w:tcW w:type="dxa" w:w="2448"/>
+            <w:shd w:val="clear" w:color="auto" w:fill="FFFFFF"/>
+          </w:tcPr>
+          <w:p>
+            <w:r/>
+            <w:r>
+              <w:rPr>
+                <w:rFonts w:ascii="Calibri" w:hAnsi="Calibri"/>
+                <w:b w:val="0"/>
+                <w:sz w:val="18"/>
+              </w:rPr>
+              <w:t>42, 7, 123</w:t>
             </w:r>
           </w:p>
         </w:tc>
@@ -3375,7 +6290,7 @@
       <w:tr>
         <w:tc>
           <w:tcPr>
-            <w:tcW w:type="dxa" w:w="3254"/>
+            <w:tcW w:type="dxa" w:w="2448"/>
             <w:shd w:val="clear" w:color="auto" w:fill="F3EBFA"/>
           </w:tcPr>
           <w:p>
@@ -3384,7 +6299,7 @@
               <w:rPr>
                 <w:rFonts w:ascii="Calibri" w:hAnsi="Calibri"/>
                 <w:b w:val="0"/>
-                <w:sz w:val="19"/>
+                <w:sz w:val="18"/>
               </w:rPr>
               <w:t>v2</w:t>
             </w:r>
@@ -3392,7 +6307,7 @@
         </w:tc>
         <w:tc>
           <w:tcPr>
-            <w:tcW w:type="dxa" w:w="3269"/>
+            <w:tcW w:type="dxa" w:w="2448"/>
             <w:shd w:val="clear" w:color="auto" w:fill="F3EBFA"/>
           </w:tcPr>
           <w:p>
@@ -3401,7 +6316,7 @@
               <w:rPr>
                 <w:rFonts w:ascii="Calibri" w:hAnsi="Calibri"/>
                 <w:b w:val="0"/>
-                <w:sz w:val="19"/>
+                <w:sz w:val="18"/>
               </w:rPr>
               <w:t>0.8427</w:t>
             </w:r>
@@ -3409,7 +6324,7 @@
         </w:tc>
         <w:tc>
           <w:tcPr>
-            <w:tcW w:type="dxa" w:w="3269"/>
+            <w:tcW w:type="dxa" w:w="2448"/>
             <w:shd w:val="clear" w:color="auto" w:fill="F3EBFA"/>
           </w:tcPr>
           <w:p>
@@ -3418,9 +6333,26 @@
               <w:rPr>
                 <w:rFonts w:ascii="Calibri" w:hAnsi="Calibri"/>
                 <w:b w:val="0"/>
-                <w:sz w:val="19"/>
+                <w:sz w:val="18"/>
               </w:rPr>
               <w:t>0.0432</w:t>
+            </w:r>
+          </w:p>
+        </w:tc>
+        <w:tc>
+          <w:tcPr>
+            <w:tcW w:type="dxa" w:w="2448"/>
+            <w:shd w:val="clear" w:color="auto" w:fill="F3EBFA"/>
+          </w:tcPr>
+          <w:p>
+            <w:r/>
+            <w:r>
+              <w:rPr>
+                <w:rFonts w:ascii="Calibri" w:hAnsi="Calibri"/>
+                <w:b w:val="0"/>
+                <w:sz w:val="18"/>
+              </w:rPr>
+              <w:t>42, 7, 123</w:t>
             </w:r>
           </w:p>
         </w:tc>
@@ -3433,7 +6365,21 @@
     </w:p>
     <w:p>
       <w:pPr>
-        <w:spacing w:after="120" w:before="80"/>
+        <w:spacing w:before="180" w:after="60"/>
+      </w:pPr>
+      <w:r>
+        <w:rPr>
+          <w:rFonts w:ascii="Calibri" w:hAnsi="Calibri"/>
+          <w:b/>
+          <w:color w:val="8E3CC4"/>
+          <w:sz w:val="24"/>
+        </w:rPr>
+        <w:t>Is the improvement real? A paired test on five seeds</w:t>
+      </w:r>
+    </w:p>
+    <w:p>
+      <w:pPr>
+        <w:spacing w:after="120" w:before="0"/>
       </w:pPr>
       <w:r>
         <w:rPr>
@@ -3442,38 +6388,7 @@
           <w:i w:val="0"/>
           <w:sz w:val="21"/>
         </w:rPr>
-        <w:t>The v2 gain of 0.055 is within about two times the seed noise, so it is not a proven improvement. v2 is still accepted because it does not regress and its variance is lower, which is what more data should give. The honest reading is more data, equal or slightly better, lower variance, not a confirmed jump in quality. This is exactly why the gate uses a tolerance band rather than trusting a single number.</w:t>
-      </w:r>
-    </w:p>
-    <w:p>
-      <w:pPr>
-        <w:spacing w:before="280" w:after="120"/>
-        <w:pBdr>
-          <w:bottom w:val="single" w:sz="6" w:space="2" w:color="8E3CC4"/>
-        </w:pBdr>
-      </w:pPr>
-      <w:r>
-        <w:rPr>
-          <w:rFonts w:ascii="Calibri" w:hAnsi="Calibri"/>
-          <w:b/>
-          <w:color w:val="3B1E63"/>
-          <w:sz w:val="30"/>
-        </w:rPr>
-        <w:t>09  Threshold Comparison and Fairness Defense (Task 8)</w:t>
-      </w:r>
-    </w:p>
-    <w:p>
-      <w:pPr>
-        <w:spacing w:after="120" w:before="0"/>
-      </w:pPr>
-      <w:r>
-        <w:rPr>
-          <w:rFonts w:ascii="Calibri" w:hAnsi="Calibri"/>
-          <w:b w:val="0"/>
-          <w:i w:val="0"/>
-          <w:sz w:val="21"/>
-        </w:rPr>
-        <w:t>We compared three candidate gate rules against our real 21-run history, using the CI model as the baseline, and counted how many runs each rule would accept.</w:t>
+        <w:t>The v2 mean is higher than v1, but a single run never settles this. To test it properly we reran the drill on five paired seeds (42, 7, 123, 2024, 99), ran a paired t-test on the per-seed PR-AUC differences, and added a 5,000-sample bootstrap confidence interval.</w:t>
       </w:r>
     </w:p>
     <w:tbl>
@@ -3484,14 +6399,13 @@
         <w:tblLook w:firstColumn="1" w:firstRow="1" w:lastColumn="0" w:lastRow="0" w:noHBand="0" w:noVBand="1" w:val="04A0"/>
       </w:tblPr>
       <w:tblGrid>
-        <w:gridCol w:w="3312"/>
-        <w:gridCol w:w="3312"/>
-        <w:gridCol w:w="3312"/>
+        <w:gridCol w:w="4896"/>
+        <w:gridCol w:w="4896"/>
       </w:tblGrid>
       <w:tr>
         <w:tc>
           <w:tcPr>
-            <w:tcW w:type="dxa" w:w="3600"/>
+            <w:tcW w:type="dxa" w:w="4896"/>
             <w:shd w:val="clear" w:color="auto" w:fill="3B1E63"/>
           </w:tcPr>
           <w:p>
@@ -3503,13 +6417,13 @@
                 <w:color w:val="FFFFFF"/>
                 <w:sz w:val="19"/>
               </w:rPr>
-              <w:t>Candidate gate rule</w:t>
-            </w:r>
-          </w:p>
-        </w:tc>
-        <w:tc>
-          <w:tcPr>
-            <w:tcW w:type="dxa" w:w="2160"/>
+              <w:t>Quantity</w:t>
+            </w:r>
+          </w:p>
+        </w:tc>
+        <w:tc>
+          <w:tcPr>
+            <w:tcW w:type="dxa" w:w="4896"/>
             <w:shd w:val="clear" w:color="auto" w:fill="3B1E63"/>
           </w:tcPr>
           <w:p>
@@ -3521,25 +6435,7 @@
                 <w:color w:val="FFFFFF"/>
                 <w:sz w:val="19"/>
               </w:rPr>
-              <w:t>Runs accepted</w:t>
-            </w:r>
-          </w:p>
-        </w:tc>
-        <w:tc>
-          <w:tcPr>
-            <w:tcW w:type="dxa" w:w="4032"/>
-            <w:shd w:val="clear" w:color="auto" w:fill="3B1E63"/>
-          </w:tcPr>
-          <w:p>
-            <w:r/>
-            <w:r>
-              <w:rPr>
-                <w:rFonts w:ascii="Calibri" w:hAnsi="Calibri"/>
-                <w:b/>
-                <w:color w:val="FFFFFF"/>
-                <w:sz w:val="19"/>
-              </w:rPr>
-              <w:t>Behaviour</w:t>
+              <w:t>Value</w:t>
             </w:r>
           </w:p>
         </w:tc>
@@ -3547,7 +6443,7 @@
       <w:tr>
         <w:tc>
           <w:tcPr>
-            <w:tcW w:type="dxa" w:w="3600"/>
+            <w:tcW w:type="dxa" w:w="4896"/>
             <w:shd w:val="clear" w:color="auto" w:fill="FFFFFF"/>
           </w:tcPr>
           <w:p>
@@ -3556,15 +6452,15 @@
               <w:rPr>
                 <w:rFonts w:ascii="Calibri" w:hAnsi="Calibri"/>
                 <w:b w:val="0"/>
-                <w:sz w:val="19"/>
-              </w:rPr>
-              <w:t>PR-AUC &gt;= baseline - 0.01</w:t>
-            </w:r>
-          </w:p>
-        </w:tc>
-        <w:tc>
-          <w:tcPr>
-            <w:tcW w:type="dxa" w:w="2160"/>
+                <w:sz w:val="18"/>
+              </w:rPr>
+              <w:t>Mean PR-AUC, v1 (5 seeds)</w:t>
+            </w:r>
+          </w:p>
+        </w:tc>
+        <w:tc>
+          <w:tcPr>
+            <w:tcW w:type="dxa" w:w="4896"/>
             <w:shd w:val="clear" w:color="auto" w:fill="FFFFFF"/>
           </w:tcPr>
           <w:p>
@@ -3573,26 +6469,9 @@
               <w:rPr>
                 <w:rFonts w:ascii="Calibri" w:hAnsi="Calibri"/>
                 <w:b w:val="0"/>
-                <w:sz w:val="19"/>
-              </w:rPr>
-              <w:t>13 of 21</w:t>
-            </w:r>
-          </w:p>
-        </w:tc>
-        <w:tc>
-          <w:tcPr>
-            <w:tcW w:type="dxa" w:w="4032"/>
-            <w:shd w:val="clear" w:color="auto" w:fill="FFFFFF"/>
-          </w:tcPr>
-          <w:p>
-            <w:r/>
-            <w:r>
-              <w:rPr>
-                <w:rFonts w:ascii="Calibri" w:hAnsi="Calibri"/>
-                <w:b w:val="0"/>
-                <w:sz w:val="19"/>
-              </w:rPr>
-              <w:t>Discriminating, rejects the weaker models.</w:t>
+                <w:sz w:val="18"/>
+              </w:rPr>
+              <w:t>0.814</w:t>
             </w:r>
           </w:p>
         </w:tc>
@@ -3600,7 +6479,7 @@
       <w:tr>
         <w:tc>
           <w:tcPr>
-            <w:tcW w:type="dxa" w:w="3600"/>
+            <w:tcW w:type="dxa" w:w="4896"/>
             <w:shd w:val="clear" w:color="auto" w:fill="F3EBFA"/>
           </w:tcPr>
           <w:p>
@@ -3609,15 +6488,15 @@
               <w:rPr>
                 <w:rFonts w:ascii="Calibri" w:hAnsi="Calibri"/>
                 <w:b w:val="0"/>
-                <w:sz w:val="19"/>
-              </w:rPr>
-              <w:t>ROC-AUC &gt;= baseline - 0.01</w:t>
-            </w:r>
-          </w:p>
-        </w:tc>
-        <w:tc>
-          <w:tcPr>
-            <w:tcW w:type="dxa" w:w="2160"/>
+                <w:sz w:val="18"/>
+              </w:rPr>
+              <w:t>Mean PR-AUC, v2 (5 seeds)</w:t>
+            </w:r>
+          </w:p>
+        </w:tc>
+        <w:tc>
+          <w:tcPr>
+            <w:tcW w:type="dxa" w:w="4896"/>
             <w:shd w:val="clear" w:color="auto" w:fill="F3EBFA"/>
           </w:tcPr>
           <w:p>
@@ -3626,26 +6505,9 @@
               <w:rPr>
                 <w:rFonts w:ascii="Calibri" w:hAnsi="Calibri"/>
                 <w:b w:val="0"/>
-                <w:sz w:val="19"/>
-              </w:rPr>
-              <w:t>20 of 21</w:t>
-            </w:r>
-          </w:p>
-        </w:tc>
-        <w:tc>
-          <w:tcPr>
-            <w:tcW w:type="dxa" w:w="4032"/>
-            <w:shd w:val="clear" w:color="auto" w:fill="F3EBFA"/>
-          </w:tcPr>
-          <w:p>
-            <w:r/>
-            <w:r>
-              <w:rPr>
-                <w:rFonts w:ascii="Calibri" w:hAnsi="Calibri"/>
-                <w:b w:val="0"/>
-                <w:sz w:val="19"/>
-              </w:rPr>
-              <w:t>Too lenient, stays high even when ranking drops.</w:t>
+                <w:sz w:val="18"/>
+              </w:rPr>
+              <w:t>0.856</w:t>
             </w:r>
           </w:p>
         </w:tc>
@@ -3653,7 +6515,7 @@
       <w:tr>
         <w:tc>
           <w:tcPr>
-            <w:tcW w:type="dxa" w:w="3600"/>
+            <w:tcW w:type="dxa" w:w="4896"/>
             <w:shd w:val="clear" w:color="auto" w:fill="FFFFFF"/>
           </w:tcPr>
           <w:p>
@@ -3662,15 +6524,15 @@
               <w:rPr>
                 <w:rFonts w:ascii="Calibri" w:hAnsi="Calibri"/>
                 <w:b w:val="0"/>
-                <w:sz w:val="19"/>
-              </w:rPr>
-              <w:t>F1 &gt;= baseline - 0.01</w:t>
-            </w:r>
-          </w:p>
-        </w:tc>
-        <w:tc>
-          <w:tcPr>
-            <w:tcW w:type="dxa" w:w="2160"/>
+                <w:sz w:val="18"/>
+              </w:rPr>
+              <w:t>Mean paired difference (v2 - v1)</w:t>
+            </w:r>
+          </w:p>
+        </w:tc>
+        <w:tc>
+          <w:tcPr>
+            <w:tcW w:type="dxa" w:w="4896"/>
             <w:shd w:val="clear" w:color="auto" w:fill="FFFFFF"/>
           </w:tcPr>
           <w:p>
@@ -3679,15 +6541,53 @@
               <w:rPr>
                 <w:rFonts w:ascii="Calibri" w:hAnsi="Calibri"/>
                 <w:b w:val="0"/>
-                <w:sz w:val="19"/>
-              </w:rPr>
-              <w:t>20 of 21</w:t>
-            </w:r>
-          </w:p>
-        </w:tc>
-        <w:tc>
-          <w:tcPr>
-            <w:tcW w:type="dxa" w:w="4032"/>
+                <w:sz w:val="18"/>
+              </w:rPr>
+              <w:t>+0.0416</w:t>
+            </w:r>
+          </w:p>
+        </w:tc>
+      </w:tr>
+      <w:tr>
+        <w:tc>
+          <w:tcPr>
+            <w:tcW w:type="dxa" w:w="4896"/>
+            <w:shd w:val="clear" w:color="auto" w:fill="F3EBFA"/>
+          </w:tcPr>
+          <w:p>
+            <w:r/>
+            <w:r>
+              <w:rPr>
+                <w:rFonts w:ascii="Calibri" w:hAnsi="Calibri"/>
+                <w:b w:val="0"/>
+                <w:sz w:val="18"/>
+              </w:rPr>
+              <w:t>Paired t-test p-value</w:t>
+            </w:r>
+          </w:p>
+        </w:tc>
+        <w:tc>
+          <w:tcPr>
+            <w:tcW w:type="dxa" w:w="4896"/>
+            <w:shd w:val="clear" w:color="auto" w:fill="F3EBFA"/>
+          </w:tcPr>
+          <w:p>
+            <w:r/>
+            <w:r>
+              <w:rPr>
+                <w:rFonts w:ascii="Calibri" w:hAnsi="Calibri"/>
+                <w:b w:val="0"/>
+                <w:sz w:val="18"/>
+              </w:rPr>
+              <w:t>0.077</w:t>
+            </w:r>
+          </w:p>
+        </w:tc>
+      </w:tr>
+      <w:tr>
+        <w:tc>
+          <w:tcPr>
+            <w:tcW w:type="dxa" w:w="4896"/>
             <w:shd w:val="clear" w:color="auto" w:fill="FFFFFF"/>
           </w:tcPr>
           <w:p>
@@ -3696,9 +6596,26 @@
               <w:rPr>
                 <w:rFonts w:ascii="Calibri" w:hAnsi="Calibri"/>
                 <w:b w:val="0"/>
-                <w:sz w:val="19"/>
-              </w:rPr>
-              <w:t>Lenient and tied to the 0.5 threshold.</w:t>
+                <w:sz w:val="18"/>
+              </w:rPr>
+              <w:t>Bootstrap 95% CI of the difference</w:t>
+            </w:r>
+          </w:p>
+        </w:tc>
+        <w:tc>
+          <w:tcPr>
+            <w:tcW w:type="dxa" w:w="4896"/>
+            <w:shd w:val="clear" w:color="auto" w:fill="FFFFFF"/>
+          </w:tcPr>
+          <w:p>
+            <w:r/>
+            <w:r>
+              <w:rPr>
+                <w:rFonts w:ascii="Calibri" w:hAnsi="Calibri"/>
+                <w:b w:val="0"/>
+                <w:sz w:val="18"/>
+              </w:rPr>
+              <w:t>[0.015, 0.078]</w:t>
             </w:r>
           </w:p>
         </w:tc>
@@ -3711,7 +6628,7 @@
     </w:p>
     <w:p>
       <w:pPr>
-        <w:spacing w:after="120" w:before="80"/>
+        <w:spacing w:after="120" w:before="0"/>
       </w:pPr>
       <w:r>
         <w:rPr>
@@ -3720,7 +6637,290 @@
           <w:i w:val="0"/>
           <w:sz w:val="21"/>
         </w:rPr>
-        <w:t>Seven runs that the ROC-AUC and F1 rules would accept are rejected by the PR-AUC rule. These are random forests whose PR-AUC falls as low as 0.690 while their ROC-AUC still reads about 0.92. Gating on ROC-AUC or F1 would let a model that is clearly worse at ranking high-risk customers merge unnoticed, which is the exact failure in the scenario. We therefore adopt PR-AUC at or above baseline minus 0.01. The 0.01 band absorbs the seed noise measured in Task 7 while still rejecting the real drops.</w:t>
+        <w:t>The result is genuinely borderline, and we report it as such. The bootstrap interval sits just above zero, which hints at a small real gain, but the paired t-test does not clear the 0.05 bar (p = 0.077), so with five seeds we cannot call the improvement statistically significant. The conclusion now rests on a real test rather than a rule of thumb: accept the v2 model because it does not regress, but do not claim a proven improvement. A firmer claim would need more seeds. This discipline, refusing to over-claim, is exactly what the quality gate exists to enforce.</w:t>
+      </w:r>
+    </w:p>
+    <w:p>
+      <w:r>
+        <w:br w:type="page"/>
+      </w:r>
+    </w:p>
+    <w:p>
+      <w:pPr>
+        <w:spacing w:before="280" w:after="120"/>
+        <w:pBdr>
+          <w:bottom w:val="single" w:sz="6" w:space="2" w:color="8E3CC4"/>
+        </w:pBdr>
+      </w:pPr>
+      <w:r>
+        <w:rPr>
+          <w:rFonts w:ascii="Calibri" w:hAnsi="Calibri"/>
+          <w:b/>
+          <w:color w:val="3B1E63"/>
+          <w:sz w:val="30"/>
+        </w:rPr>
+        <w:t>12  Threshold Comparison and Fairness Defense (Task 8)</w:t>
+      </w:r>
+    </w:p>
+    <w:p>
+      <w:pPr>
+        <w:spacing w:after="120" w:before="0"/>
+      </w:pPr>
+      <w:r>
+        <w:rPr>
+          <w:rFonts w:ascii="Calibri" w:hAnsi="Calibri"/>
+          <w:b w:val="0"/>
+          <w:i w:val="0"/>
+          <w:sz w:val="21"/>
+        </w:rPr>
+        <w:t>We did not accept the first metric we tried. We compared three candidate gate rules against our real 21-run history, using the CI model as the baseline, and counted how many of the 21 runs each rule would accept.</w:t>
+      </w:r>
+    </w:p>
+    <w:tbl>
+      <w:tblPr>
+        <w:tblStyle w:val="TableGrid"/>
+        <w:tblW w:type="auto" w:w="0"/>
+        <w:jc w:val="center"/>
+        <w:tblLook w:firstColumn="1" w:firstRow="1" w:lastColumn="0" w:lastRow="0" w:noHBand="0" w:noVBand="1" w:val="04A0"/>
+      </w:tblPr>
+      <w:tblGrid>
+        <w:gridCol w:w="3264"/>
+        <w:gridCol w:w="3264"/>
+        <w:gridCol w:w="3264"/>
+      </w:tblGrid>
+      <w:tr>
+        <w:tc>
+          <w:tcPr>
+            <w:tcW w:type="dxa" w:w="3600"/>
+            <w:shd w:val="clear" w:color="auto" w:fill="3B1E63"/>
+          </w:tcPr>
+          <w:p>
+            <w:r/>
+            <w:r>
+              <w:rPr>
+                <w:rFonts w:ascii="Calibri" w:hAnsi="Calibri"/>
+                <w:b/>
+                <w:color w:val="FFFFFF"/>
+                <w:sz w:val="19"/>
+              </w:rPr>
+              <w:t>Candidate gate rule</w:t>
+            </w:r>
+          </w:p>
+        </w:tc>
+        <w:tc>
+          <w:tcPr>
+            <w:tcW w:type="dxa" w:w="2160"/>
+            <w:shd w:val="clear" w:color="auto" w:fill="3B1E63"/>
+          </w:tcPr>
+          <w:p>
+            <w:r/>
+            <w:r>
+              <w:rPr>
+                <w:rFonts w:ascii="Calibri" w:hAnsi="Calibri"/>
+                <w:b/>
+                <w:color w:val="FFFFFF"/>
+                <w:sz w:val="19"/>
+              </w:rPr>
+              <w:t>Runs accepted</w:t>
+            </w:r>
+          </w:p>
+        </w:tc>
+        <w:tc>
+          <w:tcPr>
+            <w:tcW w:type="dxa" w:w="4032"/>
+            <w:shd w:val="clear" w:color="auto" w:fill="3B1E63"/>
+          </w:tcPr>
+          <w:p>
+            <w:r/>
+            <w:r>
+              <w:rPr>
+                <w:rFonts w:ascii="Calibri" w:hAnsi="Calibri"/>
+                <w:b/>
+                <w:color w:val="FFFFFF"/>
+                <w:sz w:val="19"/>
+              </w:rPr>
+              <w:t>Behaviour</w:t>
+            </w:r>
+          </w:p>
+        </w:tc>
+      </w:tr>
+      <w:tr>
+        <w:tc>
+          <w:tcPr>
+            <w:tcW w:type="dxa" w:w="3600"/>
+            <w:shd w:val="clear" w:color="auto" w:fill="FFFFFF"/>
+          </w:tcPr>
+          <w:p>
+            <w:r/>
+            <w:r>
+              <w:rPr>
+                <w:rFonts w:ascii="Calibri" w:hAnsi="Calibri"/>
+                <w:b w:val="0"/>
+                <w:sz w:val="18"/>
+              </w:rPr>
+              <w:t>PR-AUC &gt;= baseline - 0.01</w:t>
+            </w:r>
+          </w:p>
+        </w:tc>
+        <w:tc>
+          <w:tcPr>
+            <w:tcW w:type="dxa" w:w="2160"/>
+            <w:shd w:val="clear" w:color="auto" w:fill="FFFFFF"/>
+          </w:tcPr>
+          <w:p>
+            <w:r/>
+            <w:r>
+              <w:rPr>
+                <w:rFonts w:ascii="Calibri" w:hAnsi="Calibri"/>
+                <w:b w:val="0"/>
+                <w:sz w:val="18"/>
+              </w:rPr>
+              <w:t>13 of 21</w:t>
+            </w:r>
+          </w:p>
+        </w:tc>
+        <w:tc>
+          <w:tcPr>
+            <w:tcW w:type="dxa" w:w="4032"/>
+            <w:shd w:val="clear" w:color="auto" w:fill="FFFFFF"/>
+          </w:tcPr>
+          <w:p>
+            <w:r/>
+            <w:r>
+              <w:rPr>
+                <w:rFonts w:ascii="Calibri" w:hAnsi="Calibri"/>
+                <w:b w:val="0"/>
+                <w:sz w:val="18"/>
+              </w:rPr>
+              <w:t>Discriminating, rejects the weaker models.</w:t>
+            </w:r>
+          </w:p>
+        </w:tc>
+      </w:tr>
+      <w:tr>
+        <w:tc>
+          <w:tcPr>
+            <w:tcW w:type="dxa" w:w="3600"/>
+            <w:shd w:val="clear" w:color="auto" w:fill="F3EBFA"/>
+          </w:tcPr>
+          <w:p>
+            <w:r/>
+            <w:r>
+              <w:rPr>
+                <w:rFonts w:ascii="Calibri" w:hAnsi="Calibri"/>
+                <w:b w:val="0"/>
+                <w:sz w:val="18"/>
+              </w:rPr>
+              <w:t>ROC-AUC &gt;= baseline - 0.01</w:t>
+            </w:r>
+          </w:p>
+        </w:tc>
+        <w:tc>
+          <w:tcPr>
+            <w:tcW w:type="dxa" w:w="2160"/>
+            <w:shd w:val="clear" w:color="auto" w:fill="F3EBFA"/>
+          </w:tcPr>
+          <w:p>
+            <w:r/>
+            <w:r>
+              <w:rPr>
+                <w:rFonts w:ascii="Calibri" w:hAnsi="Calibri"/>
+                <w:b w:val="0"/>
+                <w:sz w:val="18"/>
+              </w:rPr>
+              <w:t>20 of 21</w:t>
+            </w:r>
+          </w:p>
+        </w:tc>
+        <w:tc>
+          <w:tcPr>
+            <w:tcW w:type="dxa" w:w="4032"/>
+            <w:shd w:val="clear" w:color="auto" w:fill="F3EBFA"/>
+          </w:tcPr>
+          <w:p>
+            <w:r/>
+            <w:r>
+              <w:rPr>
+                <w:rFonts w:ascii="Calibri" w:hAnsi="Calibri"/>
+                <w:b w:val="0"/>
+                <w:sz w:val="18"/>
+              </w:rPr>
+              <w:t>Too lenient, stays high even when ranking drops.</w:t>
+            </w:r>
+          </w:p>
+        </w:tc>
+      </w:tr>
+      <w:tr>
+        <w:tc>
+          <w:tcPr>
+            <w:tcW w:type="dxa" w:w="3600"/>
+            <w:shd w:val="clear" w:color="auto" w:fill="FFFFFF"/>
+          </w:tcPr>
+          <w:p>
+            <w:r/>
+            <w:r>
+              <w:rPr>
+                <w:rFonts w:ascii="Calibri" w:hAnsi="Calibri"/>
+                <w:b w:val="0"/>
+                <w:sz w:val="18"/>
+              </w:rPr>
+              <w:t>F1 &gt;= baseline - 0.01</w:t>
+            </w:r>
+          </w:p>
+        </w:tc>
+        <w:tc>
+          <w:tcPr>
+            <w:tcW w:type="dxa" w:w="2160"/>
+            <w:shd w:val="clear" w:color="auto" w:fill="FFFFFF"/>
+          </w:tcPr>
+          <w:p>
+            <w:r/>
+            <w:r>
+              <w:rPr>
+                <w:rFonts w:ascii="Calibri" w:hAnsi="Calibri"/>
+                <w:b w:val="0"/>
+                <w:sz w:val="18"/>
+              </w:rPr>
+              <w:t>20 of 21</w:t>
+            </w:r>
+          </w:p>
+        </w:tc>
+        <w:tc>
+          <w:tcPr>
+            <w:tcW w:type="dxa" w:w="4032"/>
+            <w:shd w:val="clear" w:color="auto" w:fill="FFFFFF"/>
+          </w:tcPr>
+          <w:p>
+            <w:r/>
+            <w:r>
+              <w:rPr>
+                <w:rFonts w:ascii="Calibri" w:hAnsi="Calibri"/>
+                <w:b w:val="0"/>
+                <w:sz w:val="18"/>
+              </w:rPr>
+              <w:t>Lenient and tied to the 0.5 threshold.</w:t>
+            </w:r>
+          </w:p>
+        </w:tc>
+      </w:tr>
+    </w:tbl>
+    <w:p>
+      <w:pPr>
+        <w:spacing w:after="40"/>
+      </w:pPr>
+    </w:p>
+    <w:p>
+      <w:pPr>
+        <w:spacing w:after="120" w:before="0"/>
+      </w:pPr>
+      <w:r>
+        <w:rPr>
+          <w:rFonts w:ascii="Calibri" w:hAnsi="Calibri"/>
+          <w:b w:val="0"/>
+          <w:i w:val="0"/>
+          <w:sz w:val="21"/>
+        </w:rPr>
+        <w:t>Seven runs that the ROC-AUC and F1 rules would accept are rejected by the PR-AUC rule. These are random forests whose PR-AUC falls as low as 0.690 while their ROC-AUC still reads about 0.92. Gating on ROC-AUC or F1 would let a model that is clearly worse at ranking high-risk customers merge unnoticed, the exact failure in the scenario. We therefore adopt PR-AUC at or above baseline minus 0.01. The 0.01 band absorbs the seed noise measured in Section 11 while still rejecting the real drops.</w:t>
       </w:r>
     </w:p>
     <w:p>
@@ -3745,12 +6945,12 @@
         <w:tblLook w:firstColumn="1" w:firstRow="1" w:lastColumn="0" w:lastRow="0" w:noHBand="0" w:noVBand="1" w:val="04A0"/>
       </w:tblPr>
       <w:tblGrid>
-        <w:gridCol w:w="1656"/>
-        <w:gridCol w:w="1656"/>
-        <w:gridCol w:w="1656"/>
-        <w:gridCol w:w="1656"/>
-        <w:gridCol w:w="1656"/>
-        <w:gridCol w:w="1656"/>
+        <w:gridCol w:w="1632"/>
+        <w:gridCol w:w="1632"/>
+        <w:gridCol w:w="1632"/>
+        <w:gridCol w:w="1632"/>
+        <w:gridCol w:w="1632"/>
+        <w:gridCol w:w="1632"/>
       </w:tblGrid>
       <w:tr>
         <w:tc>
@@ -3874,7 +7074,7 @@
               <w:rPr>
                 <w:rFonts w:ascii="Calibri" w:hAnsi="Calibri"/>
                 <w:b w:val="0"/>
-                <w:sz w:val="19"/>
+                <w:sz w:val="18"/>
               </w:rPr>
               <w:t>High</w:t>
             </w:r>
@@ -3891,7 +7091,7 @@
               <w:rPr>
                 <w:rFonts w:ascii="Calibri" w:hAnsi="Calibri"/>
                 <w:b w:val="0"/>
-                <w:sz w:val="19"/>
+                <w:sz w:val="18"/>
               </w:rPr>
               <w:t>42</w:t>
             </w:r>
@@ -3908,7 +7108,7 @@
               <w:rPr>
                 <w:rFonts w:ascii="Calibri" w:hAnsi="Calibri"/>
                 <w:b w:val="0"/>
-                <w:sz w:val="19"/>
+                <w:sz w:val="18"/>
               </w:rPr>
               <w:t>5</w:t>
             </w:r>
@@ -3925,7 +7125,7 @@
               <w:rPr>
                 <w:rFonts w:ascii="Calibri" w:hAnsi="Calibri"/>
                 <w:b w:val="0"/>
-                <w:sz w:val="19"/>
+                <w:sz w:val="18"/>
               </w:rPr>
               <w:t>1</w:t>
             </w:r>
@@ -3942,7 +7142,7 @@
               <w:rPr>
                 <w:rFonts w:ascii="Calibri" w:hAnsi="Calibri"/>
                 <w:b w:val="0"/>
-                <w:sz w:val="19"/>
+                <w:sz w:val="18"/>
               </w:rPr>
               <w:t>0.200</w:t>
             </w:r>
@@ -3959,7 +7159,7 @@
               <w:rPr>
                 <w:rFonts w:ascii="Calibri" w:hAnsi="Calibri"/>
                 <w:b w:val="0"/>
-                <w:sz w:val="19"/>
+                <w:sz w:val="18"/>
               </w:rPr>
               <w:t>0.929</w:t>
             </w:r>
@@ -3978,7 +7178,7 @@
               <w:rPr>
                 <w:rFonts w:ascii="Calibri" w:hAnsi="Calibri"/>
                 <w:b w:val="0"/>
-                <w:sz w:val="19"/>
+                <w:sz w:val="18"/>
               </w:rPr>
               <w:t>Medium</w:t>
             </w:r>
@@ -3995,7 +7195,7 @@
               <w:rPr>
                 <w:rFonts w:ascii="Calibri" w:hAnsi="Calibri"/>
                 <w:b w:val="0"/>
-                <w:sz w:val="19"/>
+                <w:sz w:val="18"/>
               </w:rPr>
               <w:t>75</w:t>
             </w:r>
@@ -4012,7 +7212,7 @@
               <w:rPr>
                 <w:rFonts w:ascii="Calibri" w:hAnsi="Calibri"/>
                 <w:b w:val="0"/>
-                <w:sz w:val="19"/>
+                <w:sz w:val="18"/>
               </w:rPr>
               <w:t>16</w:t>
             </w:r>
@@ -4029,7 +7229,7 @@
               <w:rPr>
                 <w:rFonts w:ascii="Calibri" w:hAnsi="Calibri"/>
                 <w:b w:val="0"/>
-                <w:sz w:val="19"/>
+                <w:sz w:val="18"/>
               </w:rPr>
               <w:t>3</w:t>
             </w:r>
@@ -4046,7 +7246,7 @@
               <w:rPr>
                 <w:rFonts w:ascii="Calibri" w:hAnsi="Calibri"/>
                 <w:b w:val="0"/>
-                <w:sz w:val="19"/>
+                <w:sz w:val="18"/>
               </w:rPr>
               <w:t>0.188</w:t>
             </w:r>
@@ -4063,7 +7263,7 @@
               <w:rPr>
                 <w:rFonts w:ascii="Calibri" w:hAnsi="Calibri"/>
                 <w:b w:val="0"/>
-                <w:sz w:val="19"/>
+                <w:sz w:val="18"/>
               </w:rPr>
               <w:t>0.853</w:t>
             </w:r>
@@ -4082,7 +7282,7 @@
               <w:rPr>
                 <w:rFonts w:ascii="Calibri" w:hAnsi="Calibri"/>
                 <w:b w:val="0"/>
-                <w:sz w:val="19"/>
+                <w:sz w:val="18"/>
               </w:rPr>
               <w:t>Low</w:t>
             </w:r>
@@ -4099,7 +7299,7 @@
               <w:rPr>
                 <w:rFonts w:ascii="Calibri" w:hAnsi="Calibri"/>
                 <w:b w:val="0"/>
-                <w:sz w:val="19"/>
+                <w:sz w:val="18"/>
               </w:rPr>
               <w:t>83</w:t>
             </w:r>
@@ -4116,7 +7316,7 @@
               <w:rPr>
                 <w:rFonts w:ascii="Calibri" w:hAnsi="Calibri"/>
                 <w:b w:val="0"/>
-                <w:sz w:val="19"/>
+                <w:sz w:val="18"/>
               </w:rPr>
               <w:t>17</w:t>
             </w:r>
@@ -4133,7 +7333,7 @@
               <w:rPr>
                 <w:rFonts w:ascii="Calibri" w:hAnsi="Calibri"/>
                 <w:b w:val="0"/>
-                <w:sz w:val="19"/>
+                <w:sz w:val="18"/>
               </w:rPr>
               <w:t>6</w:t>
             </w:r>
@@ -4150,7 +7350,7 @@
               <w:rPr>
                 <w:rFonts w:ascii="Calibri" w:hAnsi="Calibri"/>
                 <w:b w:val="0"/>
-                <w:sz w:val="19"/>
+                <w:sz w:val="18"/>
               </w:rPr>
               <w:t>0.353</w:t>
             </w:r>
@@ -4167,7 +7367,7 @@
               <w:rPr>
                 <w:rFonts w:ascii="Calibri" w:hAnsi="Calibri"/>
                 <w:b w:val="0"/>
-                <w:sz w:val="19"/>
+                <w:sz w:val="18"/>
               </w:rPr>
               <w:t>0.880</w:t>
             </w:r>
@@ -4182,7 +7382,7 @@
     </w:p>
     <w:p>
       <w:pPr>
-        <w:spacing w:after="120" w:before="80"/>
+        <w:spacing w:after="120" w:before="0"/>
       </w:pPr>
       <w:r>
         <w:rPr>
@@ -4191,24 +7391,35 @@
           <w:i w:val="0"/>
           <w:sz w:val="21"/>
         </w:rPr>
-        <w:t>The model misses a high-risk Low-income customer almost twice as often as a Medium or High-income one. Because the costly error is the false negative, this disparity falls on the group least able to absorb it. We report it as a known limitation rather than hide it behind the high overall accuracy, and we recommend a subgroup-aware threshold before the model drives real decisions. Our recommendation would change if the seed noise were shown to exceed 0.01, or if a subgroup-aware threshold closed the gap without lowering overall PR-AUC.</w:t>
+        <w:t>The model misses a high-risk Low-income customer almost twice as often as a Medium or High-income one. Because the costly error is the false negative, this disparity falls on the group least able to absorb it.</w:t>
       </w:r>
     </w:p>
     <w:p>
       <w:pPr>
-        <w:spacing w:before="280" w:after="120"/>
-        <w:pBdr>
-          <w:bottom w:val="single" w:sz="6" w:space="2" w:color="8E3CC4"/>
-        </w:pBdr>
+        <w:spacing w:before="180" w:after="60"/>
       </w:pPr>
       <w:r>
         <w:rPr>
           <w:rFonts w:ascii="Calibri" w:hAnsi="Calibri"/>
           <w:b/>
-          <w:color w:val="3B1E63"/>
-          <w:sz w:val="30"/>
+          <w:color w:val="8E3CC4"/>
+          <w:sz w:val="24"/>
         </w:rPr>
-        <w:t>10  Lifecycle Mapping (Task 1)</w:t>
+        <w:t>Mitigation we implemented: equal-opportunity thresholds</w:t>
+      </w:r>
+    </w:p>
+    <w:p>
+      <w:pPr>
+        <w:spacing w:after="120" w:before="0"/>
+      </w:pPr>
+      <w:r>
+        <w:rPr>
+          <w:rFonts w:ascii="Calibri" w:hAnsi="Calibri"/>
+          <w:b w:val="0"/>
+          <w:i w:val="0"/>
+          <w:sz w:val="21"/>
+        </w:rPr>
+        <w:t>Rather than only flag the gap, we fixed it. We apply a decision threshold per income group (an equal-opportunity policy), lowering the threshold for the under-served group until its false-negative rate matches the others. scripts/robustness_and_fairness.py computes this on the registered model.</w:t>
       </w:r>
     </w:p>
     <w:tbl>
@@ -4219,13 +7430,17 @@
         <w:tblLook w:firstColumn="1" w:firstRow="1" w:lastColumn="0" w:lastRow="0" w:noHBand="0" w:noVBand="1" w:val="04A0"/>
       </w:tblPr>
       <w:tblGrid>
-        <w:gridCol w:w="4968"/>
-        <w:gridCol w:w="4968"/>
+        <w:gridCol w:w="1632"/>
+        <w:gridCol w:w="1632"/>
+        <w:gridCol w:w="1632"/>
+        <w:gridCol w:w="1632"/>
+        <w:gridCol w:w="1632"/>
+        <w:gridCol w:w="1632"/>
       </w:tblGrid>
       <w:tr>
         <w:tc>
           <w:tcPr>
-            <w:tcW w:type="dxa" w:w="2736"/>
+            <w:tcW w:type="dxa" w:w="2160"/>
             <w:shd w:val="clear" w:color="auto" w:fill="3B1E63"/>
           </w:tcPr>
           <w:p>
@@ -4237,13 +7452,13 @@
                 <w:color w:val="FFFFFF"/>
                 <w:sz w:val="19"/>
               </w:rPr>
-              <w:t>DevOps stage</w:t>
-            </w:r>
-          </w:p>
-        </w:tc>
-        <w:tc>
-          <w:tcPr>
-            <w:tcW w:type="dxa" w:w="7056"/>
+              <w:t>Income group</w:t>
+            </w:r>
+          </w:p>
+        </w:tc>
+        <w:tc>
+          <w:tcPr>
+            <w:tcW w:type="dxa" w:w="1440"/>
             <w:shd w:val="clear" w:color="auto" w:fill="3B1E63"/>
           </w:tcPr>
           <w:p>
@@ -4255,7 +7470,79 @@
                 <w:color w:val="FFFFFF"/>
                 <w:sz w:val="19"/>
               </w:rPr>
-              <w:t>In this project</w:t>
+              <w:t>Threshold</w:t>
+            </w:r>
+          </w:p>
+        </w:tc>
+        <w:tc>
+          <w:tcPr>
+            <w:tcW w:type="dxa" w:w="1656"/>
+            <w:shd w:val="clear" w:color="auto" w:fill="3B1E63"/>
+          </w:tcPr>
+          <w:p>
+            <w:r/>
+            <w:r>
+              <w:rPr>
+                <w:rFonts w:ascii="Calibri" w:hAnsi="Calibri"/>
+                <w:b/>
+                <w:color w:val="FFFFFF"/>
+                <w:sz w:val="19"/>
+              </w:rPr>
+              <w:t>FN rate before</w:t>
+            </w:r>
+          </w:p>
+        </w:tc>
+        <w:tc>
+          <w:tcPr>
+            <w:tcW w:type="dxa" w:w="1584"/>
+            <w:shd w:val="clear" w:color="auto" w:fill="3B1E63"/>
+          </w:tcPr>
+          <w:p>
+            <w:r/>
+            <w:r>
+              <w:rPr>
+                <w:rFonts w:ascii="Calibri" w:hAnsi="Calibri"/>
+                <w:b/>
+                <w:color w:val="FFFFFF"/>
+                <w:sz w:val="19"/>
+              </w:rPr>
+              <w:t>FN rate after</w:t>
+            </w:r>
+          </w:p>
+        </w:tc>
+        <w:tc>
+          <w:tcPr>
+            <w:tcW w:type="dxa" w:w="1656"/>
+            <w:shd w:val="clear" w:color="auto" w:fill="3B1E63"/>
+          </w:tcPr>
+          <w:p>
+            <w:r/>
+            <w:r>
+              <w:rPr>
+                <w:rFonts w:ascii="Calibri" w:hAnsi="Calibri"/>
+                <w:b/>
+                <w:color w:val="FFFFFF"/>
+                <w:sz w:val="19"/>
+              </w:rPr>
+              <w:t>Precision before</w:t>
+            </w:r>
+          </w:p>
+        </w:tc>
+        <w:tc>
+          <w:tcPr>
+            <w:tcW w:type="dxa" w:w="1584"/>
+            <w:shd w:val="clear" w:color="auto" w:fill="3B1E63"/>
+          </w:tcPr>
+          <w:p>
+            <w:r/>
+            <w:r>
+              <w:rPr>
+                <w:rFonts w:ascii="Calibri" w:hAnsi="Calibri"/>
+                <w:b/>
+                <w:color w:val="FFFFFF"/>
+                <w:sz w:val="19"/>
+              </w:rPr>
+              <w:t>Precision after</w:t>
             </w:r>
           </w:p>
         </w:tc>
@@ -4263,7 +7550,7 @@
       <w:tr>
         <w:tc>
           <w:tcPr>
-            <w:tcW w:type="dxa" w:w="2736"/>
+            <w:tcW w:type="dxa" w:w="2160"/>
             <w:shd w:val="clear" w:color="auto" w:fill="FFFFFF"/>
           </w:tcPr>
           <w:p>
@@ -4272,15 +7559,15 @@
               <w:rPr>
                 <w:rFonts w:ascii="Calibri" w:hAnsi="Calibri"/>
                 <w:b w:val="0"/>
-                <w:sz w:val="19"/>
-              </w:rPr>
-              <w:t>Plan</w:t>
-            </w:r>
-          </w:p>
-        </w:tc>
-        <w:tc>
-          <w:tcPr>
-            <w:tcW w:type="dxa" w:w="7056"/>
+                <w:sz w:val="18"/>
+              </w:rPr>
+              <w:t>High</w:t>
+            </w:r>
+          </w:p>
+        </w:tc>
+        <w:tc>
+          <w:tcPr>
+            <w:tcW w:type="dxa" w:w="1440"/>
             <w:shd w:val="clear" w:color="auto" w:fill="FFFFFF"/>
           </w:tcPr>
           <w:p>
@@ -4289,9 +7576,77 @@
               <w:rPr>
                 <w:rFonts w:ascii="Calibri" w:hAnsi="Calibri"/>
                 <w:b w:val="0"/>
-                <w:sz w:val="19"/>
-              </w:rPr>
-              <w:t>Metric choice and gate design, this report.</w:t>
+                <w:sz w:val="18"/>
+              </w:rPr>
+              <w:t>0.50</w:t>
+            </w:r>
+          </w:p>
+        </w:tc>
+        <w:tc>
+          <w:tcPr>
+            <w:tcW w:type="dxa" w:w="1656"/>
+            <w:shd w:val="clear" w:color="auto" w:fill="FFFFFF"/>
+          </w:tcPr>
+          <w:p>
+            <w:r/>
+            <w:r>
+              <w:rPr>
+                <w:rFonts w:ascii="Calibri" w:hAnsi="Calibri"/>
+                <w:b w:val="0"/>
+                <w:sz w:val="18"/>
+              </w:rPr>
+              <w:t>0.200</w:t>
+            </w:r>
+          </w:p>
+        </w:tc>
+        <w:tc>
+          <w:tcPr>
+            <w:tcW w:type="dxa" w:w="1584"/>
+            <w:shd w:val="clear" w:color="auto" w:fill="FFFFFF"/>
+          </w:tcPr>
+          <w:p>
+            <w:r/>
+            <w:r>
+              <w:rPr>
+                <w:rFonts w:ascii="Calibri" w:hAnsi="Calibri"/>
+                <w:b w:val="0"/>
+                <w:sz w:val="18"/>
+              </w:rPr>
+              <w:t>0.200</w:t>
+            </w:r>
+          </w:p>
+        </w:tc>
+        <w:tc>
+          <w:tcPr>
+            <w:tcW w:type="dxa" w:w="1656"/>
+            <w:shd w:val="clear" w:color="auto" w:fill="FFFFFF"/>
+          </w:tcPr>
+          <w:p>
+            <w:r/>
+            <w:r>
+              <w:rPr>
+                <w:rFonts w:ascii="Calibri" w:hAnsi="Calibri"/>
+                <w:b w:val="0"/>
+                <w:sz w:val="18"/>
+              </w:rPr>
+              <w:t>0.667</w:t>
+            </w:r>
+          </w:p>
+        </w:tc>
+        <w:tc>
+          <w:tcPr>
+            <w:tcW w:type="dxa" w:w="1584"/>
+            <w:shd w:val="clear" w:color="auto" w:fill="FFFFFF"/>
+          </w:tcPr>
+          <w:p>
+            <w:r/>
+            <w:r>
+              <w:rPr>
+                <w:rFonts w:ascii="Calibri" w:hAnsi="Calibri"/>
+                <w:b w:val="0"/>
+                <w:sz w:val="18"/>
+              </w:rPr>
+              <w:t>0.667</w:t>
             </w:r>
           </w:p>
         </w:tc>
@@ -4299,7 +7654,7 @@
       <w:tr>
         <w:tc>
           <w:tcPr>
-            <w:tcW w:type="dxa" w:w="2736"/>
+            <w:tcW w:type="dxa" w:w="2160"/>
             <w:shd w:val="clear" w:color="auto" w:fill="F3EBFA"/>
           </w:tcPr>
           <w:p>
@@ -4308,15 +7663,15 @@
               <w:rPr>
                 <w:rFonts w:ascii="Calibri" w:hAnsi="Calibri"/>
                 <w:b w:val="0"/>
-                <w:sz w:val="19"/>
-              </w:rPr>
-              <w:t>Code</w:t>
-            </w:r>
-          </w:p>
-        </w:tc>
-        <w:tc>
-          <w:tcPr>
-            <w:tcW w:type="dxa" w:w="7056"/>
+                <w:sz w:val="18"/>
+              </w:rPr>
+              <w:t>Medium</w:t>
+            </w:r>
+          </w:p>
+        </w:tc>
+        <w:tc>
+          <w:tcPr>
+            <w:tcW w:type="dxa" w:w="1440"/>
             <w:shd w:val="clear" w:color="auto" w:fill="F3EBFA"/>
           </w:tcPr>
           <w:p>
@@ -4325,9 +7680,77 @@
               <w:rPr>
                 <w:rFonts w:ascii="Calibri" w:hAnsi="Calibri"/>
                 <w:b w:val="0"/>
-                <w:sz w:val="19"/>
-              </w:rPr>
-              <w:t>The credit_risk package.</w:t>
+                <w:sz w:val="18"/>
+              </w:rPr>
+              <w:t>0.50</w:t>
+            </w:r>
+          </w:p>
+        </w:tc>
+        <w:tc>
+          <w:tcPr>
+            <w:tcW w:type="dxa" w:w="1656"/>
+            <w:shd w:val="clear" w:color="auto" w:fill="F3EBFA"/>
+          </w:tcPr>
+          <w:p>
+            <w:r/>
+            <w:r>
+              <w:rPr>
+                <w:rFonts w:ascii="Calibri" w:hAnsi="Calibri"/>
+                <w:b w:val="0"/>
+                <w:sz w:val="18"/>
+              </w:rPr>
+              <w:t>0.188</w:t>
+            </w:r>
+          </w:p>
+        </w:tc>
+        <w:tc>
+          <w:tcPr>
+            <w:tcW w:type="dxa" w:w="1584"/>
+            <w:shd w:val="clear" w:color="auto" w:fill="F3EBFA"/>
+          </w:tcPr>
+          <w:p>
+            <w:r/>
+            <w:r>
+              <w:rPr>
+                <w:rFonts w:ascii="Calibri" w:hAnsi="Calibri"/>
+                <w:b w:val="0"/>
+                <w:sz w:val="18"/>
+              </w:rPr>
+              <w:t>0.188</w:t>
+            </w:r>
+          </w:p>
+        </w:tc>
+        <w:tc>
+          <w:tcPr>
+            <w:tcW w:type="dxa" w:w="1656"/>
+            <w:shd w:val="clear" w:color="auto" w:fill="F3EBFA"/>
+          </w:tcPr>
+          <w:p>
+            <w:r/>
+            <w:r>
+              <w:rPr>
+                <w:rFonts w:ascii="Calibri" w:hAnsi="Calibri"/>
+                <w:b w:val="0"/>
+                <w:sz w:val="18"/>
+              </w:rPr>
+              <w:t>0.619</w:t>
+            </w:r>
+          </w:p>
+        </w:tc>
+        <w:tc>
+          <w:tcPr>
+            <w:tcW w:type="dxa" w:w="1584"/>
+            <w:shd w:val="clear" w:color="auto" w:fill="F3EBFA"/>
+          </w:tcPr>
+          <w:p>
+            <w:r/>
+            <w:r>
+              <w:rPr>
+                <w:rFonts w:ascii="Calibri" w:hAnsi="Calibri"/>
+                <w:b w:val="0"/>
+                <w:sz w:val="18"/>
+              </w:rPr>
+              <w:t>0.619</w:t>
             </w:r>
           </w:p>
         </w:tc>
@@ -4335,7 +7758,7 @@
       <w:tr>
         <w:tc>
           <w:tcPr>
-            <w:tcW w:type="dxa" w:w="2736"/>
+            <w:tcW w:type="dxa" w:w="2160"/>
             <w:shd w:val="clear" w:color="auto" w:fill="FFFFFF"/>
           </w:tcPr>
           <w:p>
@@ -4344,15 +7767,15 @@
               <w:rPr>
                 <w:rFonts w:ascii="Calibri" w:hAnsi="Calibri"/>
                 <w:b w:val="0"/>
-                <w:sz w:val="19"/>
-              </w:rPr>
-              <w:t>Build</w:t>
-            </w:r>
-          </w:p>
-        </w:tc>
-        <w:tc>
-          <w:tcPr>
-            <w:tcW w:type="dxa" w:w="7056"/>
+                <w:sz w:val="18"/>
+              </w:rPr>
+              <w:t>Low</w:t>
+            </w:r>
+          </w:p>
+        </w:tc>
+        <w:tc>
+          <w:tcPr>
+            <w:tcW w:type="dxa" w:w="1440"/>
             <w:shd w:val="clear" w:color="auto" w:fill="FFFFFF"/>
           </w:tcPr>
           <w:p>
@@ -4361,18 +7784,16 @@
               <w:rPr>
                 <w:rFonts w:ascii="Calibri" w:hAnsi="Calibri"/>
                 <w:b w:val="0"/>
-                <w:sz w:val="19"/>
-              </w:rPr>
-              <w:t>requirements.txt and dvc pull.</w:t>
-            </w:r>
-          </w:p>
-        </w:tc>
-      </w:tr>
-      <w:tr>
-        <w:tc>
-          <w:tcPr>
-            <w:tcW w:type="dxa" w:w="2736"/>
-            <w:shd w:val="clear" w:color="auto" w:fill="F3EBFA"/>
+                <w:sz w:val="18"/>
+              </w:rPr>
+              <w:t>0.31</w:t>
+            </w:r>
+          </w:p>
+        </w:tc>
+        <w:tc>
+          <w:tcPr>
+            <w:tcW w:type="dxa" w:w="1656"/>
+            <w:shd w:val="clear" w:color="auto" w:fill="FFFFFF"/>
           </w:tcPr>
           <w:p>
             <w:r/>
@@ -4380,16 +7801,16 @@
               <w:rPr>
                 <w:rFonts w:ascii="Calibri" w:hAnsi="Calibri"/>
                 <w:b w:val="0"/>
-                <w:sz w:val="19"/>
-              </w:rPr>
-              <w:t>Test</w:t>
-            </w:r>
-          </w:p>
-        </w:tc>
-        <w:tc>
-          <w:tcPr>
-            <w:tcW w:type="dxa" w:w="7056"/>
-            <w:shd w:val="clear" w:color="auto" w:fill="F3EBFA"/>
+                <w:sz w:val="18"/>
+              </w:rPr>
+              <w:t>0.353</w:t>
+            </w:r>
+          </w:p>
+        </w:tc>
+        <w:tc>
+          <w:tcPr>
+            <w:tcW w:type="dxa" w:w="1584"/>
+            <w:shd w:val="clear" w:color="auto" w:fill="FFFFFF"/>
           </w:tcPr>
           <w:p>
             <w:r/>
@@ -4397,17 +7818,15 @@
               <w:rPr>
                 <w:rFonts w:ascii="Calibri" w:hAnsi="Calibri"/>
                 <w:b w:val="0"/>
-                <w:sz w:val="19"/>
-              </w:rPr>
-              <w:t>pytest plus the quality gate.</w:t>
-            </w:r>
-          </w:p>
-        </w:tc>
-      </w:tr>
-      <w:tr>
-        <w:tc>
-          <w:tcPr>
-            <w:tcW w:type="dxa" w:w="2736"/>
+                <w:sz w:val="18"/>
+              </w:rPr>
+              <w:t>0.176</w:t>
+            </w:r>
+          </w:p>
+        </w:tc>
+        <w:tc>
+          <w:tcPr>
+            <w:tcW w:type="dxa" w:w="1656"/>
             <w:shd w:val="clear" w:color="auto" w:fill="FFFFFF"/>
           </w:tcPr>
           <w:p>
@@ -4416,15 +7835,15 @@
               <w:rPr>
                 <w:rFonts w:ascii="Calibri" w:hAnsi="Calibri"/>
                 <w:b w:val="0"/>
-                <w:sz w:val="19"/>
-              </w:rPr>
-              <w:t>Release</w:t>
-            </w:r>
-          </w:p>
-        </w:tc>
-        <w:tc>
-          <w:tcPr>
-            <w:tcW w:type="dxa" w:w="7056"/>
+                <w:sz w:val="18"/>
+              </w:rPr>
+              <w:t>0.733</w:t>
+            </w:r>
+          </w:p>
+        </w:tc>
+        <w:tc>
+          <w:tcPr>
+            <w:tcW w:type="dxa" w:w="1584"/>
             <w:shd w:val="clear" w:color="auto" w:fill="FFFFFF"/>
           </w:tcPr>
           <w:p>
@@ -4433,117 +7852,9 @@
               <w:rPr>
                 <w:rFonts w:ascii="Calibri" w:hAnsi="Calibri"/>
                 <w:b w:val="0"/>
-                <w:sz w:val="19"/>
-              </w:rPr>
-              <w:t>Model selection and the MLflow registry.</w:t>
-            </w:r>
-          </w:p>
-        </w:tc>
-      </w:tr>
-      <w:tr>
-        <w:tc>
-          <w:tcPr>
-            <w:tcW w:type="dxa" w:w="2736"/>
-            <w:shd w:val="clear" w:color="auto" w:fill="F3EBFA"/>
-          </w:tcPr>
-          <w:p>
-            <w:r/>
-            <w:r>
-              <w:rPr>
-                <w:rFonts w:ascii="Calibri" w:hAnsi="Calibri"/>
-                <w:b w:val="0"/>
-                <w:sz w:val="19"/>
-              </w:rPr>
-              <w:t>Deploy</w:t>
-            </w:r>
-          </w:p>
-        </w:tc>
-        <w:tc>
-          <w:tcPr>
-            <w:tcW w:type="dxa" w:w="7056"/>
-            <w:shd w:val="clear" w:color="auto" w:fill="F3EBFA"/>
-          </w:tcPr>
-          <w:p>
-            <w:r/>
-            <w:r>
-              <w:rPr>
-                <w:rFonts w:ascii="Calibri" w:hAnsi="Calibri"/>
-                <w:b w:val="0"/>
-                <w:sz w:val="19"/>
-              </w:rPr>
-              <w:t>Accepting a model past the gate on merge.</w:t>
-            </w:r>
-          </w:p>
-        </w:tc>
-      </w:tr>
-      <w:tr>
-        <w:tc>
-          <w:tcPr>
-            <w:tcW w:type="dxa" w:w="2736"/>
-            <w:shd w:val="clear" w:color="auto" w:fill="FFFFFF"/>
-          </w:tcPr>
-          <w:p>
-            <w:r/>
-            <w:r>
-              <w:rPr>
-                <w:rFonts w:ascii="Calibri" w:hAnsi="Calibri"/>
-                <w:b w:val="0"/>
-                <w:sz w:val="19"/>
-              </w:rPr>
-              <w:t>Operate</w:t>
-            </w:r>
-          </w:p>
-        </w:tc>
-        <w:tc>
-          <w:tcPr>
-            <w:tcW w:type="dxa" w:w="7056"/>
-            <w:shd w:val="clear" w:color="auto" w:fill="FFFFFF"/>
-          </w:tcPr>
-          <w:p>
-            <w:r/>
-            <w:r>
-              <w:rPr>
-                <w:rFonts w:ascii="Calibri" w:hAnsi="Calibri"/>
-                <w:b w:val="0"/>
-                <w:sz w:val="19"/>
-              </w:rPr>
-              <w:t>Retraining on v2 through the same pipeline.</w:t>
-            </w:r>
-          </w:p>
-        </w:tc>
-      </w:tr>
-      <w:tr>
-        <w:tc>
-          <w:tcPr>
-            <w:tcW w:type="dxa" w:w="2736"/>
-            <w:shd w:val="clear" w:color="auto" w:fill="F3EBFA"/>
-          </w:tcPr>
-          <w:p>
-            <w:r/>
-            <w:r>
-              <w:rPr>
-                <w:rFonts w:ascii="Calibri" w:hAnsi="Calibri"/>
-                <w:b w:val="0"/>
-                <w:sz w:val="19"/>
-              </w:rPr>
-              <w:t>Monitor</w:t>
-            </w:r>
-          </w:p>
-        </w:tc>
-        <w:tc>
-          <w:tcPr>
-            <w:tcW w:type="dxa" w:w="7056"/>
-            <w:shd w:val="clear" w:color="auto" w:fill="F3EBFA"/>
-          </w:tcPr>
-          <w:p>
-            <w:r/>
-            <w:r>
-              <w:rPr>
-                <w:rFonts w:ascii="Calibri" w:hAnsi="Calibri"/>
-                <w:b w:val="0"/>
-                <w:sz w:val="19"/>
-              </w:rPr>
-              <w:t>Run history and the income subgroup check.</w:t>
+                <w:sz w:val="18"/>
+              </w:rPr>
+              <w:t>0.583</w:t>
             </w:r>
           </w:p>
         </w:tc>
@@ -4556,7 +7867,7 @@
     </w:p>
     <w:p>
       <w:pPr>
-        <w:spacing w:after="120" w:before="80"/>
+        <w:spacing w:after="120" w:before="40"/>
       </w:pPr>
       <w:r>
         <w:rPr>
@@ -4565,77 +7876,7 @@
           <w:i w:val="0"/>
           <w:sz w:val="21"/>
         </w:rPr>
-        <w:t>Three ways ML delivery differs from ordinary software delivery: correctness is statistical and judged against a baseline rather than pass or fail, data is a versioned input that changes behaviour so it must be versioned with the code, and experiments are artefacts worth keeping and comparing. We intentionally leave out a live serving endpoint, continuous drift monitoring and cloud provisioning, because the brief forbids paid infrastructure and the deploy stage here is acceptance past the gate.</w:t>
-      </w:r>
-    </w:p>
-    <w:p>
-      <w:pPr>
-        <w:spacing w:before="280" w:after="120"/>
-        <w:pBdr>
-          <w:bottom w:val="single" w:sz="6" w:space="2" w:color="8E3CC4"/>
-        </w:pBdr>
-      </w:pPr>
-      <w:r>
-        <w:rPr>
-          <w:rFonts w:ascii="Calibri" w:hAnsi="Calibri"/>
-          <w:b/>
-          <w:color w:val="3B1E63"/>
-          <w:sz w:val="30"/>
-        </w:rPr>
-        <w:t>11  Reproducibility, Limitations and Conclusion</w:t>
-      </w:r>
-    </w:p>
-    <w:p>
-      <w:pPr>
-        <w:pStyle w:val="ListBullet"/>
-        <w:spacing w:after="60"/>
-      </w:pPr>
-      <w:r>
-        <w:rPr>
-          <w:rFonts w:ascii="Calibri" w:hAnsi="Calibri"/>
-          <w:sz w:val="21"/>
-        </w:rPr>
-        <w:t>Everything runs from a fresh clone: pip install, dvc pull, pytest, run the training and the gate. The README gives the exact commands.</w:t>
-      </w:r>
-    </w:p>
-    <w:p>
-      <w:pPr>
-        <w:pStyle w:val="ListBullet"/>
-        <w:spacing w:after="60"/>
-      </w:pPr>
-      <w:r>
-        <w:rPr>
-          <w:rFonts w:ascii="Calibri" w:hAnsi="Calibri"/>
-          <w:sz w:val="21"/>
-        </w:rPr>
-        <w:t>No secrets are committed, and every number reported traces to a tracked run that records the git commit and data version.</w:t>
-      </w:r>
-    </w:p>
-    <w:p>
-      <w:pPr>
-        <w:pStyle w:val="ListBullet"/>
-        <w:spacing w:after="60"/>
-      </w:pPr>
-      <w:r>
-        <w:rPr>
-          <w:rFonts w:ascii="Calibri" w:hAnsi="Calibri"/>
-          <w:sz w:val="21"/>
-        </w:rPr>
-        <w:t>Pinned versions in requirements.txt let the CI runner reproduce the same metrics that produced the baseline.</w:t>
-      </w:r>
-    </w:p>
-    <w:p>
-      <w:pPr>
-        <w:spacing w:after="120" w:before="80"/>
-      </w:pPr>
-      <w:r>
-        <w:rPr>
-          <w:rFonts w:ascii="Calibri" w:hAnsi="Calibri"/>
-          <w:b w:val="0"/>
-          <w:i w:val="0"/>
-          <w:sz w:val="21"/>
-        </w:rPr>
-        <w:t>Limitations we are honest about: the v2 improvement is not yet proven above noise, and the model is weaker for low-income customers. Both are stated with numbers rather than smoothed over. The workflow does what the risk team asked. It blocks worse models and failing tests, keeps a full and traceable experiment log, and defends its gate rule and threshold with evidence from its own runs.</w:t>
+        <w:t>Lowering only the Low-income threshold to 0.31 cuts its false-negative rate from 0.353 to 0.176, in line with the other groups. The trade-off, stated honestly: Low-income false positives rise from 4 to 10 and precision falls from 0.73 to 0.58, so more Low-income customers are flagged as risky who would not default. We accept this because the false negative is the more expensive error for the bank and the more harmful outcome for a customer who is extended credit they cannot service. The policy is an operating threshold applied at decision time and does not change the trained model or the gate metric.</w:t>
       </w:r>
     </w:p>
     <w:p>
@@ -4657,7 +7898,7 @@
           <w:color w:val="3B1E63"/>
           <w:sz w:val="30"/>
         </w:rPr>
-        <w:t>Appendix: Screenshot Checklist</w:t>
+        <w:t>13  Lifecycle Mapping (Task 1)</w:t>
       </w:r>
     </w:p>
     <w:p>
@@ -4671,7 +7912,364 @@
           <w:i w:val="0"/>
           <w:sz w:val="21"/>
         </w:rPr>
-        <w:t>Capture these on the submission machine and paste them into the figure boxes above.</w:t>
+        <w:t>The project maps onto the classic DevOps lifecycle and the MLOps lifecycle, with every stage pointing at a real artefact in the repository.</w:t>
+      </w:r>
+    </w:p>
+    <w:tbl>
+      <w:tblPr>
+        <w:tblStyle w:val="TableGrid"/>
+        <w:tblW w:type="auto" w:w="0"/>
+        <w:jc w:val="center"/>
+        <w:tblLook w:firstColumn="1" w:firstRow="1" w:lastColumn="0" w:lastRow="0" w:noHBand="0" w:noVBand="1" w:val="04A0"/>
+      </w:tblPr>
+      <w:tblGrid>
+        <w:gridCol w:w="4896"/>
+        <w:gridCol w:w="4896"/>
+      </w:tblGrid>
+      <w:tr>
+        <w:tc>
+          <w:tcPr>
+            <w:tcW w:type="dxa" w:w="2736"/>
+            <w:shd w:val="clear" w:color="auto" w:fill="3B1E63"/>
+          </w:tcPr>
+          <w:p>
+            <w:r/>
+            <w:r>
+              <w:rPr>
+                <w:rFonts w:ascii="Calibri" w:hAnsi="Calibri"/>
+                <w:b/>
+                <w:color w:val="FFFFFF"/>
+                <w:sz w:val="19"/>
+              </w:rPr>
+              <w:t>DevOps stage</w:t>
+            </w:r>
+          </w:p>
+        </w:tc>
+        <w:tc>
+          <w:tcPr>
+            <w:tcW w:type="dxa" w:w="7056"/>
+            <w:shd w:val="clear" w:color="auto" w:fill="3B1E63"/>
+          </w:tcPr>
+          <w:p>
+            <w:r/>
+            <w:r>
+              <w:rPr>
+                <w:rFonts w:ascii="Calibri" w:hAnsi="Calibri"/>
+                <w:b/>
+                <w:color w:val="FFFFFF"/>
+                <w:sz w:val="19"/>
+              </w:rPr>
+              <w:t>In this project</w:t>
+            </w:r>
+          </w:p>
+        </w:tc>
+      </w:tr>
+      <w:tr>
+        <w:tc>
+          <w:tcPr>
+            <w:tcW w:type="dxa" w:w="2736"/>
+            <w:shd w:val="clear" w:color="auto" w:fill="FFFFFF"/>
+          </w:tcPr>
+          <w:p>
+            <w:r/>
+            <w:r>
+              <w:rPr>
+                <w:rFonts w:ascii="Calibri" w:hAnsi="Calibri"/>
+                <w:b w:val="0"/>
+                <w:sz w:val="18"/>
+              </w:rPr>
+              <w:t>Plan</w:t>
+            </w:r>
+          </w:p>
+        </w:tc>
+        <w:tc>
+          <w:tcPr>
+            <w:tcW w:type="dxa" w:w="7056"/>
+            <w:shd w:val="clear" w:color="auto" w:fill="FFFFFF"/>
+          </w:tcPr>
+          <w:p>
+            <w:r/>
+            <w:r>
+              <w:rPr>
+                <w:rFonts w:ascii="Calibri" w:hAnsi="Calibri"/>
+                <w:b w:val="0"/>
+                <w:sz w:val="18"/>
+              </w:rPr>
+              <w:t>Metric choice and gate design; this report.</w:t>
+            </w:r>
+          </w:p>
+        </w:tc>
+      </w:tr>
+      <w:tr>
+        <w:tc>
+          <w:tcPr>
+            <w:tcW w:type="dxa" w:w="2736"/>
+            <w:shd w:val="clear" w:color="auto" w:fill="F3EBFA"/>
+          </w:tcPr>
+          <w:p>
+            <w:r/>
+            <w:r>
+              <w:rPr>
+                <w:rFonts w:ascii="Calibri" w:hAnsi="Calibri"/>
+                <w:b w:val="0"/>
+                <w:sz w:val="18"/>
+              </w:rPr>
+              <w:t>Code</w:t>
+            </w:r>
+          </w:p>
+        </w:tc>
+        <w:tc>
+          <w:tcPr>
+            <w:tcW w:type="dxa" w:w="7056"/>
+            <w:shd w:val="clear" w:color="auto" w:fill="F3EBFA"/>
+          </w:tcPr>
+          <w:p>
+            <w:r/>
+            <w:r>
+              <w:rPr>
+                <w:rFonts w:ascii="Calibri" w:hAnsi="Calibri"/>
+                <w:b w:val="0"/>
+                <w:sz w:val="18"/>
+              </w:rPr>
+              <w:t>The credit_risk package (config, data, features, model, pipeline, gate).</w:t>
+            </w:r>
+          </w:p>
+        </w:tc>
+      </w:tr>
+      <w:tr>
+        <w:tc>
+          <w:tcPr>
+            <w:tcW w:type="dxa" w:w="2736"/>
+            <w:shd w:val="clear" w:color="auto" w:fill="FFFFFF"/>
+          </w:tcPr>
+          <w:p>
+            <w:r/>
+            <w:r>
+              <w:rPr>
+                <w:rFonts w:ascii="Calibri" w:hAnsi="Calibri"/>
+                <w:b w:val="0"/>
+                <w:sz w:val="18"/>
+              </w:rPr>
+              <w:t>Build</w:t>
+            </w:r>
+          </w:p>
+        </w:tc>
+        <w:tc>
+          <w:tcPr>
+            <w:tcW w:type="dxa" w:w="7056"/>
+            <w:shd w:val="clear" w:color="auto" w:fill="FFFFFF"/>
+          </w:tcPr>
+          <w:p>
+            <w:r/>
+            <w:r>
+              <w:rPr>
+                <w:rFonts w:ascii="Calibri" w:hAnsi="Calibri"/>
+                <w:b w:val="0"/>
+                <w:sz w:val="18"/>
+              </w:rPr>
+              <w:t>requirements.txt and dvc pull restore the exact environment and data.</w:t>
+            </w:r>
+          </w:p>
+        </w:tc>
+      </w:tr>
+      <w:tr>
+        <w:tc>
+          <w:tcPr>
+            <w:tcW w:type="dxa" w:w="2736"/>
+            <w:shd w:val="clear" w:color="auto" w:fill="F3EBFA"/>
+          </w:tcPr>
+          <w:p>
+            <w:r/>
+            <w:r>
+              <w:rPr>
+                <w:rFonts w:ascii="Calibri" w:hAnsi="Calibri"/>
+                <w:b w:val="0"/>
+                <w:sz w:val="18"/>
+              </w:rPr>
+              <w:t>Test</w:t>
+            </w:r>
+          </w:p>
+        </w:tc>
+        <w:tc>
+          <w:tcPr>
+            <w:tcW w:type="dxa" w:w="7056"/>
+            <w:shd w:val="clear" w:color="auto" w:fill="F3EBFA"/>
+          </w:tcPr>
+          <w:p>
+            <w:r/>
+            <w:r>
+              <w:rPr>
+                <w:rFonts w:ascii="Calibri" w:hAnsi="Calibri"/>
+                <w:b w:val="0"/>
+                <w:sz w:val="18"/>
+              </w:rPr>
+              <w:t>pytest unit tests plus the model quality gate.</w:t>
+            </w:r>
+          </w:p>
+        </w:tc>
+      </w:tr>
+      <w:tr>
+        <w:tc>
+          <w:tcPr>
+            <w:tcW w:type="dxa" w:w="2736"/>
+            <w:shd w:val="clear" w:color="auto" w:fill="FFFFFF"/>
+          </w:tcPr>
+          <w:p>
+            <w:r/>
+            <w:r>
+              <w:rPr>
+                <w:rFonts w:ascii="Calibri" w:hAnsi="Calibri"/>
+                <w:b w:val="0"/>
+                <w:sz w:val="18"/>
+              </w:rPr>
+              <w:t>Release</w:t>
+            </w:r>
+          </w:p>
+        </w:tc>
+        <w:tc>
+          <w:tcPr>
+            <w:tcW w:type="dxa" w:w="7056"/>
+            <w:shd w:val="clear" w:color="auto" w:fill="FFFFFF"/>
+          </w:tcPr>
+          <w:p>
+            <w:r/>
+            <w:r>
+              <w:rPr>
+                <w:rFonts w:ascii="Calibri" w:hAnsi="Calibri"/>
+                <w:b w:val="0"/>
+                <w:sz w:val="18"/>
+              </w:rPr>
+              <w:t>Model selection and registration in the MLflow registry.</w:t>
+            </w:r>
+          </w:p>
+        </w:tc>
+      </w:tr>
+      <w:tr>
+        <w:tc>
+          <w:tcPr>
+            <w:tcW w:type="dxa" w:w="2736"/>
+            <w:shd w:val="clear" w:color="auto" w:fill="F3EBFA"/>
+          </w:tcPr>
+          <w:p>
+            <w:r/>
+            <w:r>
+              <w:rPr>
+                <w:rFonts w:ascii="Calibri" w:hAnsi="Calibri"/>
+                <w:b w:val="0"/>
+                <w:sz w:val="18"/>
+              </w:rPr>
+              <w:t>Deploy</w:t>
+            </w:r>
+          </w:p>
+        </w:tc>
+        <w:tc>
+          <w:tcPr>
+            <w:tcW w:type="dxa" w:w="7056"/>
+            <w:shd w:val="clear" w:color="auto" w:fill="F3EBFA"/>
+          </w:tcPr>
+          <w:p>
+            <w:r/>
+            <w:r>
+              <w:rPr>
+                <w:rFonts w:ascii="Calibri" w:hAnsi="Calibri"/>
+                <w:b w:val="0"/>
+                <w:sz w:val="18"/>
+              </w:rPr>
+              <w:t>Accepting a model past the gate on merge to main.</w:t>
+            </w:r>
+          </w:p>
+        </w:tc>
+      </w:tr>
+      <w:tr>
+        <w:tc>
+          <w:tcPr>
+            <w:tcW w:type="dxa" w:w="2736"/>
+            <w:shd w:val="clear" w:color="auto" w:fill="FFFFFF"/>
+          </w:tcPr>
+          <w:p>
+            <w:r/>
+            <w:r>
+              <w:rPr>
+                <w:rFonts w:ascii="Calibri" w:hAnsi="Calibri"/>
+                <w:b w:val="0"/>
+                <w:sz w:val="18"/>
+              </w:rPr>
+              <w:t>Operate</w:t>
+            </w:r>
+          </w:p>
+        </w:tc>
+        <w:tc>
+          <w:tcPr>
+            <w:tcW w:type="dxa" w:w="7056"/>
+            <w:shd w:val="clear" w:color="auto" w:fill="FFFFFF"/>
+          </w:tcPr>
+          <w:p>
+            <w:r/>
+            <w:r>
+              <w:rPr>
+                <w:rFonts w:ascii="Calibri" w:hAnsi="Calibri"/>
+                <w:b w:val="0"/>
+                <w:sz w:val="18"/>
+              </w:rPr>
+              <w:t>Retraining on dataset v2 through the same pipeline.</w:t>
+            </w:r>
+          </w:p>
+        </w:tc>
+      </w:tr>
+      <w:tr>
+        <w:tc>
+          <w:tcPr>
+            <w:tcW w:type="dxa" w:w="2736"/>
+            <w:shd w:val="clear" w:color="auto" w:fill="F3EBFA"/>
+          </w:tcPr>
+          <w:p>
+            <w:r/>
+            <w:r>
+              <w:rPr>
+                <w:rFonts w:ascii="Calibri" w:hAnsi="Calibri"/>
+                <w:b w:val="0"/>
+                <w:sz w:val="18"/>
+              </w:rPr>
+              <w:t>Monitor</w:t>
+            </w:r>
+          </w:p>
+        </w:tc>
+        <w:tc>
+          <w:tcPr>
+            <w:tcW w:type="dxa" w:w="7056"/>
+            <w:shd w:val="clear" w:color="auto" w:fill="F3EBFA"/>
+          </w:tcPr>
+          <w:p>
+            <w:r/>
+            <w:r>
+              <w:rPr>
+                <w:rFonts w:ascii="Calibri" w:hAnsi="Calibri"/>
+                <w:b w:val="0"/>
+                <w:sz w:val="18"/>
+              </w:rPr>
+              <w:t>Run history comparison and the income subgroup error check.</w:t>
+            </w:r>
+          </w:p>
+        </w:tc>
+      </w:tr>
+    </w:tbl>
+    <w:p>
+      <w:pPr>
+        <w:spacing w:after="40"/>
+      </w:pPr>
+    </w:p>
+    <w:p>
+      <w:pPr>
+        <w:spacing w:before="180" w:after="60"/>
+      </w:pPr>
+      <w:r>
+        <w:rPr>
+          <w:rFonts w:ascii="Calibri" w:hAnsi="Calibri"/>
+          <w:b/>
+          <w:color w:val="8E3CC4"/>
+          <w:sz w:val="24"/>
+        </w:rPr>
+        <w:t>Three ways ML delivery differs from software delivery</w:t>
       </w:r>
     </w:p>
     <w:p>
@@ -4684,7 +8282,7 @@
           <w:rFonts w:ascii="Calibri" w:hAnsi="Calibri"/>
           <w:sz w:val="21"/>
         </w:rPr>
-        <w:t>Figure 1: terminal with git log --oneline and dvc status in the repo folder.</w:t>
+        <w:t>Correctness is statistical. A model is good only relative to a baseline and within noise, so the test stage needs a quality gate and a noise analysis, not just pass or fail assertions.</w:t>
       </w:r>
     </w:p>
     <w:p>
@@ -4697,7 +8295,7 @@
           <w:rFonts w:ascii="Calibri" w:hAnsi="Calibri"/>
           <w:sz w:val="21"/>
         </w:rPr>
-        <w:t>Figure 2: the validation error from a broken config (test_size: 5.0).</w:t>
+        <w:t>Data is a versioned input. The same code on v1 versus v2 produces different models, so data must be versioned with the code and recorded on every run.</w:t>
       </w:r>
     </w:p>
     <w:p>
@@ -4710,38 +8308,26 @@
           <w:rFonts w:ascii="Calibri" w:hAnsi="Calibri"/>
           <w:sz w:val="21"/>
         </w:rPr>
-        <w:t>Figure 3: MLflow run table sorted by average_precision with at least 10 rows visible (the required 10-runs evidence).</w:t>
+        <w:t>Experiments are first-class artefacts. Each run carries parameters, metrics and a model worth keeping and comparing, so we select from a tracked history rather than from a single build.</w:t>
       </w:r>
     </w:p>
     <w:p>
       <w:pPr>
-        <w:pStyle w:val="ListBullet"/>
-        <w:spacing w:after="60"/>
+        <w:spacing w:before="180" w:after="60"/>
       </w:pPr>
       <w:r>
         <w:rPr>
           <w:rFonts w:ascii="Calibri" w:hAnsi="Calibri"/>
-          <w:sz w:val="21"/>
+          <w:b/>
+          <w:color w:val="8E3CC4"/>
+          <w:sz w:val="24"/>
         </w:rPr>
-        <w:t>Figure 3b: the registered model credit_risk_gate_model, Version 1, in the MLflow Model Registry.</w:t>
+        <w:t>Stages intentionally left out</w:t>
       </w:r>
     </w:p>
     <w:p>
       <w:pPr>
-        <w:pStyle w:val="ListBullet"/>
-        <w:spacing w:after="60"/>
-      </w:pPr>
-      <w:r>
-        <w:rPr>
-          <w:rFonts w:ascii="Calibri" w:hAnsi="Calibri"/>
-          <w:sz w:val="21"/>
-        </w:rPr>
-        <w:t>Figure 4: the GitHub Pull requests tab (one green, two red) and a gate summary from a failing run.</w:t>
-      </w:r>
-    </w:p>
-    <w:p>
-      <w:pPr>
-        <w:spacing w:after="120" w:before="80"/>
+        <w:spacing w:after="120" w:before="0"/>
       </w:pPr>
       <w:r>
         <w:rPr>
@@ -4750,17 +8336,1159 @@
           <w:i w:val="0"/>
           <w:sz w:val="21"/>
         </w:rPr>
-        <w:t>To add an image in Word: click inside a figure box, delete the placeholder line, then Insert, Pictures, This Device, and pick the screenshot. Export the finished report with File, Save As, PDF.</w:t>
+        <w:t>We leave out a live serving endpoint, continuous drift monitoring and cloud provisioning. The brief forbids paid infrastructure, and here the deploy stage is acceptance past the gate and registration, not a hosted API. Continuous drift monitoring belongs to a later project and would need a running service.</w:t>
       </w:r>
     </w:p>
+    <w:p>
+      <w:r>
+        <w:br w:type="page"/>
+      </w:r>
+    </w:p>
+    <w:p>
+      <w:pPr>
+        <w:spacing w:before="280" w:after="120"/>
+        <w:pBdr>
+          <w:bottom w:val="single" w:sz="6" w:space="2" w:color="8E3CC4"/>
+        </w:pBdr>
+      </w:pPr>
+      <w:r>
+        <w:rPr>
+          <w:rFonts w:ascii="Calibri" w:hAnsi="Calibri"/>
+          <w:b/>
+          <w:color w:val="3B1E63"/>
+          <w:sz w:val="30"/>
+        </w:rPr>
+        <w:t>14  Worked Example: Reproduce From a Fresh Clone</w:t>
+      </w:r>
+    </w:p>
+    <w:p>
+      <w:pPr>
+        <w:spacing w:after="120" w:before="0"/>
+      </w:pPr>
+      <w:r>
+        <w:rPr>
+          <w:rFonts w:ascii="Calibri" w:hAnsi="Calibri"/>
+          <w:b w:val="0"/>
+          <w:i w:val="0"/>
+          <w:sz w:val="21"/>
+        </w:rPr>
+        <w:t>Every claim in this report can be reproduced with the commands below (Python 3.11).</w:t>
+      </w:r>
+    </w:p>
+    <w:p>
+      <w:pPr>
+        <w:spacing w:after="0" w:before="0"/>
+        <w:shd w:val="clear" w:color="auto" w:fill="F3EBFA"/>
+      </w:pPr>
+      <w:r>
+        <w:rPr>
+          <w:rFonts w:ascii="Consolas" w:hAnsi="Consolas"/>
+          <w:color w:val="2A1245"/>
+          <w:sz w:val="17"/>
+        </w:rPr>
+        <w:t>git clone https://github.com/AdityaNariyapara/credit-risk-cicd-gate.git</w:t>
+      </w:r>
+    </w:p>
+    <w:p>
+      <w:pPr>
+        <w:spacing w:after="0" w:before="0"/>
+        <w:shd w:val="clear" w:color="auto" w:fill="F3EBFA"/>
+      </w:pPr>
+      <w:r>
+        <w:rPr>
+          <w:rFonts w:ascii="Consolas" w:hAnsi="Consolas"/>
+          <w:color w:val="2A1245"/>
+          <w:sz w:val="17"/>
+        </w:rPr>
+        <w:t>cd credit-risk-cicd-gate</w:t>
+      </w:r>
+    </w:p>
+    <w:p>
+      <w:pPr>
+        <w:spacing w:after="0" w:before="0"/>
+        <w:shd w:val="clear" w:color="auto" w:fill="F3EBFA"/>
+      </w:pPr>
+      <w:r>
+        <w:rPr>
+          <w:rFonts w:ascii="Consolas" w:hAnsi="Consolas"/>
+          <w:color w:val="2A1245"/>
+          <w:sz w:val="17"/>
+        </w:rPr>
+        <w:t>pip install -r requirements.txt</w:t>
+      </w:r>
+    </w:p>
+    <w:p>
+      <w:pPr>
+        <w:spacing w:after="0" w:before="0"/>
+        <w:shd w:val="clear" w:color="auto" w:fill="F3EBFA"/>
+      </w:pPr>
+      <w:r>
+        <w:rPr>
+          <w:rFonts w:ascii="Consolas" w:hAnsi="Consolas"/>
+          <w:color w:val="2A1245"/>
+          <w:sz w:val="17"/>
+        </w:rPr>
+        <w:t>dvc pull                                   # restore v1 and v2 from the in-repo remote</w:t>
+      </w:r>
+    </w:p>
+    <w:p>
+      <w:pPr>
+        <w:spacing w:after="0" w:before="0"/>
+        <w:shd w:val="clear" w:color="auto" w:fill="F3EBFA"/>
+      </w:pPr>
+      <w:r>
+        <w:rPr>
+          <w:rFonts w:ascii="Consolas" w:hAnsi="Consolas"/>
+          <w:color w:val="2A1245"/>
+          <w:sz w:val="17"/>
+        </w:rPr>
+        <w:t>pytest tests/ -q                           # 21 passed</w:t>
+      </w:r>
+    </w:p>
+    <w:p>
+      <w:pPr>
+        <w:spacing w:after="0" w:before="0"/>
+        <w:shd w:val="clear" w:color="auto" w:fill="F3EBFA"/>
+      </w:pPr>
+      <w:r>
+        <w:rPr>
+          <w:rFonts w:ascii="Consolas" w:hAnsi="Consolas"/>
+          <w:color w:val="2A1245"/>
+          <w:sz w:val="17"/>
+        </w:rPr>
+        <w:t>python scripts/run_training.py --config configs/full.yaml --register   # 21 runs, registers best</w:t>
+      </w:r>
+    </w:p>
+    <w:p>
+      <w:pPr>
+        <w:spacing w:after="0" w:before="0"/>
+        <w:shd w:val="clear" w:color="auto" w:fill="F3EBFA"/>
+      </w:pPr>
+      <w:r>
+        <w:rPr>
+          <w:rFonts w:ascii="Consolas" w:hAnsi="Consolas"/>
+          <w:color w:val="2A1245"/>
+          <w:sz w:val="17"/>
+        </w:rPr>
+        <w:t>mlflow ui --backend-store-uri sqlite:///mlflow.db                       # inspect runs + registry</w:t>
+      </w:r>
+    </w:p>
+    <w:p>
+      <w:pPr>
+        <w:spacing w:after="0" w:before="0"/>
+        <w:shd w:val="clear" w:color="auto" w:fill="F3EBFA"/>
+      </w:pPr>
+      <w:r>
+        <w:rPr>
+          <w:rFonts w:ascii="Consolas" w:hAnsi="Consolas"/>
+          <w:color w:val="2A1245"/>
+          <w:sz w:val="17"/>
+        </w:rPr>
+        <w:t>python scripts/run_gate.py --config configs/ci.yaml                     # gate: PASS (exit 0)</w:t>
+      </w:r>
+    </w:p>
+    <w:p>
+      <w:pPr>
+        <w:spacing w:after="80"/>
+      </w:pPr>
+    </w:p>
+    <w:p>
+      <w:pPr>
+        <w:spacing w:after="120" w:before="0"/>
+      </w:pPr>
+      <w:r>
+        <w:rPr>
+          <w:rFonts w:ascii="Calibri" w:hAnsi="Calibri"/>
+          <w:b w:val="0"/>
+          <w:i w:val="0"/>
+          <w:sz w:val="21"/>
+        </w:rPr>
+        <w:t>To see the gate fail on a worse model, point it at the shallow-forest config used in the model-worse pull request; to see the data-change drill, run scripts/data_change_drill.py. The README documents each script.</w:t>
+      </w:r>
+    </w:p>
+    <w:p>
+      <w:r>
+        <w:br w:type="page"/>
+      </w:r>
+    </w:p>
+    <w:p>
+      <w:pPr>
+        <w:spacing w:before="280" w:after="120"/>
+        <w:pBdr>
+          <w:bottom w:val="single" w:sz="6" w:space="2" w:color="8E3CC4"/>
+        </w:pBdr>
+      </w:pPr>
+      <w:r>
+        <w:rPr>
+          <w:rFonts w:ascii="Calibri" w:hAnsi="Calibri"/>
+          <w:b/>
+          <w:color w:val="3B1E63"/>
+          <w:sz w:val="30"/>
+        </w:rPr>
+        <w:t>15  Results, Contributions and Reflection</w:t>
+      </w:r>
+    </w:p>
+    <w:p>
+      <w:pPr>
+        <w:spacing w:before="180" w:after="60"/>
+      </w:pPr>
+      <w:r>
+        <w:rPr>
+          <w:rFonts w:ascii="Calibri" w:hAnsi="Calibri"/>
+          <w:b/>
+          <w:color w:val="8E3CC4"/>
+          <w:sz w:val="24"/>
+        </w:rPr>
+        <w:t>What the project achieves</w:t>
+      </w:r>
+    </w:p>
+    <w:p>
+      <w:pPr>
+        <w:pStyle w:val="ListBullet"/>
+        <w:spacing w:after="60"/>
+      </w:pPr>
+      <w:r>
+        <w:rPr>
+          <w:rFonts w:ascii="Calibri" w:hAnsi="Calibri"/>
+          <w:sz w:val="21"/>
+        </w:rPr>
+        <w:t>A gate that blocks worse models and failing tests, demonstrated with three real pull requests.</w:t>
+      </w:r>
+    </w:p>
+    <w:p>
+      <w:pPr>
+        <w:pStyle w:val="ListBullet"/>
+        <w:spacing w:after="60"/>
+      </w:pPr>
+      <w:r>
+        <w:rPr>
+          <w:rFonts w:ascii="Calibri" w:hAnsi="Calibri"/>
+          <w:sz w:val="21"/>
+        </w:rPr>
+        <w:t>A complete, traceable experiment log of 21 runs and a registered model tied to its code and data.</w:t>
+      </w:r>
+    </w:p>
+    <w:p>
+      <w:pPr>
+        <w:pStyle w:val="ListBullet"/>
+        <w:spacing w:after="60"/>
+      </w:pPr>
+      <w:r>
+        <w:rPr>
+          <w:rFonts w:ascii="Calibri" w:hAnsi="Calibri"/>
+          <w:sz w:val="21"/>
+        </w:rPr>
+        <w:t>A defended metric and threshold, and an honest subgroup fairness analysis.</w:t>
+      </w:r>
+    </w:p>
+    <w:p>
+      <w:pPr>
+        <w:spacing w:before="180" w:after="60"/>
+      </w:pPr>
+      <w:r>
+        <w:rPr>
+          <w:rFonts w:ascii="Calibri" w:hAnsi="Calibri"/>
+          <w:b/>
+          <w:color w:val="8E3CC4"/>
+          <w:sz w:val="24"/>
+        </w:rPr>
+        <w:t>Contributions</w:t>
+      </w:r>
+    </w:p>
+    <w:tbl>
+      <w:tblPr>
+        <w:tblStyle w:val="TableGrid"/>
+        <w:tblW w:type="auto" w:w="0"/>
+        <w:jc w:val="center"/>
+        <w:tblLook w:firstColumn="1" w:firstRow="1" w:lastColumn="0" w:lastRow="0" w:noHBand="0" w:noVBand="1" w:val="04A0"/>
+      </w:tblPr>
+      <w:tblGrid>
+        <w:gridCol w:w="4896"/>
+        <w:gridCol w:w="4896"/>
+      </w:tblGrid>
+      <w:tr>
+        <w:tc>
+          <w:tcPr>
+            <w:tcW w:type="dxa" w:w="3168"/>
+            <w:shd w:val="clear" w:color="auto" w:fill="3B1E63"/>
+          </w:tcPr>
+          <w:p>
+            <w:r/>
+            <w:r>
+              <w:rPr>
+                <w:rFonts w:ascii="Calibri" w:hAnsi="Calibri"/>
+                <w:b/>
+                <w:color w:val="FFFFFF"/>
+                <w:sz w:val="19"/>
+              </w:rPr>
+              <w:t>Member</w:t>
+            </w:r>
+          </w:p>
+        </w:tc>
+        <w:tc>
+          <w:tcPr>
+            <w:tcW w:type="dxa" w:w="6624"/>
+            <w:shd w:val="clear" w:color="auto" w:fill="3B1E63"/>
+          </w:tcPr>
+          <w:p>
+            <w:r/>
+            <w:r>
+              <w:rPr>
+                <w:rFonts w:ascii="Calibri" w:hAnsi="Calibri"/>
+                <w:b/>
+                <w:color w:val="FFFFFF"/>
+                <w:sz w:val="19"/>
+              </w:rPr>
+              <w:t>Main contributions</w:t>
+            </w:r>
+          </w:p>
+        </w:tc>
+      </w:tr>
+      <w:tr>
+        <w:tc>
+          <w:tcPr>
+            <w:tcW w:type="dxa" w:w="3168"/>
+            <w:shd w:val="clear" w:color="auto" w:fill="FFFFFF"/>
+          </w:tcPr>
+          <w:p>
+            <w:r/>
+            <w:r>
+              <w:rPr>
+                <w:rFonts w:ascii="Calibri" w:hAnsi="Calibri"/>
+                <w:b w:val="0"/>
+                <w:sz w:val="18"/>
+              </w:rPr>
+              <w:t>Aditya Nariyapara (B009)</w:t>
+            </w:r>
+          </w:p>
+        </w:tc>
+        <w:tc>
+          <w:tcPr>
+            <w:tcW w:type="dxa" w:w="6624"/>
+            <w:shd w:val="clear" w:color="auto" w:fill="FFFFFF"/>
+          </w:tcPr>
+          <w:p>
+            <w:r/>
+            <w:r>
+              <w:rPr>
+                <w:rFonts w:ascii="Calibri" w:hAnsi="Calibri"/>
+                <w:b w:val="0"/>
+                <w:sz w:val="18"/>
+              </w:rPr>
+              <w:t>Repository and DVC setup, config system, feature engineering, training and tracking pipeline, the quality gate, the CI workflow and the two demonstration pull requests.</w:t>
+            </w:r>
+          </w:p>
+        </w:tc>
+      </w:tr>
+      <w:tr>
+        <w:tc>
+          <w:tcPr>
+            <w:tcW w:type="dxa" w:w="3168"/>
+            <w:shd w:val="clear" w:color="auto" w:fill="F3EBFA"/>
+          </w:tcPr>
+          <w:p>
+            <w:r/>
+            <w:r>
+              <w:rPr>
+                <w:rFonts w:ascii="Calibri" w:hAnsi="Calibri"/>
+                <w:b w:val="0"/>
+                <w:sz w:val="18"/>
+              </w:rPr>
+              <w:t>Shreya Dutt (B016)</w:t>
+            </w:r>
+          </w:p>
+        </w:tc>
+        <w:tc>
+          <w:tcPr>
+            <w:tcW w:type="dxa" w:w="6624"/>
+            <w:shd w:val="clear" w:color="auto" w:fill="F3EBFA"/>
+          </w:tcPr>
+          <w:p>
+            <w:r/>
+            <w:r>
+              <w:rPr>
+                <w:rFonts w:ascii="Calibri" w:hAnsi="Calibri"/>
+                <w:b w:val="0"/>
+                <w:sz w:val="18"/>
+              </w:rPr>
+              <w:t>The analysis write-ups (fairness and threshold memo, v1 vs v2 drill report, contributing guide), the documentation pull request, and review of the tracking and drill evidence.</w:t>
+            </w:r>
+          </w:p>
+        </w:tc>
+      </w:tr>
+    </w:tbl>
+    <w:p>
+      <w:pPr>
+        <w:spacing w:after="40"/>
+      </w:pPr>
+    </w:p>
+    <w:p>
+      <w:pPr>
+        <w:spacing w:after="120" w:before="40"/>
+      </w:pPr>
+      <w:r>
+        <w:rPr>
+          <w:rFonts w:ascii="Calibri" w:hAnsi="Calibri"/>
+          <w:b w:val="0"/>
+          <w:i w:val="0"/>
+          <w:sz w:val="21"/>
+        </w:rPr>
+        <w:t>Both members can explain, modify and justify any part of the submission.</w:t>
+      </w:r>
+    </w:p>
+    <w:p>
+      <w:pPr>
+        <w:spacing w:after="120" w:before="0"/>
+      </w:pPr>
+      <w:r>
+        <w:rPr>
+          <w:rFonts w:ascii="Calibri" w:hAnsi="Calibri"/>
+          <w:b w:val="0"/>
+          <w:i w:val="0"/>
+          <w:sz w:val="21"/>
+        </w:rPr>
+        <w:t>Both of the project's honest findings were then taken a step further rather than left as caveats. The v2 question was settled with a proper paired t-test over five seeds (Section 11): the gain is borderline and we do not claim it. The low-income disparity was fixed with an equal-opportunity threshold (Section 12) that cuts the group's false-negative rate from 0.353 to 0.176, with the precision cost stated. And model selection was checked across seeds (Section 07), which confirms the stable Logistic Regression baseline over a lucky Random Forest run.</w:t>
+      </w:r>
+    </w:p>
+    <w:p>
+      <w:pPr>
+        <w:spacing w:before="180" w:after="60"/>
+      </w:pPr>
+      <w:r>
+        <w:rPr>
+          <w:rFonts w:ascii="Calibri" w:hAnsi="Calibri"/>
+          <w:b/>
+          <w:color w:val="8E3CC4"/>
+          <w:sz w:val="24"/>
+        </w:rPr>
+        <w:t>Reflection and remaining limitations</w:t>
+      </w:r>
+    </w:p>
+    <w:p>
+      <w:pPr>
+        <w:spacing w:after="120" w:before="0"/>
+      </w:pPr>
+      <w:r>
+        <w:rPr>
+          <w:rFonts w:ascii="Calibri" w:hAnsi="Calibri"/>
+          <w:b w:val="0"/>
+          <w:i w:val="0"/>
+          <w:sz w:val="21"/>
+        </w:rPr>
+        <w:t>What remains is a matter of scope, not of hidden problems. The equal-opportunity thresholds are an operating-time policy, not yet part of the automated gate; a natural next step is to add a per-group fairness check to CI so a future model that widens the gap is blocked. The v2 result would move from borderline to conclusive, or be ruled out, with more seeds. Stating these openly is, in a sense, the point of the project: the workflow exists so that quality changes and hidden disparities are measured, tested and defended rather than assumed.</w:t>
+      </w:r>
+    </w:p>
+    <w:p>
+      <w:r>
+        <w:br w:type="page"/>
+      </w:r>
+    </w:p>
+    <w:p>
+      <w:pPr>
+        <w:spacing w:before="280" w:after="120"/>
+        <w:pBdr>
+          <w:bottom w:val="single" w:sz="6" w:space="2" w:color="8E3CC4"/>
+        </w:pBdr>
+      </w:pPr>
+      <w:r>
+        <w:rPr>
+          <w:rFonts w:ascii="Calibri" w:hAnsi="Calibri"/>
+          <w:b/>
+          <w:color w:val="3B1E63"/>
+          <w:sz w:val="30"/>
+        </w:rPr>
+        <w:t>16  Deliverables Checklist</w:t>
+      </w:r>
+    </w:p>
+    <w:tbl>
+      <w:tblPr>
+        <w:tblStyle w:val="TableGrid"/>
+        <w:tblW w:type="auto" w:w="0"/>
+        <w:jc w:val="center"/>
+        <w:tblLook w:firstColumn="1" w:firstRow="1" w:lastColumn="0" w:lastRow="0" w:noHBand="0" w:noVBand="1" w:val="04A0"/>
+      </w:tblPr>
+      <w:tblGrid>
+        <w:gridCol w:w="3264"/>
+        <w:gridCol w:w="3264"/>
+        <w:gridCol w:w="3264"/>
+      </w:tblGrid>
+      <w:tr>
+        <w:tc>
+          <w:tcPr>
+            <w:tcW w:type="dxa" w:w="5040"/>
+            <w:shd w:val="clear" w:color="auto" w:fill="3B1E63"/>
+          </w:tcPr>
+          <w:p>
+            <w:r/>
+            <w:r>
+              <w:rPr>
+                <w:rFonts w:ascii="Calibri" w:hAnsi="Calibri"/>
+                <w:b/>
+                <w:color w:val="FFFFFF"/>
+                <w:sz w:val="19"/>
+              </w:rPr>
+              <w:t>Deliverable asked in the brief</w:t>
+            </w:r>
+          </w:p>
+        </w:tc>
+        <w:tc>
+          <w:tcPr>
+            <w:tcW w:type="dxa" w:w="4320"/>
+            <w:shd w:val="clear" w:color="auto" w:fill="3B1E63"/>
+          </w:tcPr>
+          <w:p>
+            <w:r/>
+            <w:r>
+              <w:rPr>
+                <w:rFonts w:ascii="Calibri" w:hAnsi="Calibri"/>
+                <w:b/>
+                <w:color w:val="FFFFFF"/>
+                <w:sz w:val="19"/>
+              </w:rPr>
+              <w:t>Where it is</w:t>
+            </w:r>
+          </w:p>
+        </w:tc>
+        <w:tc>
+          <w:tcPr>
+            <w:tcW w:type="dxa" w:w="1584"/>
+            <w:shd w:val="clear" w:color="auto" w:fill="3B1E63"/>
+          </w:tcPr>
+          <w:p>
+            <w:r/>
+            <w:r>
+              <w:rPr>
+                <w:rFonts w:ascii="Calibri" w:hAnsi="Calibri"/>
+                <w:b/>
+                <w:color w:val="FFFFFF"/>
+                <w:sz w:val="19"/>
+              </w:rPr>
+              <w:t>Status</w:t>
+            </w:r>
+          </w:p>
+        </w:tc>
+      </w:tr>
+      <w:tr>
+        <w:tc>
+          <w:tcPr>
+            <w:tcW w:type="dxa" w:w="5040"/>
+            <w:shd w:val="clear" w:color="auto" w:fill="FFFFFF"/>
+          </w:tcPr>
+          <w:p>
+            <w:r/>
+            <w:r>
+              <w:rPr>
+                <w:rFonts w:ascii="Calibri" w:hAnsi="Calibri"/>
+                <w:b w:val="0"/>
+                <w:sz w:val="18"/>
+              </w:rPr>
+              <w:t>Repository with code, config, tests, workflow, README</w:t>
+            </w:r>
+          </w:p>
+        </w:tc>
+        <w:tc>
+          <w:tcPr>
+            <w:tcW w:type="dxa" w:w="4320"/>
+            <w:shd w:val="clear" w:color="auto" w:fill="FFFFFF"/>
+          </w:tcPr>
+          <w:p>
+            <w:r/>
+            <w:r>
+              <w:rPr>
+                <w:rFonts w:ascii="Calibri" w:hAnsi="Calibri"/>
+                <w:b w:val="0"/>
+                <w:sz w:val="18"/>
+              </w:rPr>
+              <w:t>github.com/AdityaNariyapara/credit-risk-cicd-gate</w:t>
+            </w:r>
+          </w:p>
+        </w:tc>
+        <w:tc>
+          <w:tcPr>
+            <w:tcW w:type="dxa" w:w="1584"/>
+            <w:shd w:val="clear" w:color="auto" w:fill="FFFFFF"/>
+          </w:tcPr>
+          <w:p>
+            <w:r/>
+            <w:r>
+              <w:rPr>
+                <w:rFonts w:ascii="Calibri" w:hAnsi="Calibri"/>
+                <w:b w:val="0"/>
+                <w:sz w:val="18"/>
+              </w:rPr>
+              <w:t>Done</w:t>
+            </w:r>
+          </w:p>
+        </w:tc>
+      </w:tr>
+      <w:tr>
+        <w:tc>
+          <w:tcPr>
+            <w:tcW w:type="dxa" w:w="5040"/>
+            <w:shd w:val="clear" w:color="auto" w:fill="F3EBFA"/>
+          </w:tcPr>
+          <w:p>
+            <w:r/>
+            <w:r>
+              <w:rPr>
+                <w:rFonts w:ascii="Calibri" w:hAnsi="Calibri"/>
+                <w:b w:val="0"/>
+                <w:sz w:val="18"/>
+              </w:rPr>
+              <w:t>Experiment-tracking evidence, 10+ runs and registered model</w:t>
+            </w:r>
+          </w:p>
+        </w:tc>
+        <w:tc>
+          <w:tcPr>
+            <w:tcW w:type="dxa" w:w="4320"/>
+            <w:shd w:val="clear" w:color="auto" w:fill="F3EBFA"/>
+          </w:tcPr>
+          <w:p>
+            <w:r/>
+            <w:r>
+              <w:rPr>
+                <w:rFonts w:ascii="Calibri" w:hAnsi="Calibri"/>
+                <w:b w:val="0"/>
+                <w:sz w:val="18"/>
+              </w:rPr>
+              <w:t>Sec 08; Figures 3, 3b</w:t>
+            </w:r>
+          </w:p>
+        </w:tc>
+        <w:tc>
+          <w:tcPr>
+            <w:tcW w:type="dxa" w:w="1584"/>
+            <w:shd w:val="clear" w:color="auto" w:fill="F3EBFA"/>
+          </w:tcPr>
+          <w:p>
+            <w:r/>
+            <w:r>
+              <w:rPr>
+                <w:rFonts w:ascii="Calibri" w:hAnsi="Calibri"/>
+                <w:b w:val="0"/>
+                <w:sz w:val="18"/>
+              </w:rPr>
+              <w:t>Done</w:t>
+            </w:r>
+          </w:p>
+        </w:tc>
+      </w:tr>
+      <w:tr>
+        <w:tc>
+          <w:tcPr>
+            <w:tcW w:type="dxa" w:w="5040"/>
+            <w:shd w:val="clear" w:color="auto" w:fill="FFFFFF"/>
+          </w:tcPr>
+          <w:p>
+            <w:r/>
+            <w:r>
+              <w:rPr>
+                <w:rFonts w:ascii="Calibri" w:hAnsi="Calibri"/>
+                <w:b w:val="0"/>
+                <w:sz w:val="18"/>
+              </w:rPr>
+              <w:t>Lifecycle mapping diagram or table</w:t>
+            </w:r>
+          </w:p>
+        </w:tc>
+        <w:tc>
+          <w:tcPr>
+            <w:tcW w:type="dxa" w:w="4320"/>
+            <w:shd w:val="clear" w:color="auto" w:fill="FFFFFF"/>
+          </w:tcPr>
+          <w:p>
+            <w:r/>
+            <w:r>
+              <w:rPr>
+                <w:rFonts w:ascii="Calibri" w:hAnsi="Calibri"/>
+                <w:b w:val="0"/>
+                <w:sz w:val="18"/>
+              </w:rPr>
+              <w:t>Sec 13; docs/lifecycle_map.md</w:t>
+            </w:r>
+          </w:p>
+        </w:tc>
+        <w:tc>
+          <w:tcPr>
+            <w:tcW w:type="dxa" w:w="1584"/>
+            <w:shd w:val="clear" w:color="auto" w:fill="FFFFFF"/>
+          </w:tcPr>
+          <w:p>
+            <w:r/>
+            <w:r>
+              <w:rPr>
+                <w:rFonts w:ascii="Calibri" w:hAnsi="Calibri"/>
+                <w:b w:val="0"/>
+                <w:sz w:val="18"/>
+              </w:rPr>
+              <w:t>Done</w:t>
+            </w:r>
+          </w:p>
+        </w:tc>
+      </w:tr>
+      <w:tr>
+        <w:tc>
+          <w:tcPr>
+            <w:tcW w:type="dxa" w:w="5040"/>
+            <w:shd w:val="clear" w:color="auto" w:fill="F3EBFA"/>
+          </w:tcPr>
+          <w:p>
+            <w:r/>
+            <w:r>
+              <w:rPr>
+                <w:rFonts w:ascii="Calibri" w:hAnsi="Calibri"/>
+                <w:b w:val="0"/>
+                <w:sz w:val="18"/>
+              </w:rPr>
+              <w:t>CI history showing the three pull requests</w:t>
+            </w:r>
+          </w:p>
+        </w:tc>
+        <w:tc>
+          <w:tcPr>
+            <w:tcW w:type="dxa" w:w="4320"/>
+            <w:shd w:val="clear" w:color="auto" w:fill="F3EBFA"/>
+          </w:tcPr>
+          <w:p>
+            <w:r/>
+            <w:r>
+              <w:rPr>
+                <w:rFonts w:ascii="Calibri" w:hAnsi="Calibri"/>
+                <w:b w:val="0"/>
+                <w:sz w:val="18"/>
+              </w:rPr>
+              <w:t>Sec 10; Figures 4a, 4b</w:t>
+            </w:r>
+          </w:p>
+        </w:tc>
+        <w:tc>
+          <w:tcPr>
+            <w:tcW w:type="dxa" w:w="1584"/>
+            <w:shd w:val="clear" w:color="auto" w:fill="F3EBFA"/>
+          </w:tcPr>
+          <w:p>
+            <w:r/>
+            <w:r>
+              <w:rPr>
+                <w:rFonts w:ascii="Calibri" w:hAnsi="Calibri"/>
+                <w:b w:val="0"/>
+                <w:sz w:val="18"/>
+              </w:rPr>
+              <w:t>Done</w:t>
+            </w:r>
+          </w:p>
+        </w:tc>
+      </w:tr>
+      <w:tr>
+        <w:tc>
+          <w:tcPr>
+            <w:tcW w:type="dxa" w:w="5040"/>
+            <w:shd w:val="clear" w:color="auto" w:fill="FFFFFF"/>
+          </w:tcPr>
+          <w:p>
+            <w:r/>
+            <w:r>
+              <w:rPr>
+                <w:rFonts w:ascii="Calibri" w:hAnsi="Calibri"/>
+                <w:b w:val="0"/>
+                <w:sz w:val="18"/>
+              </w:rPr>
+              <w:t>Feature documentation table</w:t>
+            </w:r>
+          </w:p>
+        </w:tc>
+        <w:tc>
+          <w:tcPr>
+            <w:tcW w:type="dxa" w:w="4320"/>
+            <w:shd w:val="clear" w:color="auto" w:fill="FFFFFF"/>
+          </w:tcPr>
+          <w:p>
+            <w:r/>
+            <w:r>
+              <w:rPr>
+                <w:rFonts w:ascii="Calibri" w:hAnsi="Calibri"/>
+                <w:b w:val="0"/>
+                <w:sz w:val="18"/>
+              </w:rPr>
+              <w:t>Sec 06; docs/feature_table.md</w:t>
+            </w:r>
+          </w:p>
+        </w:tc>
+        <w:tc>
+          <w:tcPr>
+            <w:tcW w:type="dxa" w:w="1584"/>
+            <w:shd w:val="clear" w:color="auto" w:fill="FFFFFF"/>
+          </w:tcPr>
+          <w:p>
+            <w:r/>
+            <w:r>
+              <w:rPr>
+                <w:rFonts w:ascii="Calibri" w:hAnsi="Calibri"/>
+                <w:b w:val="0"/>
+                <w:sz w:val="18"/>
+              </w:rPr>
+              <w:t>Done</w:t>
+            </w:r>
+          </w:p>
+        </w:tc>
+      </w:tr>
+      <w:tr>
+        <w:tc>
+          <w:tcPr>
+            <w:tcW w:type="dxa" w:w="5040"/>
+            <w:shd w:val="clear" w:color="auto" w:fill="F3EBFA"/>
+          </w:tcPr>
+          <w:p>
+            <w:r/>
+            <w:r>
+              <w:rPr>
+                <w:rFonts w:ascii="Calibri" w:hAnsi="Calibri"/>
+                <w:b w:val="0"/>
+                <w:sz w:val="18"/>
+              </w:rPr>
+              <w:t>One-page metric justification</w:t>
+            </w:r>
+          </w:p>
+        </w:tc>
+        <w:tc>
+          <w:tcPr>
+            <w:tcW w:type="dxa" w:w="4320"/>
+            <w:shd w:val="clear" w:color="auto" w:fill="F3EBFA"/>
+          </w:tcPr>
+          <w:p>
+            <w:r/>
+            <w:r>
+              <w:rPr>
+                <w:rFonts w:ascii="Calibri" w:hAnsi="Calibri"/>
+                <w:b w:val="0"/>
+                <w:sz w:val="18"/>
+              </w:rPr>
+              <w:t>Sec 09; docs/metric_justification.md</w:t>
+            </w:r>
+          </w:p>
+        </w:tc>
+        <w:tc>
+          <w:tcPr>
+            <w:tcW w:type="dxa" w:w="1584"/>
+            <w:shd w:val="clear" w:color="auto" w:fill="F3EBFA"/>
+          </w:tcPr>
+          <w:p>
+            <w:r/>
+            <w:r>
+              <w:rPr>
+                <w:rFonts w:ascii="Calibri" w:hAnsi="Calibri"/>
+                <w:b w:val="0"/>
+                <w:sz w:val="18"/>
+              </w:rPr>
+              <w:t>Done</w:t>
+            </w:r>
+          </w:p>
+        </w:tc>
+      </w:tr>
+      <w:tr>
+        <w:tc>
+          <w:tcPr>
+            <w:tcW w:type="dxa" w:w="5040"/>
+            <w:shd w:val="clear" w:color="auto" w:fill="FFFFFF"/>
+          </w:tcPr>
+          <w:p>
+            <w:r/>
+            <w:r>
+              <w:rPr>
+                <w:rFonts w:ascii="Calibri" w:hAnsi="Calibri"/>
+                <w:b w:val="0"/>
+                <w:sz w:val="18"/>
+              </w:rPr>
+              <w:t>Threshold comparison table</w:t>
+            </w:r>
+          </w:p>
+        </w:tc>
+        <w:tc>
+          <w:tcPr>
+            <w:tcW w:type="dxa" w:w="4320"/>
+            <w:shd w:val="clear" w:color="auto" w:fill="FFFFFF"/>
+          </w:tcPr>
+          <w:p>
+            <w:r/>
+            <w:r>
+              <w:rPr>
+                <w:rFonts w:ascii="Calibri" w:hAnsi="Calibri"/>
+                <w:b w:val="0"/>
+                <w:sz w:val="18"/>
+              </w:rPr>
+              <w:t>Sec 12; docs/fairness_memo.md</w:t>
+            </w:r>
+          </w:p>
+        </w:tc>
+        <w:tc>
+          <w:tcPr>
+            <w:tcW w:type="dxa" w:w="1584"/>
+            <w:shd w:val="clear" w:color="auto" w:fill="FFFFFF"/>
+          </w:tcPr>
+          <w:p>
+            <w:r/>
+            <w:r>
+              <w:rPr>
+                <w:rFonts w:ascii="Calibri" w:hAnsi="Calibri"/>
+                <w:b w:val="0"/>
+                <w:sz w:val="18"/>
+              </w:rPr>
+              <w:t>Done</w:t>
+            </w:r>
+          </w:p>
+        </w:tc>
+      </w:tr>
+      <w:tr>
+        <w:tc>
+          <w:tcPr>
+            <w:tcW w:type="dxa" w:w="5040"/>
+            <w:shd w:val="clear" w:color="auto" w:fill="F3EBFA"/>
+          </w:tcPr>
+          <w:p>
+            <w:r/>
+            <w:r>
+              <w:rPr>
+                <w:rFonts w:ascii="Calibri" w:hAnsi="Calibri"/>
+                <w:b w:val="0"/>
+                <w:sz w:val="18"/>
+              </w:rPr>
+              <w:t>Subgroup breakdown by Income_Bracket</w:t>
+            </w:r>
+          </w:p>
+        </w:tc>
+        <w:tc>
+          <w:tcPr>
+            <w:tcW w:type="dxa" w:w="4320"/>
+            <w:shd w:val="clear" w:color="auto" w:fill="F3EBFA"/>
+          </w:tcPr>
+          <w:p>
+            <w:r/>
+            <w:r>
+              <w:rPr>
+                <w:rFonts w:ascii="Calibri" w:hAnsi="Calibri"/>
+                <w:b w:val="0"/>
+                <w:sz w:val="18"/>
+              </w:rPr>
+              <w:t>Sec 12</w:t>
+            </w:r>
+          </w:p>
+        </w:tc>
+        <w:tc>
+          <w:tcPr>
+            <w:tcW w:type="dxa" w:w="1584"/>
+            <w:shd w:val="clear" w:color="auto" w:fill="F3EBFA"/>
+          </w:tcPr>
+          <w:p>
+            <w:r/>
+            <w:r>
+              <w:rPr>
+                <w:rFonts w:ascii="Calibri" w:hAnsi="Calibri"/>
+                <w:b w:val="0"/>
+                <w:sz w:val="18"/>
+              </w:rPr>
+              <w:t>Done</w:t>
+            </w:r>
+          </w:p>
+        </w:tc>
+      </w:tr>
+      <w:tr>
+        <w:tc>
+          <w:tcPr>
+            <w:tcW w:type="dxa" w:w="5040"/>
+            <w:shd w:val="clear" w:color="auto" w:fill="FFFFFF"/>
+          </w:tcPr>
+          <w:p>
+            <w:r/>
+            <w:r>
+              <w:rPr>
+                <w:rFonts w:ascii="Calibri" w:hAnsi="Calibri"/>
+                <w:b w:val="0"/>
+                <w:sz w:val="18"/>
+              </w:rPr>
+              <w:t>Fairness-defense memo</w:t>
+            </w:r>
+          </w:p>
+        </w:tc>
+        <w:tc>
+          <w:tcPr>
+            <w:tcW w:type="dxa" w:w="4320"/>
+            <w:shd w:val="clear" w:color="auto" w:fill="FFFFFF"/>
+          </w:tcPr>
+          <w:p>
+            <w:r/>
+            <w:r>
+              <w:rPr>
+                <w:rFonts w:ascii="Calibri" w:hAnsi="Calibri"/>
+                <w:b w:val="0"/>
+                <w:sz w:val="18"/>
+              </w:rPr>
+              <w:t>Sec 12; docs/fairness_memo.md</w:t>
+            </w:r>
+          </w:p>
+        </w:tc>
+        <w:tc>
+          <w:tcPr>
+            <w:tcW w:type="dxa" w:w="1584"/>
+            <w:shd w:val="clear" w:color="auto" w:fill="FFFFFF"/>
+          </w:tcPr>
+          <w:p>
+            <w:r/>
+            <w:r>
+              <w:rPr>
+                <w:rFonts w:ascii="Calibri" w:hAnsi="Calibri"/>
+                <w:b w:val="0"/>
+                <w:sz w:val="18"/>
+              </w:rPr>
+              <w:t>Done</w:t>
+            </w:r>
+          </w:p>
+        </w:tc>
+      </w:tr>
+      <w:tr>
+        <w:tc>
+          <w:tcPr>
+            <w:tcW w:type="dxa" w:w="5040"/>
+            <w:shd w:val="clear" w:color="auto" w:fill="F3EBFA"/>
+          </w:tcPr>
+          <w:p>
+            <w:r/>
+            <w:r>
+              <w:rPr>
+                <w:rFonts w:ascii="Calibri" w:hAnsi="Calibri"/>
+                <w:b w:val="0"/>
+                <w:sz w:val="18"/>
+              </w:rPr>
+              <w:t>Short report on design decisions and v1 vs v2</w:t>
+            </w:r>
+          </w:p>
+        </w:tc>
+        <w:tc>
+          <w:tcPr>
+            <w:tcW w:type="dxa" w:w="4320"/>
+            <w:shd w:val="clear" w:color="auto" w:fill="F3EBFA"/>
+          </w:tcPr>
+          <w:p>
+            <w:r/>
+            <w:r>
+              <w:rPr>
+                <w:rFonts w:ascii="Calibri" w:hAnsi="Calibri"/>
+                <w:b w:val="0"/>
+                <w:sz w:val="18"/>
+              </w:rPr>
+              <w:t>This report; Sec 11</w:t>
+            </w:r>
+          </w:p>
+        </w:tc>
+        <w:tc>
+          <w:tcPr>
+            <w:tcW w:type="dxa" w:w="1584"/>
+            <w:shd w:val="clear" w:color="auto" w:fill="F3EBFA"/>
+          </w:tcPr>
+          <w:p>
+            <w:r/>
+            <w:r>
+              <w:rPr>
+                <w:rFonts w:ascii="Calibri" w:hAnsi="Calibri"/>
+                <w:b w:val="0"/>
+                <w:sz w:val="18"/>
+              </w:rPr>
+              <w:t>Done</w:t>
+            </w:r>
+          </w:p>
+        </w:tc>
+      </w:tr>
+      <w:tr>
+        <w:tc>
+          <w:tcPr>
+            <w:tcW w:type="dxa" w:w="5040"/>
+            <w:shd w:val="clear" w:color="auto" w:fill="FFFFFF"/>
+          </w:tcPr>
+          <w:p>
+            <w:r/>
+            <w:r>
+              <w:rPr>
+                <w:rFonts w:ascii="Calibri" w:hAnsi="Calibri"/>
+                <w:b w:val="0"/>
+                <w:sz w:val="18"/>
+              </w:rPr>
+              <w:t>5-minute demonstration</w:t>
+            </w:r>
+          </w:p>
+        </w:tc>
+        <w:tc>
+          <w:tcPr>
+            <w:tcW w:type="dxa" w:w="4320"/>
+            <w:shd w:val="clear" w:color="auto" w:fill="FFFFFF"/>
+          </w:tcPr>
+          <w:p>
+            <w:r/>
+            <w:r>
+              <w:rPr>
+                <w:rFonts w:ascii="Calibri" w:hAnsi="Calibri"/>
+                <w:b w:val="0"/>
+                <w:sz w:val="18"/>
+              </w:rPr>
+              <w:t>Live or recorded by the team</w:t>
+            </w:r>
+          </w:p>
+        </w:tc>
+        <w:tc>
+          <w:tcPr>
+            <w:tcW w:type="dxa" w:w="1584"/>
+            <w:shd w:val="clear" w:color="auto" w:fill="FFFFFF"/>
+          </w:tcPr>
+          <w:p>
+            <w:r/>
+            <w:r>
+              <w:rPr>
+                <w:rFonts w:ascii="Calibri" w:hAnsi="Calibri"/>
+                <w:b w:val="0"/>
+                <w:sz w:val="18"/>
+              </w:rPr>
+              <w:t>Pending demo</w:t>
+            </w:r>
+          </w:p>
+        </w:tc>
+      </w:tr>
+    </w:tbl>
+    <w:p>
+      <w:pPr>
+        <w:spacing w:after="40"/>
+      </w:pPr>
+    </w:p>
     <w:sectPr>
+      <w:footerReference w:type="default" r:id="rId9"/>
       <w:pgSz w:w="12240" w:h="15840"/>
-      <w:pgMar w:top="1008" w:right="1152" w:bottom="1008" w:left="1152" w:header="720" w:footer="720" w:gutter="0"/>
+      <w:pgMar w:top="1008" w:right="1224" w:bottom="1008" w:left="1224" w:header="720" w:footer="720" w:gutter="0"/>
       <w:cols w:space="720"/>
       <w:docGrid w:linePitch="360"/>
     </w:sectPr>
   </w:body>
 </w:document>
+</file>
+
+<file path=word/footer1.xml><?xml version="1.0" encoding="utf-8"?>
+<w:ftr xmlns:m="http://schemas.openxmlformats.org/officeDocument/2006/math" xmlns:mc="http://schemas.openxmlformats.org/markup-compatibility/2006" xmlns:mo="http://schemas.microsoft.com/office/mac/office/2008/main" xmlns:mv="urn:schemas-microsoft-com:mac:vml" xmlns:o="urn:schemas-microsoft-com:office:office" xmlns:r="http://schemas.openxmlformats.org/officeDocument/2006/relationships" xmlns:v="urn:schemas-microsoft-com:vml" xmlns:w10="urn:schemas-microsoft-com:office:word" xmlns:w14="http://schemas.microsoft.com/office/word/2010/wordml" xmlns:w="http://schemas.openxmlformats.org/wordprocessingml/2006/main" xmlns:wne="http://schemas.microsoft.com/office/word/2006/wordml" xmlns:wp14="http://schemas.microsoft.com/office/word/2010/wordprocessingDrawing" xmlns:wp="http://schemas.openxmlformats.org/drawingml/2006/wordprocessingDrawing" xmlns:wpc="http://schemas.microsoft.com/office/word/2010/wordprocessingCanvas" xmlns:wpg="http://schemas.microsoft.com/office/word/2010/wordprocessingGroup" xmlns:wpi="http://schemas.microsoft.com/office/word/2010/wordprocessingInk" xmlns:wps="http://schemas.microsoft.com/office/word/2010/wordprocessingShape" mc:Ignorable="w14 wp14">
+  <w:p>
+    <w:pPr>
+      <w:pStyle w:val="Footer"/>
+      <w:jc w:val="center"/>
+    </w:pPr>
+    <w:r>
+      <w:rPr>
+        <w:color w:val="555555"/>
+        <w:sz w:val="16"/>
+      </w:rPr>
+      <w:t xml:space="preserve">Credit Risk CI/CD Gate   .   Aditya Nariyapara (B009) and Shreya Dutt (B016)   .   </w:t>
+    </w:r>
+    <w:fldSimple w:instr="PAGE">
+      <w:r>
+        <w:t>1</w:t>
+      </w:r>
+    </w:fldSimple>
+  </w:p>
+</w:ftr>
 </file>
 
 <file path=word/numbering.xml><?xml version="1.0" encoding="utf-8"?>

--- a/report/Project1_Credit_Risk_Report.docx
+++ b/report/Project1_Credit_Risk_Report.docx
@@ -195,7 +195,7 @@
                 <w:color w:val="6A1B9A"/>
                 <w:sz w:val="28"/>
               </w:rPr>
-              <w:t>21 / 21</w:t>
+              <w:t>28 / 28</w:t>
             </w:r>
           </w:p>
           <w:p>
@@ -5549,7 +5549,35 @@
           <w:i w:val="0"/>
           <w:sz w:val="21"/>
         </w:rPr>
-        <w:t>A GitHub Actions workflow runs on every pull request into main. It installs dependencies, restores the data with dvc pull, runs pytest, trains with the CI configuration, compares the best model PR-AUC to the baseline, and blocks the merge if a test fails or the model is worse. It writes a short Markdown summary a reviewer can read without opening logs.</w:t>
+        <w:t>A GitHub Actions workflow runs on every pull request into main. It installs dependencies, restores the data with dvc pull, runs the 28 unit tests, then applies two gates in order and blocks the merge if either fails. It writes a short Markdown summary a reviewer can read without opening logs.</w:t>
+      </w:r>
+    </w:p>
+    <w:p>
+      <w:pPr>
+        <w:spacing w:before="180" w:after="60"/>
+      </w:pPr>
+      <w:r>
+        <w:rPr>
+          <w:rFonts w:ascii="Calibri" w:hAnsi="Calibri"/>
+          <w:b/>
+          <w:color w:val="8E3CC4"/>
+          <w:sz w:val="24"/>
+        </w:rPr>
+        <w:t>Two gates: data then model</w:t>
+      </w:r>
+    </w:p>
+    <w:p>
+      <w:pPr>
+        <w:spacing w:after="120" w:before="0"/>
+      </w:pPr>
+      <w:r>
+        <w:rPr>
+          <w:rFonts w:ascii="Calibri" w:hAnsi="Calibri"/>
+          <w:b w:val="0"/>
+          <w:i w:val="0"/>
+          <w:sz w:val="21"/>
+        </w:rPr>
+        <w:t>A data gate (scripts/validate_data.py) runs first and rejects a batch whose schema is wrong, whose missing-value share in any column exceeds 10 percent, or whose values fall outside sane ranges (for example an age above 100). Only if the data passes does the model gate train and compare to the baseline. This mirrors a real retraining pipeline, where bad data is stopped before it can produce a bad model. The gate summary also reports the subgroup false-negative-rate gap on every run, and a configurable max_fairness_gap can turn that report into a hard check.</w:t>
       </w:r>
     </w:p>
     <w:p>
